--- a/datalabtasks_deliverables/Task 4.2 Legal Risk Assessment and GDPR Complianc/FinalReportILO3_Template.docx
+++ b/datalabtasks_deliverables/Task 4.2 Legal Risk Assessment and GDPR Complianc/FinalReportILO3_Template.docx
@@ -1,6 +1,6 @@
 
 <file path=word/document.xml><?xml version="1.0" encoding="utf-8"?>
-<w:document xmlns:wpc="http://schemas.microsoft.com/office/word/2010/wordprocessingCanvas" xmlns:cx="http://schemas.microsoft.com/office/drawing/2014/chartex" xmlns:cx1="http://schemas.microsoft.com/office/drawing/2015/9/8/chartex" xmlns:cx2="http://schemas.microsoft.com/office/drawing/2015/10/21/chartex" xmlns:cx3="http://schemas.microsoft.com/office/drawing/2016/5/9/chartex" xmlns:cx4="http://schemas.microsoft.com/office/drawing/2016/5/10/chartex" xmlns:cx5="http://schemas.microsoft.com/office/drawing/2016/5/11/chartex" xmlns:cx6="http://schemas.microsoft.com/office/drawing/2016/5/12/chartex" xmlns:cx7="http://schemas.microsoft.com/office/drawing/2016/5/13/chartex" xmlns:cx8="http://schemas.microsoft.com/office/drawing/2016/5/14/chartex" xmlns:mc="http://schemas.openxmlformats.org/markup-compatibility/2006" xmlns:aink="http://schemas.microsoft.com/office/drawing/2016/ink" xmlns:am3d="http://schemas.microsoft.com/office/drawing/2017/model3d" xmlns:o="urn:schemas-microsoft-com:office:office" xmlns:oel="http://schemas.microsoft.com/office/2019/extlst" xmlns:r="http://schemas.openxmlformats.org/officeDocument/2006/relationships" xmlns:m="http://schemas.openxmlformats.org/officeDocument/2006/math" xmlns:v="urn:schemas-microsoft-com:vml" xmlns:wp14="http://schemas.microsoft.com/office/word/2010/wordprocessingDrawing" xmlns:wp="http://schemas.openxmlformats.org/drawingml/2006/wordprocessingDrawing" xmlns:w10="urn:schemas-microsoft-com:office:word" xmlns:w="http://schemas.openxmlformats.org/wordprocessingml/2006/main" xmlns:w14="http://schemas.microsoft.com/office/word/2010/wordml" xmlns:w15="http://schemas.microsoft.com/office/word/2012/wordml" xmlns:w16cex="http://schemas.microsoft.com/office/word/2018/wordml/cex" xmlns:w16cid="http://schemas.microsoft.com/office/word/2016/wordml/cid" xmlns:w16="http://schemas.microsoft.com/office/word/2018/wordml" xmlns:w16du="http://schemas.microsoft.com/office/word/2023/wordml/word16du" xmlns:w16sdtdh="http://schemas.microsoft.com/office/word/2020/wordml/sdtdatahash" xmlns:w16sdtfl="http://schemas.microsoft.com/office/word/2024/wordml/sdtformatlock" xmlns:w16se="http://schemas.microsoft.com/office/word/2015/wordml/symex" xmlns:wpg="http://schemas.microsoft.com/office/word/2010/wordprocessingGroup" xmlns:wpi="http://schemas.microsoft.com/office/word/2010/wordprocessingInk" xmlns:wne="http://schemas.microsoft.com/office/word/2006/wordml" xmlns:wps="http://schemas.microsoft.com/office/word/2010/wordprocessingShape" xmlns:a="http://schemas.openxmlformats.org/drawingml/2006/main" mc:Ignorable="w14 w15 w16se w16cid w16 w16cex w16sdtdh w16sdtfl w16du wp14">
+<w:document xmlns:wpc="http://schemas.microsoft.com/office/word/2010/wordprocessingCanvas" xmlns:cx="http://schemas.microsoft.com/office/drawing/2014/chartex" xmlns:cx1="http://schemas.microsoft.com/office/drawing/2015/9/8/chartex" xmlns:cx2="http://schemas.microsoft.com/office/drawing/2015/10/21/chartex" xmlns:cx3="http://schemas.microsoft.com/office/drawing/2016/5/9/chartex" xmlns:cx4="http://schemas.microsoft.com/office/drawing/2016/5/10/chartex" xmlns:cx5="http://schemas.microsoft.com/office/drawing/2016/5/11/chartex" xmlns:cx6="http://schemas.microsoft.com/office/drawing/2016/5/12/chartex" xmlns:cx7="http://schemas.microsoft.com/office/drawing/2016/5/13/chartex" xmlns:cx8="http://schemas.microsoft.com/office/drawing/2016/5/14/chartex" xmlns:mc="http://schemas.openxmlformats.org/markup-compatibility/2006" xmlns:aink="http://schemas.microsoft.com/office/drawing/2016/ink" xmlns:am3d="http://schemas.microsoft.com/office/drawing/2017/model3d" xmlns:o="urn:schemas-microsoft-com:office:office" xmlns:oel="http://schemas.microsoft.com/office/2019/extlst" xmlns:r="http://schemas.openxmlformats.org/officeDocument/2006/relationships" xmlns:m="http://schemas.openxmlformats.org/officeDocument/2006/math" xmlns:v="urn:schemas-microsoft-com:vml" xmlns:wp14="http://schemas.microsoft.com/office/word/2010/wordprocessingDrawing" xmlns:wp="http://schemas.openxmlformats.org/drawingml/2006/wordprocessingDrawing" xmlns:w10="urn:schemas-microsoft-com:office:word" xmlns:w="http://schemas.openxmlformats.org/wordprocessingml/2006/main" xmlns:w14="http://schemas.microsoft.com/office/word/2010/wordml" xmlns:w15="http://schemas.microsoft.com/office/word/2012/wordml" xmlns:w16cex="http://schemas.microsoft.com/office/word/2018/wordml/cex" xmlns:w16cid="http://schemas.microsoft.com/office/word/2016/wordml/cid" xmlns:w16="http://schemas.microsoft.com/office/word/2018/wordml" xmlns:w16du="http://schemas.microsoft.com/office/word/2023/wordml/word16du" xmlns:w16sdtdh="http://schemas.microsoft.com/office/word/2020/wordml/sdtdatahash" xmlns:w16sdtfl="http://schemas.microsoft.com/office/word/2024/wordml/sdtformatlock" xmlns:w16se="http://schemas.microsoft.com/office/word/2015/wordml/symex" xmlns:wpg="http://schemas.microsoft.com/office/word/2010/wordprocessingGroup" xmlns:wpi="http://schemas.microsoft.com/office/word/2010/wordprocessingInk" xmlns:wne="http://schemas.microsoft.com/office/word/2006/wordml" xmlns:wps="http://schemas.microsoft.com/office/word/2010/wordprocessingShape" mc:Ignorable="w14 w15 w16se w16cid w16 w16cex w16sdtdh w16sdtfl w16du wp14">
   <w:body>
     <w:tbl>
       <w:tblPr>
@@ -36,13 +36,22 @@
           <w:p>
             <w:pPr>
               <w:pStyle w:val="BUASTitle"/>
-              <w:framePr w:wrap="auto" w:hAnchor="text" w:vAnchor="margin" w:xAlign="left" w:yAlign="inline"/>
+              <w:framePr w:wrap="auto" w:vAnchor="margin" w:hAnchor="text" w:xAlign="left" w:yAlign="inline"/>
               <w:suppressOverlap w:val="0"/>
+              <w:rPr>
+                <w:lang w:val="en-US"/>
+              </w:rPr>
             </w:pPr>
             <w:r>
+              <w:rPr>
+                <w:lang w:val="en-US"/>
+              </w:rPr>
               <w:t xml:space="preserve">Final Report ILO </w:t>
             </w:r>
             <w:r>
+              <w:rPr>
+                <w:lang w:val="en-US"/>
+              </w:rPr>
               <w:t>3</w:t>
             </w:r>
           </w:p>
@@ -51,7 +60,7 @@
       <w:tr>
         <w:trPr>
           <w:cantSplit/>
-          <w:trHeight w:val="1077" w:hRule="exact"/>
+          <w:trHeight w:hRule="exact" w:val="1077"/>
         </w:trPr>
         <w:tc>
           <w:tcPr>
@@ -69,10 +78,13 @@
               <w:pStyle w:val="BUASSubTitle"/>
               <w:framePr w:wrap="auto" w:vAnchor="margin" w:yAlign="inline"/>
               <w:rPr>
-                <w:noProof/>
+                <w:lang w:val="en-US"/>
               </w:rPr>
             </w:pPr>
             <w:r>
+              <w:rPr>
+                <w:lang w:val="en-US"/>
+              </w:rPr>
               <w:t>Legal Assessment</w:t>
             </w:r>
           </w:p>
@@ -84,7 +96,7 @@
         <w:sectPr>
           <w:footerReference w:type="default" r:id="rId11"/>
           <w:headerReference w:type="first" r:id="rId12"/>
-          <w:pgSz w:w="11906" w:h="16838" w:orient="portrait"/>
+          <w:pgSz w:w="11906" w:h="16838"/>
           <w:pgMar w:top="1134" w:right="1134" w:bottom="1985" w:left="1418" w:header="709" w:footer="454" w:gutter="0"/>
           <w:cols w:space="708"/>
           <w:titlePg/>
@@ -92,8 +104,7 @@
       </w:pPr>
       <w:r>
         <w:rPr>
-          <w:noProof/>
-          <w:lang w:val="nl-NL" w:eastAsia="nl-NL"/>
+          <w:lang w:eastAsia="nl-NL"/>
         </w:rPr>
         <mc:AlternateContent>
           <mc:Choice Requires="wps">
@@ -184,8 +195,8 @@
           </mc:Choice>
           <mc:Fallback>
             <w:pict>
-              <v:rect id="Rechthoek 4" style="position:absolute;margin-left:-23.8pt;margin-top:210.45pt;width:501.75pt;height:490.4pt;z-index:251659264;visibility:visible;mso-wrap-style:square;mso-width-percent:0;mso-height-percent:0;mso-wrap-distance-left:9pt;mso-wrap-distance-top:0;mso-wrap-distance-right:9pt;mso-wrap-distance-bottom:0;mso-position-horizontal:absolute;mso-position-horizontal-relative:text;mso-position-vertical:absolute;mso-position-vertical-relative:page;mso-width-percent:0;mso-height-percent:0;mso-width-relative:margin;mso-height-relative:margin;v-text-anchor:middle" o:spid="_x0000_s1026" o:allowoverlap="f" stroked="f" strokeweight="1pt" w14:anchorId="135E176D" o:gfxdata="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">
-                <v:fill type="frame" o:title="" recolor="t" r:id="rId14"/>
+              <v:rect w14:anchorId="135E176D" id="Rechthoek 4" o:spid="_x0000_s1026" style="position:absolute;margin-left:-23.8pt;margin-top:210.45pt;width:501.75pt;height:490.4pt;z-index:251659264;visibility:visible;mso-wrap-style:square;mso-width-percent:0;mso-height-percent:0;mso-wrap-distance-left:9pt;mso-wrap-distance-top:0;mso-wrap-distance-right:9pt;mso-wrap-distance-bottom:0;mso-position-horizontal:absolute;mso-position-horizontal-relative:text;mso-position-vertical:absolute;mso-position-vertical-relative:page;mso-width-percent:0;mso-height-percent:0;mso-width-relative:margin;mso-height-relative:margin;v-text-anchor:middle" o:gfxdata="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" o:allowoverlap="f" stroked="f" strokeweight="1pt">
+                <v:fill r:id="rId14" o:title="" recolor="t" type="frame"/>
                 <v:textbox>
                   <w:txbxContent>
                     <w:p>
@@ -208,8 +219,7 @@
       </w:r>
       <w:r>
         <w:rPr>
-          <w:noProof/>
-          <w:lang w:val="nl-NL" w:eastAsia="nl-NL"/>
+          <w:lang w:eastAsia="nl-NL"/>
         </w:rPr>
         <mc:AlternateContent>
           <mc:Choice Requires="wps">
@@ -289,11 +299,11 @@
           </mc:Choice>
           <mc:Fallback>
             <w:pict>
-              <v:shapetype id="_x0000_t202" coordsize="21600,21600" o:spt="202" path="m,l,21600r21600,l21600,xe" w14:anchorId="1CA1327A">
+              <v:shapetype w14:anchorId="1CA1327A" id="_x0000_t202" coordsize="21600,21600" o:spt="202" path="m,l,21600r21600,l21600,xe">
                 <v:stroke joinstyle="miter"/>
                 <v:path gradientshapeok="t" o:connecttype="rect"/>
               </v:shapetype>
-              <v:shape id="Tekstvak 10" style="position:absolute;margin-left:-32pt;margin-top:721.55pt;width:201.6pt;height:43.8pt;z-index:251660288;visibility:visible;mso-wrap-style:square;mso-width-percent:0;mso-wrap-distance-left:9pt;mso-wrap-distance-top:0;mso-wrap-distance-right:9pt;mso-wrap-distance-bottom:0;mso-position-horizontal:absolute;mso-position-horizontal-relative:text;mso-position-vertical:absolute;mso-position-vertical-relative:text;mso-width-percent:0;mso-width-relative:margin;v-text-anchor:top" o:spid="_x0000_s1027" filled="f" stroked="f" strokeweight=".5pt" type="#_x0000_t202" o:gfxdata="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">
+              <v:shape id="Tekstvak 10" o:spid="_x0000_s1027" type="#_x0000_t202" style="position:absolute;margin-left:-32pt;margin-top:721.55pt;width:201.6pt;height:43.8pt;z-index:251660288;visibility:visible;mso-wrap-style:square;mso-width-percent:0;mso-wrap-distance-left:9pt;mso-wrap-distance-top:0;mso-wrap-distance-right:9pt;mso-wrap-distance-bottom:0;mso-position-horizontal:absolute;mso-position-horizontal-relative:text;mso-position-vertical:absolute;mso-position-vertical-relative:text;mso-width-percent:0;mso-width-relative:margin;v-text-anchor:top" o:gfxdata="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" filled="f" stroked="f" strokeweight=".5pt">
                 <v:textbox>
                   <w:txbxContent>
                     <w:p>
@@ -344,7 +354,7 @@
           <w:szCs w:val="38"/>
         </w:rPr>
       </w:pPr>
-      <w:bookmarkStart w:name="_Toc187237213" w:id="0"/>
+      <w:bookmarkStart w:id="0" w:name="_Toc187237213"/>
       <w:r>
         <w:rPr>
           <w:color w:val="ED7D31" w:themeColor="accent2"/>
@@ -364,24 +374,23 @@
         </w:rPr>
       </w:pPr>
     </w:p>
-    <w:bookmarkStart w:name="_Toc187233390" w:id="1"/>
-    <w:bookmarkStart w:name="_Toc187237084" w:id="2"/>
+    <w:bookmarkStart w:id="1" w:name="_Toc187233390"/>
+    <w:bookmarkStart w:id="2" w:name="_Toc187237084"/>
     <w:p>
       <w:pPr>
-        <w:pStyle w:val="TOC1"/>
+        <w:pStyle w:val="TJ1"/>
         <w:tabs>
-          <w:tab w:val="right" w:leader="none" w:pos="9330"/>
+          <w:tab w:val="clear" w:pos="9344"/>
+          <w:tab w:val="right" w:pos="9330"/>
         </w:tabs>
         <w:rPr>
-          <w:rFonts w:ascii="Calibri" w:hAnsi="Calibri" w:eastAsia="" w:cs="Arial" w:asciiTheme="minorAscii" w:hAnsiTheme="minorAscii" w:eastAsiaTheme="minorEastAsia" w:cstheme="minorBidi"/>
+          <w:rFonts w:asciiTheme="minorHAnsi" w:eastAsiaTheme="minorEastAsia" w:hAnsiTheme="minorHAnsi" w:cstheme="minorBidi"/>
           <w:b w:val="0"/>
-          <w:bCs w:val="0"/>
-          <w:noProof/>
           <w:color w:val="auto"/>
           <w:kern w:val="2"/>
           <w:sz w:val="24"/>
           <w:szCs w:val="24"/>
-          <w:lang w:val="en-US" w:eastAsia="en-GB"/>
+          <w:lang w:eastAsia="en-GB"/>
           <w14:ligatures w14:val="standardContextual"/>
         </w:rPr>
       </w:pPr>
@@ -389,7 +398,7 @@
         <w:fldChar w:fldCharType="begin"/>
       </w:r>
       <w:r>
-        <w:instrText xml:space="preserve">TOC \o "1-3" \z \u \h</w:instrText>
+        <w:instrText>TOC \o "1-3" \z \u \h</w:instrText>
       </w:r>
       <w:r>
         <w:fldChar w:fldCharType="separate"/>
@@ -397,7 +406,7 @@
       <w:hyperlink w:anchor="_Toc1076127812">
         <w:r>
           <w:rPr>
-            <w:rStyle w:val="Hyperlink"/>
+            <w:rStyle w:val="Hiperhivatkozs"/>
           </w:rPr>
           <w:t>Task 4.1: Identification of Legal obligations and requirements. (Individual Task)</w:t>
         </w:r>
@@ -408,14 +417,14 @@
           <w:fldChar w:fldCharType="begin"/>
         </w:r>
         <w:r>
-          <w:instrText xml:space="preserve">PAGEREF _Toc1076127812 \h</w:instrText>
+          <w:instrText>PAGEREF _Toc1076127812 \h</w:instrText>
         </w:r>
         <w:r>
           <w:fldChar w:fldCharType="separate"/>
         </w:r>
         <w:r>
           <w:rPr>
-            <w:rStyle w:val="Hyperlink"/>
+            <w:rStyle w:val="Hiperhivatkozs"/>
           </w:rPr>
           <w:t>2</w:t>
         </w:r>
@@ -426,27 +435,26 @@
     </w:p>
     <w:p>
       <w:pPr>
-        <w:pStyle w:val="TOC1"/>
+        <w:pStyle w:val="TJ1"/>
         <w:tabs>
-          <w:tab w:val="right" w:leader="none" w:pos="9330"/>
+          <w:tab w:val="clear" w:pos="9344"/>
+          <w:tab w:val="right" w:pos="9330"/>
         </w:tabs>
         <w:rPr>
-          <w:rFonts w:ascii="Calibri" w:hAnsi="Calibri" w:eastAsia="" w:cs="Arial" w:asciiTheme="minorAscii" w:hAnsiTheme="minorAscii" w:eastAsiaTheme="minorEastAsia" w:cstheme="minorBidi"/>
+          <w:rFonts w:asciiTheme="minorHAnsi" w:eastAsiaTheme="minorEastAsia" w:hAnsiTheme="minorHAnsi" w:cstheme="minorBidi"/>
           <w:b w:val="0"/>
-          <w:bCs w:val="0"/>
-          <w:noProof/>
           <w:color w:val="auto"/>
           <w:kern w:val="2"/>
           <w:sz w:val="24"/>
           <w:szCs w:val="24"/>
-          <w:lang w:val="en-US" w:eastAsia="en-GB"/>
+          <w:lang w:eastAsia="en-GB"/>
           <w14:ligatures w14:val="standardContextual"/>
         </w:rPr>
       </w:pPr>
       <w:hyperlink w:anchor="_Toc276312716">
         <w:r>
           <w:rPr>
-            <w:rStyle w:val="Hyperlink"/>
+            <w:rStyle w:val="Hiperhivatkozs"/>
           </w:rPr>
           <w:t>Task 4.2: AI System Development: Legal Risk Assessment. (Group Task)</w:t>
         </w:r>
@@ -457,14 +465,14 @@
           <w:fldChar w:fldCharType="begin"/>
         </w:r>
         <w:r>
-          <w:instrText xml:space="preserve">PAGEREF _Toc276312716 \h</w:instrText>
+          <w:instrText>PAGEREF _Toc276312716 \h</w:instrText>
         </w:r>
         <w:r>
           <w:fldChar w:fldCharType="separate"/>
         </w:r>
         <w:r>
           <w:rPr>
-            <w:rStyle w:val="Hyperlink"/>
+            <w:rStyle w:val="Hiperhivatkozs"/>
           </w:rPr>
           <w:t>3</w:t>
         </w:r>
@@ -475,27 +483,26 @@
     </w:p>
     <w:p>
       <w:pPr>
-        <w:pStyle w:val="TOC1"/>
+        <w:pStyle w:val="TJ1"/>
         <w:tabs>
-          <w:tab w:val="right" w:leader="none" w:pos="9330"/>
+          <w:tab w:val="clear" w:pos="9344"/>
+          <w:tab w:val="right" w:pos="9330"/>
         </w:tabs>
         <w:rPr>
-          <w:rFonts w:ascii="Calibri" w:hAnsi="Calibri" w:eastAsia="" w:cs="Arial" w:asciiTheme="minorAscii" w:hAnsiTheme="minorAscii" w:eastAsiaTheme="minorEastAsia" w:cstheme="minorBidi"/>
+          <w:rFonts w:asciiTheme="minorHAnsi" w:eastAsiaTheme="minorEastAsia" w:hAnsiTheme="minorHAnsi" w:cstheme="minorBidi"/>
           <w:b w:val="0"/>
-          <w:bCs w:val="0"/>
-          <w:noProof/>
           <w:color w:val="auto"/>
           <w:kern w:val="2"/>
           <w:sz w:val="24"/>
           <w:szCs w:val="24"/>
-          <w:lang w:val="en-US" w:eastAsia="en-GB"/>
+          <w:lang w:eastAsia="en-GB"/>
           <w14:ligatures w14:val="standardContextual"/>
         </w:rPr>
       </w:pPr>
       <w:hyperlink w:anchor="_Toc507343015">
         <w:r>
           <w:rPr>
-            <w:rStyle w:val="Hyperlink"/>
+            <w:rStyle w:val="Hiperhivatkozs"/>
           </w:rPr>
           <w:t>References</w:t>
         </w:r>
@@ -506,14 +513,14 @@
           <w:fldChar w:fldCharType="begin"/>
         </w:r>
         <w:r>
-          <w:instrText xml:space="preserve">PAGEREF _Toc507343015 \h</w:instrText>
+          <w:instrText>PAGEREF _Toc507343015 \h</w:instrText>
         </w:r>
         <w:r>
           <w:fldChar w:fldCharType="separate"/>
         </w:r>
         <w:r>
           <w:rPr>
-            <w:rStyle w:val="Hyperlink"/>
+            <w:rStyle w:val="Hiperhivatkozs"/>
           </w:rPr>
           <w:t>4</w:t>
         </w:r>
@@ -527,7 +534,7 @@
     </w:p>
     <w:p>
       <w:pPr>
-        <w:pStyle w:val="Heading1"/>
+        <w:pStyle w:val="Cmsor1"/>
         <w:numPr>
           <w:ilvl w:val="0"/>
           <w:numId w:val="0"/>
@@ -552,52 +559,39 @@
     </w:p>
     <w:p>
       <w:pPr>
-        <w:pStyle w:val="Heading1"/>
+        <w:pStyle w:val="Cmsor1"/>
         <w:numPr>
           <w:ilvl w:val="0"/>
           <w:numId w:val="0"/>
         </w:numPr>
       </w:pPr>
+      <w:bookmarkStart w:id="3" w:name="_Toc1076127812"/>
       <w:bookmarkEnd w:id="1"/>
       <w:bookmarkEnd w:id="2"/>
-      <w:bookmarkStart w:name="_Toc1076127812" w:id="1872584109"/>
-      <w:r>
-        <w:rPr/>
+      <w:r>
+        <w:lastRenderedPageBreak/>
         <w:t xml:space="preserve">Task </w:t>
       </w:r>
       <w:r>
-        <w:rPr/>
         <w:t>4</w:t>
       </w:r>
       <w:r>
-        <w:rPr/>
         <w:t>.1:</w:t>
       </w:r>
       <w:r>
-        <w:rPr/>
         <w:t xml:space="preserve"> Identification of </w:t>
       </w:r>
       <w:r>
-        <w:rPr/>
-        <w:t xml:space="preserve">Legal </w:t>
-      </w:r>
-      <w:r>
-        <w:rPr/>
-        <w:t>obligations and requirements</w:t>
-      </w:r>
-      <w:r>
-        <w:rPr/>
-        <w:t xml:space="preserve">. </w:t>
-      </w:r>
-      <w:r>
-        <w:rPr/>
+        <w:t xml:space="preserve">Legal obligations and requirements. </w:t>
+      </w:r>
+      <w:r>
         <w:t>(Individual Task)</w:t>
       </w:r>
-      <w:bookmarkEnd w:id="1872584109"/>
+      <w:bookmarkEnd w:id="3"/>
     </w:p>
     <w:p>
       <w:pPr>
-        <w:pStyle w:val="ListParagraph"/>
+        <w:pStyle w:val="Listaszerbekezds"/>
         <w:numPr>
           <w:ilvl w:val="1"/>
           <w:numId w:val="9"/>
@@ -634,7 +628,7 @@
     </w:p>
     <w:p>
       <w:pPr>
-        <w:pStyle w:val="ListParagraph"/>
+        <w:pStyle w:val="Listaszerbekezds"/>
         <w:numPr>
           <w:ilvl w:val="0"/>
           <w:numId w:val="26"/>
@@ -650,7 +644,7 @@
     </w:p>
     <w:p>
       <w:pPr>
-        <w:pStyle w:val="ListParagraph"/>
+        <w:pStyle w:val="Listaszerbekezds"/>
         <w:numPr>
           <w:ilvl w:val="0"/>
           <w:numId w:val="26"/>
@@ -666,7 +660,7 @@
     </w:p>
     <w:p>
       <w:pPr>
-        <w:pStyle w:val="ListParagraph"/>
+        <w:pStyle w:val="Listaszerbekezds"/>
         <w:numPr>
           <w:ilvl w:val="0"/>
           <w:numId w:val="26"/>
@@ -690,7 +684,7 @@
     </w:p>
     <w:p>
       <w:pPr>
-        <w:pStyle w:val="ListParagraph"/>
+        <w:pStyle w:val="Listaszerbekezds"/>
         <w:numPr>
           <w:ilvl w:val="1"/>
           <w:numId w:val="9"/>
@@ -724,7 +718,7 @@
     </w:p>
     <w:p>
       <w:pPr>
-        <w:pStyle w:val="ListParagraph"/>
+        <w:pStyle w:val="Listaszerbekezds"/>
         <w:numPr>
           <w:ilvl w:val="0"/>
           <w:numId w:val="27"/>
@@ -735,18 +729,12 @@
         <w:textAlignment w:val="auto"/>
       </w:pPr>
       <w:r>
-        <w:t xml:space="preserve">Based on </w:t>
-      </w:r>
-      <w:r>
-        <w:t>The EU Artificial Intelligence Act</w:t>
-      </w:r>
-      <w:r>
-        <w:t xml:space="preserve">, identify the level of risk associated with the AI system you intend to propose. </w:t>
+        <w:t xml:space="preserve">Based on The EU Artificial Intelligence Act, identify the level of risk associated with the AI system you intend to propose. </w:t>
       </w:r>
     </w:p>
     <w:p>
       <w:pPr>
-        <w:pStyle w:val="ListParagraph"/>
+        <w:pStyle w:val="Listaszerbekezds"/>
         <w:numPr>
           <w:ilvl w:val="0"/>
           <w:numId w:val="27"/>
@@ -795,7 +783,7 @@
     </w:p>
     <w:p>
       <w:pPr>
-        <w:pStyle w:val="ListParagraph"/>
+        <w:pStyle w:val="Listaszerbekezds"/>
         <w:ind w:left="360"/>
         <w:rPr>
           <w:rFonts w:eastAsia="Times New Roman"/>
@@ -817,7 +805,7 @@
     </w:p>
     <w:p>
       <w:pPr>
-        <w:pStyle w:val="ListParagraph"/>
+        <w:pStyle w:val="Listaszerbekezds"/>
         <w:numPr>
           <w:ilvl w:val="0"/>
           <w:numId w:val="27"/>
@@ -833,7 +821,7 @@
     </w:p>
     <w:p>
       <w:pPr>
-        <w:pStyle w:val="ListParagraph"/>
+        <w:pStyle w:val="Listaszerbekezds"/>
         <w:numPr>
           <w:ilvl w:val="0"/>
           <w:numId w:val="27"/>
@@ -849,7 +837,7 @@
     </w:p>
     <w:p>
       <w:pPr>
-        <w:pStyle w:val="ListParagraph"/>
+        <w:pStyle w:val="Listaszerbekezds"/>
         <w:numPr>
           <w:ilvl w:val="0"/>
           <w:numId w:val="27"/>
@@ -865,7 +853,7 @@
     </w:p>
     <w:p>
       <w:pPr>
-        <w:pStyle w:val="ListParagraph"/>
+        <w:pStyle w:val="Listaszerbekezds"/>
         <w:suppressAutoHyphens w:val="0"/>
         <w:autoSpaceDN/>
         <w:spacing w:line="240" w:lineRule="auto"/>
@@ -875,55 +863,46 @@
     </w:p>
     <w:p>
       <w:pPr>
-        <w:pStyle w:val="Heading1"/>
+        <w:pStyle w:val="Cmsor1"/>
         <w:numPr>
           <w:ilvl w:val="0"/>
           <w:numId w:val="0"/>
         </w:numPr>
         <w:ind w:left="397" w:hanging="397"/>
       </w:pPr>
-      <w:bookmarkStart w:name="_Toc276312716" w:id="1805768845"/>
-      <w:r>
-        <w:rPr/>
+      <w:bookmarkStart w:id="4" w:name="_Toc276312716"/>
+      <w:r>
         <w:t xml:space="preserve">Task </w:t>
       </w:r>
       <w:r>
-        <w:rPr/>
         <w:t>4</w:t>
       </w:r>
       <w:r>
-        <w:rPr/>
         <w:t xml:space="preserve">.2: </w:t>
       </w:r>
       <w:r>
-        <w:rPr/>
         <w:t>AI System Development: Legal Risk</w:t>
       </w:r>
       <w:r>
-        <w:rPr/>
         <w:t xml:space="preserve"> </w:t>
       </w:r>
       <w:r>
-        <w:rPr/>
         <w:t>Assessment</w:t>
       </w:r>
       <w:r>
-        <w:rPr/>
         <w:t>.</w:t>
       </w:r>
       <w:r>
-        <w:rPr/>
         <w:t xml:space="preserve"> </w:t>
       </w:r>
       <w:r>
-        <w:rPr/>
         <w:t>(Group Task)</w:t>
       </w:r>
-      <w:bookmarkEnd w:id="1805768845"/>
+      <w:bookmarkEnd w:id="4"/>
     </w:p>
     <w:p>
       <w:pPr>
-        <w:pStyle w:val="ListParagraph"/>
+        <w:pStyle w:val="Listaszerbekezds"/>
         <w:numPr>
           <w:ilvl w:val="1"/>
           <w:numId w:val="33"/>
@@ -960,63 +939,95 @@
     </w:p>
     <w:p>
       <w:pPr>
-        <w:pStyle w:val="ListParagraph"/>
-        <w:numPr>
-          <w:ilvl w:val="0"/>
-          <w:numId w:val="26"/>
-        </w:numPr>
+        <w:spacing w:after="240"/>
+      </w:pPr>
+      <w:r>
+        <w:t xml:space="preserve">The developed AI system, </w:t>
+      </w:r>
+      <w:r>
+        <w:rPr>
+          <w:i/>
+          <w:iCs/>
+        </w:rPr>
+        <w:t>Day-to-Day Stock Price Predictor</w:t>
+      </w:r>
+      <w:r>
+        <w:t>, is a binary classification machine learning tool that predicts whether the next-day closing price of Microsoft Corporation (MSFT) will go up or down. The system combines 10 years (February 2015 – February 2025) of MSFT daily OHLCV data with three exogenous market signals — gold closing price, crude oil closing price, and the VIX volatility index — engineered into lag features, rolling statistics, daily returns, and price ranges. Models are developed iteratively: Logistic Regression (baseline), Random Forest, XGBoost, and an LSTM neural network, combined in a final stacking ensemble with a linear meta-learner trained on out-of-fold predictions. A time-based 80/20 train/test split prevents lookahead bias, and the F1 score is the primary evaluation metric.</w:t>
+      </w:r>
+    </w:p>
+    <w:p>
+      <w:pPr>
+        <w:spacing w:after="240"/>
+      </w:pPr>
+      <w:r>
+        <w:t xml:space="preserve">The system operates in the </w:t>
+      </w:r>
+      <w:r>
+        <w:rPr>
+          <w:b/>
+          <w:bCs/>
+        </w:rPr>
+        <w:t>financial services sector</w:t>
+      </w:r>
+      <w:r>
+        <w:t xml:space="preserve"> as a decision-support tool for retail investors. It is delivered as a Streamlit web dashboard backed by a SQLite database, </w:t>
+      </w:r>
+      <w:r>
+        <w:t>containerized</w:t>
+      </w:r>
+      <w:r>
+        <w:t xml:space="preserve"> with Docker and Docker Compose, and reproducible through Poetry. The dashboard reads predictions directly from the SQLite predictions table, displays them alongside accuracy metrics and confusion matrix </w:t>
+      </w:r>
+      <w:r>
+        <w:t>visualizations</w:t>
+      </w:r>
+      <w:r>
+        <w:t xml:space="preserve">, and is accessible without registration. </w:t>
+      </w:r>
+      <w:r>
+        <w:rPr>
+          <w:b/>
+          <w:bCs/>
+        </w:rPr>
+        <w:t xml:space="preserve">No user accounts, authentication, billing, or tracking </w:t>
+      </w:r>
+      <w:proofErr w:type="gramStart"/>
+      <w:r>
+        <w:rPr>
+          <w:b/>
+          <w:bCs/>
+        </w:rPr>
+        <w:t>is</w:t>
+      </w:r>
+      <w:proofErr w:type="gramEnd"/>
+      <w:r>
+        <w:rPr>
+          <w:b/>
+          <w:bCs/>
+        </w:rPr>
+        <w:t xml:space="preserve"> implemented; the system processes only publicly available market data and stores no personal data.</w:t>
+      </w:r>
+      <w:r>
+        <w:t xml:space="preserve"> It does not execute trades or provide </w:t>
+      </w:r>
+      <w:r>
+        <w:t>personalized</w:t>
+      </w:r>
+      <w:r>
+        <w:t xml:space="preserve"> investment advice — end users interpret the directional signal and make their own decisions.</w:t>
+      </w:r>
+    </w:p>
+    <w:p>
+      <w:pPr>
         <w:suppressAutoHyphens w:val="0"/>
         <w:autoSpaceDN/>
         <w:spacing w:line="240" w:lineRule="auto"/>
         <w:textAlignment w:val="auto"/>
       </w:pPr>
-      <w:r>
-        <w:t xml:space="preserve">Define what the AI system does, its purpose, and its intended use case. </w:t>
-      </w:r>
     </w:p>
     <w:p>
       <w:pPr>
-        <w:pStyle w:val="ListParagraph"/>
-        <w:numPr>
-          <w:ilvl w:val="0"/>
-          <w:numId w:val="26"/>
-        </w:numPr>
-        <w:suppressAutoHyphens w:val="0"/>
-        <w:autoSpaceDN/>
-        <w:spacing w:line="240" w:lineRule="auto"/>
-        <w:textAlignment w:val="auto"/>
-      </w:pPr>
-      <w:r>
-        <w:t xml:space="preserve">Specify the sector it operates in (e.g., healthcare, finance, education, transportation). </w:t>
-      </w:r>
-    </w:p>
-    <w:p>
-      <w:pPr>
-        <w:pStyle w:val="ListParagraph"/>
-        <w:numPr>
-          <w:ilvl w:val="0"/>
-          <w:numId w:val="26"/>
-        </w:numPr>
-        <w:suppressAutoHyphens w:val="0"/>
-        <w:autoSpaceDN/>
-        <w:spacing w:line="240" w:lineRule="auto"/>
-        <w:textAlignment w:val="auto"/>
-      </w:pPr>
-      <w:r>
-        <w:t>Identify the key functionalities and how the system interacts with users or processes data.</w:t>
-      </w:r>
-    </w:p>
-    <w:p>
-      <w:pPr>
-        <w:suppressAutoHyphens w:val="0"/>
-        <w:autoSpaceDN/>
-        <w:spacing w:line="240" w:lineRule="auto"/>
-        <w:textAlignment w:val="auto"/>
-      </w:pPr>
-    </w:p>
-    <w:p>
-      <w:pPr>
-        <w:pStyle w:val="ListParagraph"/>
+        <w:pStyle w:val="Listaszerbekezds"/>
         <w:numPr>
           <w:ilvl w:val="1"/>
           <w:numId w:val="33"/>
@@ -1030,6 +1041,7 @@
         </w:rPr>
       </w:pPr>
       <w:r>
+        <w:lastRenderedPageBreak/>
         <w:t xml:space="preserve"> </w:t>
       </w:r>
       <w:r>
@@ -1056,40 +1068,66 @@
     </w:p>
     <w:p>
       <w:pPr>
-        <w:pStyle w:val="ListParagraph"/>
-        <w:numPr>
-          <w:ilvl w:val="0"/>
-          <w:numId w:val="27"/>
-        </w:numPr>
         <w:suppressAutoHyphens w:val="0"/>
         <w:autoSpaceDN/>
-        <w:spacing w:line="240" w:lineRule="auto"/>
+        <w:spacing w:before="240" w:line="240" w:lineRule="auto"/>
         <w:textAlignment w:val="auto"/>
       </w:pPr>
       <w:r>
-        <w:t xml:space="preserve">Based on </w:t>
-      </w:r>
-      <w:r>
-        <w:t>The EU Artificial Intelligence Act</w:t>
-      </w:r>
-      <w:r>
-        <w:t xml:space="preserve">, identify the level of risk associated with the AI system you intend to propose. </w:t>
+        <w:t xml:space="preserve">Under the EU AI Act (Regulation (EU) 2024/1689), the system is classified as </w:t>
+      </w:r>
+      <w:r>
+        <w:rPr>
+          <w:b/>
+          <w:bCs/>
+        </w:rPr>
+        <w:t>limited risk</w:t>
+      </w:r>
+      <w:r>
+        <w:t>.</w:t>
       </w:r>
     </w:p>
     <w:p>
       <w:pPr>
-        <w:pStyle w:val="ListParagraph"/>
-        <w:numPr>
-          <w:ilvl w:val="0"/>
-          <w:numId w:val="27"/>
-        </w:numPr>
         <w:suppressAutoHyphens w:val="0"/>
         <w:autoSpaceDN/>
-        <w:spacing w:line="240" w:lineRule="auto"/>
+        <w:spacing w:before="240" w:line="240" w:lineRule="auto"/>
         <w:textAlignment w:val="auto"/>
       </w:pPr>
       <w:r>
-        <w:t>Combining the literature and characteristics/ functionalities of your AI system, explain why your system falls under this risk category.</w:t>
+        <w:t>It is not unacceptable risk: it implements no practice prohibited under Article 5 (social scoring, subliminal manipulation, exploitation of vulnerabilities, real-time biometric identification).</w:t>
+      </w:r>
+    </w:p>
+    <w:p>
+      <w:pPr>
+        <w:suppressAutoHyphens w:val="0"/>
+        <w:autoSpaceDN/>
+        <w:spacing w:before="240" w:line="240" w:lineRule="auto"/>
+        <w:textAlignment w:val="auto"/>
+      </w:pPr>
+      <w:r>
+        <w:t>It is not high-risk under Annex III. The closest provision, point 5(b), covers AI used to evaluate the creditworthiness of natural persons. Recital 58 confirms this targets systems determining individuals' access to essential financial services such as loans or mortgages. The developed system forecasts an aggregate UP/DOWN direction for a single publicly traded equity, not creditworthiness of any user. It is also not a safety component under Article 6(1) or Annex I, and is not a general-purpose AI model under Articles 51–56 — it is a narrow task-specific binary classifier.</w:t>
+      </w:r>
+    </w:p>
+    <w:p>
+      <w:pPr>
+        <w:suppressAutoHyphens w:val="0"/>
+        <w:autoSpaceDN/>
+        <w:spacing w:before="240" w:line="240" w:lineRule="auto"/>
+        <w:textAlignment w:val="auto"/>
+      </w:pPr>
+      <w:r>
+        <w:t xml:space="preserve">It qualifies as </w:t>
+      </w:r>
+      <w:r>
+        <w:rPr>
+          <w:b/>
+          <w:bCs/>
+        </w:rPr>
+        <w:t>limited risk</w:t>
+      </w:r>
+      <w:r>
+        <w:t xml:space="preserve"> because it interacts directly with natural persons through a dashboard and produces outputs that inform their financial decisions — the scenario Article 50 transparency obligations address.</w:t>
       </w:r>
     </w:p>
     <w:p>
@@ -1132,17 +1170,7 @@
           <w:sz w:val="20"/>
           <w:szCs w:val="26"/>
         </w:rPr>
-        <w:t>2</w:t>
-      </w:r>
-      <w:r>
-        <w:rPr>
-          <w:rFonts w:eastAsia="Times New Roman"/>
-          <w:b/>
-          <w:color w:val="3CB4E5"/>
-          <w:sz w:val="20"/>
-          <w:szCs w:val="26"/>
-        </w:rPr>
-        <w:t xml:space="preserve">.3 </w:t>
+        <w:t xml:space="preserve">2.3 </w:t>
       </w:r>
       <w:r>
         <w:rPr>
@@ -1167,7 +1195,7 @@
     </w:p>
     <w:p>
       <w:pPr>
-        <w:pStyle w:val="ListParagraph"/>
+        <w:pStyle w:val="Listaszerbekezds"/>
         <w:ind w:left="360"/>
         <w:rPr>
           <w:rFonts w:eastAsia="Times New Roman"/>
@@ -1189,77 +1217,186 @@
     </w:p>
     <w:p>
       <w:pPr>
-        <w:pStyle w:val="ListParagraph"/>
-        <w:numPr>
-          <w:ilvl w:val="0"/>
-          <w:numId w:val="34"/>
-        </w:numPr>
         <w:suppressAutoHyphens w:val="0"/>
-        <w:spacing w:line="240" w:lineRule="auto"/>
-      </w:pPr>
-      <w:r>
-        <w:t xml:space="preserve">Lists the legal obligations that apply based on the risk level. </w:t>
+        <w:autoSpaceDN/>
+        <w:spacing w:after="240" w:line="240" w:lineRule="auto"/>
+        <w:textAlignment w:val="auto"/>
+      </w:pPr>
+      <w:r>
+        <w:rPr>
+          <w:b/>
+          <w:bCs/>
+        </w:rPr>
+        <w:t>AI Act — Transparency (Article 50).</w:t>
+      </w:r>
+      <w:r>
+        <w:t xml:space="preserve"> As a limited-risk system that interacts with natural persons and produces outputs informing their decisions, the system must clearly inform users that they are interacting with an AI system, and AI-generated content must be marked as such (Article 50(2)).</w:t>
       </w:r>
     </w:p>
     <w:p>
       <w:pPr>
-        <w:pStyle w:val="ListParagraph"/>
-        <w:numPr>
-          <w:ilvl w:val="0"/>
-          <w:numId w:val="34"/>
-        </w:numPr>
         <w:suppressAutoHyphens w:val="0"/>
         <w:autoSpaceDN/>
-        <w:spacing w:line="240" w:lineRule="auto"/>
+        <w:spacing w:after="240" w:line="240" w:lineRule="auto"/>
         <w:textAlignment w:val="auto"/>
       </w:pPr>
       <w:r>
-        <w:t xml:space="preserve">Go over the legal frameworks (GDPR, the Digital Services Act, and industry-specific regulations) and list the legal obligations that are applicable for your AI system. </w:t>
+        <w:rPr>
+          <w:b/>
+          <w:bCs/>
+        </w:rPr>
+        <w:t xml:space="preserve">AI Act — Voluntary </w:t>
+      </w:r>
+      <w:r>
+        <w:rPr>
+          <w:b/>
+          <w:bCs/>
+        </w:rPr>
+        <w:t>Alignment</w:t>
+      </w:r>
+      <w:r>
+        <w:rPr>
+          <w:b/>
+          <w:bCs/>
+        </w:rPr>
+        <w:t xml:space="preserve"> (Article 95).</w:t>
+      </w:r>
+      <w:r>
+        <w:t xml:space="preserve"> Article 95 encourages providers of non-high-risk AI to voluntarily apply parts of the high-risk regime through codes of conduct. The team adopts three measures from this regime: technical documentation (Article 11), logging (Article 12), and documented evaluation of accuracy and robustness (Article 15).</w:t>
       </w:r>
     </w:p>
     <w:p>
       <w:pPr>
-        <w:pStyle w:val="ListParagraph"/>
-        <w:numPr>
-          <w:ilvl w:val="0"/>
-          <w:numId w:val="34"/>
-        </w:numPr>
         <w:suppressAutoHyphens w:val="0"/>
         <w:autoSpaceDN/>
-        <w:spacing w:line="240" w:lineRule="auto"/>
+        <w:spacing w:after="240" w:line="240" w:lineRule="auto"/>
         <w:textAlignment w:val="auto"/>
       </w:pPr>
       <w:r>
-        <w:t xml:space="preserve">Explain the reasoning behind including and excluding certain legal requirements and obligations. </w:t>
+        <w:rPr>
+          <w:b/>
+          <w:bCs/>
+        </w:rPr>
+        <w:t>AI Act — Excluded obligations.</w:t>
+      </w:r>
+      <w:r>
+        <w:t xml:space="preserve"> Conformity assessment (Article 43), EU database registration (Article 49), post-market monitoring (Article 72), and CE marking (Article 48) do not apply: the system is not listed in Annex III and is not a safety component under Annex I. GPAI obligations (Articles 51–56) do not apply, as the system is a narrow task-specific classifier and the team has not developed or substantially modified a general-purpose AI model. Article 5 prohibited practices are not engaged: the system processes market data only and performs no biometric </w:t>
+      </w:r>
+      <w:r>
+        <w:t>categorization</w:t>
+      </w:r>
+      <w:r>
+        <w:t>, emotion inference, or predictive policing.</w:t>
       </w:r>
     </w:p>
     <w:p>
       <w:pPr>
-        <w:pStyle w:val="ListParagraph"/>
-        <w:numPr>
-          <w:ilvl w:val="0"/>
-          <w:numId w:val="34"/>
-        </w:numPr>
         <w:suppressAutoHyphens w:val="0"/>
         <w:autoSpaceDN/>
-        <w:spacing w:line="240" w:lineRule="auto"/>
+        <w:spacing w:after="240" w:line="240" w:lineRule="auto"/>
         <w:textAlignment w:val="auto"/>
       </w:pPr>
       <w:r>
-        <w:t>Provide a rationale based on important facts, details, examples, and explanations from multiple authoritative sources.</w:t>
+        <w:rPr>
+          <w:b/>
+          <w:bCs/>
+        </w:rPr>
+        <w:t>GDPR (Regulation (EU) 2016/679) — Chapters 2, 3, and 4.</w:t>
+      </w:r>
+      <w:r>
+        <w:t xml:space="preserve"> The GDPR's material scope under Article 2(1) is limited to the processing of personal data, and personal data is defined in Article 4(1) as any information relating to an identified or identifiable natural person. Because the system is designed without user accounts, authentication, analytics, or any logging of identifying information, it processes no personal data and therefore falls outside the material scope of the GDPR. The Chapter 2 principles (Article 5), Chapter 3 data subject rights (Articles 12–22), and Chapter 4 controller/processor obligations (Articles 24–43) are accordingly not engaged.</w:t>
       </w:r>
     </w:p>
     <w:p>
       <w:pPr>
         <w:suppressAutoHyphens w:val="0"/>
         <w:autoSpaceDN/>
-        <w:spacing w:line="240" w:lineRule="auto"/>
+        <w:spacing w:after="240" w:line="240" w:lineRule="auto"/>
         <w:textAlignment w:val="auto"/>
       </w:pPr>
+      <w:r>
+        <w:rPr>
+          <w:b/>
+          <w:bCs/>
+        </w:rPr>
+        <w:t>Digital Services Act (Regulation (EU) 2022/2065).</w:t>
+      </w:r>
+      <w:r>
+        <w:t xml:space="preserve"> The DSA regulates "intermediary services" — mere conduit, caching, and hosting services that transmit or store third-party information at the request of recipients of the service (Article 3(g)). The developed system hosts no third-party content, provides no user-to-user communication, and operates no marketplace or content-sharing functionality. The substantive obligations on hosting services, online platforms, and very large online platforms in Articles 11–48 are therefore out of scope.</w:t>
+      </w:r>
     </w:p>
     <w:p>
       <w:pPr>
-        <w:pStyle w:val="ListParagraph"/>
+        <w:suppressAutoHyphens w:val="0"/>
+        <w:autoSpaceDN/>
+        <w:spacing w:after="240" w:line="240" w:lineRule="auto"/>
+        <w:textAlignment w:val="auto"/>
+      </w:pPr>
+      <w:r>
+        <w:rPr>
+          <w:b/>
+          <w:bCs/>
+        </w:rPr>
+        <w:t>Industry-specific regulations.</w:t>
+      </w:r>
+      <w:r>
+        <w:t xml:space="preserve"> Two frameworks are considered:</w:t>
+      </w:r>
+    </w:p>
+    <w:p>
+      <w:pPr>
+        <w:suppressAutoHyphens w:val="0"/>
+        <w:autoSpaceDN/>
+        <w:spacing w:after="240" w:line="240" w:lineRule="auto"/>
+        <w:textAlignment w:val="auto"/>
+      </w:pPr>
+      <w:r>
+        <w:rPr>
+          <w:i/>
+          <w:iCs/>
+        </w:rPr>
+        <w:t>MiFID II (Directive 2014/65/EU) and the Market Abuse Regulation (Regulation (EU) 596/2014).</w:t>
+      </w:r>
+      <w:r>
+        <w:t xml:space="preserve"> The system does not provide "investment advice" within MiFID II Article 4(1)(4), as no personal recommendations are issued. The output is also not an "investment recommendation" within MAR Article 3(1)(35) in the regulated sense, because the system is not distributed by an investment firm, journalist, or other person subject to MAR's recommendation </w:t>
+      </w:r>
+      <w:r>
+        <w:lastRenderedPageBreak/>
+        <w:t>regime, and is presented as an academic prototype. A clear non-advice disclaimer is required to align with the spirit of MiFID II's suitability and appropriateness regime.</w:t>
+      </w:r>
+    </w:p>
+    <w:p>
+      <w:pPr>
+        <w:suppressAutoHyphens w:val="0"/>
+        <w:autoSpaceDN/>
+        <w:spacing w:after="240" w:line="240" w:lineRule="auto"/>
+        <w:textAlignment w:val="auto"/>
+      </w:pPr>
+      <w:r>
+        <w:rPr>
+          <w:i/>
+          <w:iCs/>
+        </w:rPr>
+        <w:t>Unfair Commercial Practices Directive (2005/29/EC).</w:t>
+      </w:r>
+      <w:r>
+        <w:t xml:space="preserve"> The directive prohibits misleading commercial communications. Reported performance metrics must not be misleading or overstated.</w:t>
+      </w:r>
+    </w:p>
+    <w:p>
+      <w:pPr>
+        <w:suppressAutoHyphens w:val="0"/>
+        <w:autoSpaceDN/>
+        <w:spacing w:after="240" w:line="240" w:lineRule="auto"/>
+        <w:textAlignment w:val="auto"/>
+      </w:pPr>
+      <w:r>
+        <w:t>The rationale for this scoping follows the proportionality principle running through all four frameworks: obligations escalate with the severity, scope, and nature of the activity. A non-commercial, anonymously accessible forecasting prototype for a single publicly traded equity, processing only public market data, sits within the limited-risk tier of the AI Act, outside the material scope of the GDPR, outside the substantive scope of the DSA, and outside the regulated investment advice regime.</w:t>
+      </w:r>
+    </w:p>
+    <w:p>
+      <w:pPr>
+        <w:pStyle w:val="Listaszerbekezds"/>
         <w:suppressAutoHyphens w:val="0"/>
         <w:autoSpaceDN/>
         <w:spacing w:line="240" w:lineRule="auto"/>
@@ -1269,7 +1406,7 @@
     </w:p>
     <w:p>
       <w:pPr>
-        <w:pStyle w:val="ListParagraph"/>
+        <w:pStyle w:val="Listaszerbekezds"/>
         <w:numPr>
           <w:ilvl w:val="1"/>
           <w:numId w:val="32"/>
@@ -1295,44 +1432,273 @@
     </w:p>
     <w:p>
       <w:pPr>
+        <w:pStyle w:val="Listaszerbekezds"/>
+        <w:rPr>
+          <w:rFonts w:eastAsia="Times New Roman"/>
+          <w:b/>
+          <w:color w:val="3CB4E5"/>
+          <w:sz w:val="20"/>
+          <w:szCs w:val="26"/>
+        </w:rPr>
+      </w:pPr>
+    </w:p>
+    <w:p>
+      <w:pPr>
         <w:suppressAutoHyphens w:val="0"/>
         <w:autoSpaceDN/>
-        <w:spacing w:before="100" w:beforeAutospacing="on" w:after="100" w:afterAutospacing="on" w:line="240" w:lineRule="auto"/>
+        <w:spacing w:after="240" w:line="240" w:lineRule="auto"/>
         <w:textAlignment w:val="auto"/>
       </w:pPr>
-      <w:r>
-        <w:rPr/>
-        <w:t>Document and explain how your AI system meets the necessary legal obligations and ensure proper justification for your findings.</w:t>
-      </w:r>
-      <w:r>
-        <w:rPr/>
-        <w:t xml:space="preserve"> </w:t>
+      <w:bookmarkStart w:id="5" w:name="_Toc507343015"/>
+      <w:r>
+        <w:rPr>
+          <w:b/>
+          <w:bCs/>
+        </w:rPr>
+        <w:t>AI Act — Article 50 transparency.</w:t>
+      </w:r>
+      <w:r>
+        <w:t xml:space="preserve"> To meet the transparency obligation, the dashboard includes a persistent banner stating the prediction is AI-generated, a "Model Information" panel disclosing the training period, feature set, ensemble architecture, and evaluation metrics (F1, Accuracy, Precision, Recall, confusion matrix), and an explicit non-advice disclaimer.</w:t>
       </w:r>
     </w:p>
     <w:p>
       <w:pPr>
-        <w:pStyle w:val="Heading1"/>
+        <w:suppressAutoHyphens w:val="0"/>
+        <w:autoSpaceDN/>
+        <w:spacing w:after="240" w:line="240" w:lineRule="auto"/>
+        <w:textAlignment w:val="auto"/>
+      </w:pPr>
+      <w:r>
+        <w:rPr>
+          <w:b/>
+          <w:bCs/>
+        </w:rPr>
+        <w:t>AI Act — Article 95 voluntary alignment.</w:t>
+      </w:r>
+      <w:r>
+        <w:t xml:space="preserve"> Beyond the strict limited-risk requirements, the team implements voluntary high-risk measures: technical documentation in the design report and README (Article 11), logging of predictions, inputs, and model version to the SQLite database (Article 12), and documented evaluation against the 50% random baseline on the held-out test set (Article 15).</w:t>
+      </w:r>
+    </w:p>
+    <w:p>
+      <w:pPr>
+        <w:suppressAutoHyphens w:val="0"/>
+        <w:autoSpaceDN/>
+        <w:spacing w:after="240" w:line="240" w:lineRule="auto"/>
+        <w:textAlignment w:val="auto"/>
+      </w:pPr>
+      <w:r>
+        <w:rPr>
+          <w:b/>
+          <w:bCs/>
+        </w:rPr>
+        <w:t>Industry-specific — MiFID II / MAR.</w:t>
+      </w:r>
+      <w:r>
+        <w:t xml:space="preserve"> To address the boundary risk with MAR's investment recommendations regime, the dashboard includes a prominent disclaimer stating that outputs are algorithmic forecasts, not investment advice, do not consider the user's individual circumstances, and should not be used as the sole basis for trading decisions.</w:t>
+      </w:r>
+    </w:p>
+    <w:p>
+      <w:pPr>
+        <w:pStyle w:val="Cmsor1"/>
         <w:numPr>
           <w:ilvl w:val="0"/>
           <w:numId w:val="0"/>
         </w:numPr>
       </w:pPr>
-      <w:bookmarkStart w:name="_Toc507343015" w:id="1869889083"/>
-      <w:r>
-        <w:rPr/>
+      <w:r>
         <w:t>References</w:t>
       </w:r>
-      <w:bookmarkEnd w:id="1869889083"/>
+      <w:bookmarkEnd w:id="5"/>
     </w:p>
     <w:p>
       <w:pPr>
         <w:rPr>
           <w:rFonts w:eastAsia="Times New Roman"/>
           <w:color w:val="ED7623"/>
-          <w:sz w:val="38"/>
-          <w:szCs w:val="32"/>
+          <w:szCs w:val="18"/>
         </w:rPr>
       </w:pPr>
+    </w:p>
+    <w:p>
+      <w:pPr>
+        <w:rPr>
+          <w:rFonts w:eastAsia="Times New Roman"/>
+          <w:color w:val="ED7623"/>
+          <w:szCs w:val="18"/>
+        </w:rPr>
+      </w:pPr>
+      <w:r>
+        <w:t>Council of the European Union &amp; European Parliament. (2014). Directive 2014/65/EU of the European Parliament and of the Council of 15 May 2014 on markets in financial instruments and amending Directive 2002/92/EC and Directive 2011/61/EU (MiFID II). Official Journal of the European Union, L 173, 349–496.</w:t>
+      </w:r>
+      <w:r>
+        <w:rPr>
+          <w:rFonts w:eastAsia="Times New Roman"/>
+          <w:color w:val="ED7623"/>
+          <w:szCs w:val="18"/>
+        </w:rPr>
+        <w:t xml:space="preserve"> </w:t>
+      </w:r>
+      <w:hyperlink r:id="rId15" w:history="1">
+        <w:r>
+          <w:rPr>
+            <w:rStyle w:val="Hiperhivatkozs"/>
+            <w:rFonts w:eastAsia="Times New Roman"/>
+            <w:szCs w:val="18"/>
+          </w:rPr>
+          <w:t>https://eur-lex.europa.eu/legal-content/EN/TXT/?uri=CELEX:32014L0065</w:t>
+        </w:r>
+      </w:hyperlink>
+    </w:p>
+    <w:p>
+      <w:pPr>
+        <w:rPr>
+          <w:rFonts w:eastAsia="Times New Roman"/>
+          <w:color w:val="ED7623"/>
+          <w:szCs w:val="18"/>
+        </w:rPr>
+      </w:pPr>
+      <w:r>
+        <w:t>European Parliament &amp; Council of the European Union. (2005). Directive 2005/29/EC of 11 May 2005 concerning unfair business-to-consumer commercial practices in the internal market (Unfair Commercial Practices Directive). Official Journal of the European Union, L 149, 22–39.</w:t>
+      </w:r>
+      <w:r>
+        <w:rPr>
+          <w:rFonts w:eastAsia="Times New Roman"/>
+          <w:color w:val="ED7623"/>
+          <w:szCs w:val="18"/>
+        </w:rPr>
+        <w:t xml:space="preserve"> </w:t>
+      </w:r>
+      <w:hyperlink r:id="rId16" w:history="1">
+        <w:r>
+          <w:rPr>
+            <w:rStyle w:val="Hiperhivatkozs"/>
+            <w:rFonts w:eastAsia="Times New Roman"/>
+            <w:szCs w:val="18"/>
+          </w:rPr>
+          <w:t>https://eur-lex.europa.eu/legal-content/EN/TXT/?uri=CELEX:32005L0029</w:t>
+        </w:r>
+      </w:hyperlink>
+    </w:p>
+    <w:p>
+      <w:pPr>
+        <w:rPr>
+          <w:rFonts w:eastAsia="Times New Roman"/>
+          <w:color w:val="ED7623"/>
+          <w:szCs w:val="18"/>
+        </w:rPr>
+      </w:pPr>
+      <w:r>
+        <w:t>European Parliament &amp; Council of the European Union. (2014). Regulation (EU) No 596/2014 of 16 April 2014 on market abuse (Market Abuse Regulation). Official Journal of the European Union, L 173, 1–61.</w:t>
+      </w:r>
+      <w:r>
+        <w:rPr>
+          <w:rFonts w:eastAsia="Times New Roman"/>
+          <w:color w:val="ED7623"/>
+          <w:szCs w:val="18"/>
+        </w:rPr>
+        <w:t xml:space="preserve"> </w:t>
+      </w:r>
+      <w:hyperlink r:id="rId17" w:history="1">
+        <w:r>
+          <w:rPr>
+            <w:rStyle w:val="Hiperhivatkozs"/>
+            <w:rFonts w:eastAsia="Times New Roman"/>
+            <w:szCs w:val="18"/>
+          </w:rPr>
+          <w:t>https://eur-lex.europa.eu/legal-content/EN/TXT/?uri=CELEX:32014R0596</w:t>
+        </w:r>
+      </w:hyperlink>
+    </w:p>
+    <w:p>
+      <w:pPr>
+        <w:rPr>
+          <w:rFonts w:eastAsia="Times New Roman"/>
+          <w:color w:val="ED7623"/>
+          <w:szCs w:val="18"/>
+        </w:rPr>
+      </w:pPr>
+      <w:r>
+        <w:t>European Parliament &amp; Council of the European Union. (2016). Regulation (EU) 2016/679 of 27 April 2016 on the protection of natural persons with regard to the processing of personal data and on the free movement of such data (General Data Protection Regulation). Official Journal of the European Union, L 119, 1–88.</w:t>
+      </w:r>
+      <w:r>
+        <w:rPr>
+          <w:rFonts w:eastAsia="Times New Roman"/>
+          <w:color w:val="ED7623"/>
+          <w:szCs w:val="18"/>
+        </w:rPr>
+        <w:t xml:space="preserve"> </w:t>
+      </w:r>
+      <w:hyperlink r:id="rId18" w:history="1">
+        <w:r>
+          <w:rPr>
+            <w:rStyle w:val="Hiperhivatkozs"/>
+            <w:rFonts w:eastAsia="Times New Roman"/>
+            <w:szCs w:val="18"/>
+          </w:rPr>
+          <w:t>https://eur-lex.europa.eu/legal-content/EN/TXT/?uri=CELEX:32016R0679</w:t>
+        </w:r>
+      </w:hyperlink>
+    </w:p>
+    <w:p>
+      <w:pPr>
+        <w:rPr>
+          <w:rFonts w:eastAsia="Times New Roman"/>
+          <w:color w:val="ED7623"/>
+          <w:szCs w:val="18"/>
+        </w:rPr>
+      </w:pPr>
+      <w:r>
+        <w:t xml:space="preserve">European Parliament &amp; Council of the European Union. (2022). Regulation (EU) 2022/2065 of 19 October 2022 on a Single Market </w:t>
+      </w:r>
+      <w:proofErr w:type="gramStart"/>
+      <w:r>
+        <w:t>For</w:t>
+      </w:r>
+      <w:proofErr w:type="gramEnd"/>
+      <w:r>
+        <w:t xml:space="preserve"> Digital Services (Digital Services Act). Official Journal of the European Union, L 277, 1–102.</w:t>
+      </w:r>
+      <w:r>
+        <w:rPr>
+          <w:rFonts w:eastAsia="Times New Roman"/>
+          <w:color w:val="ED7623"/>
+          <w:szCs w:val="18"/>
+        </w:rPr>
+        <w:t xml:space="preserve"> </w:t>
+      </w:r>
+      <w:hyperlink r:id="rId19" w:history="1">
+        <w:r>
+          <w:rPr>
+            <w:rStyle w:val="Hiperhivatkozs"/>
+            <w:rFonts w:eastAsia="Times New Roman"/>
+            <w:szCs w:val="18"/>
+          </w:rPr>
+          <w:t>https://eur-lex.europa.eu/legal-content/EN/TXT/?uri=CELEX:32022R2065</w:t>
+        </w:r>
+      </w:hyperlink>
+    </w:p>
+    <w:p>
+      <w:pPr>
+        <w:rPr>
+          <w:rFonts w:eastAsia="Times New Roman"/>
+          <w:color w:val="ED7623"/>
+          <w:szCs w:val="18"/>
+        </w:rPr>
+      </w:pPr>
+      <w:r>
+        <w:lastRenderedPageBreak/>
+        <w:t xml:space="preserve">European Parliament &amp; Council of the European Union. (2024). Regulation (EU) 2024/1689 of 13 June 2024 laying down harmonised rules on artificial intelligence (Artificial Intelligence Act). Official Journal of the European Union, L series, 12 July 2024. </w:t>
+      </w:r>
+      <w:hyperlink r:id="rId20" w:history="1">
+        <w:r>
+          <w:rPr>
+            <w:rStyle w:val="Hiperhivatkozs"/>
+            <w:rFonts w:eastAsia="Times New Roman"/>
+            <w:szCs w:val="18"/>
+          </w:rPr>
+          <w:t>https://eur-lex.europa.eu/legal-content/EN/TXT/?uri=CELEX:32024R1689</w:t>
+        </w:r>
+      </w:hyperlink>
     </w:p>
     <w:p>
       <w:pPr>
@@ -1343,8 +1709,8 @@
           <w:szCs w:val="32"/>
         </w:rPr>
         <w:sectPr>
-          <w:footerReference w:type="default" r:id="rId15"/>
-          <w:pgSz w:w="11906" w:h="16838" w:orient="portrait"/>
+          <w:footerReference w:type="default" r:id="rId21"/>
+          <w:pgSz w:w="11906" w:h="16838"/>
           <w:pgMar w:top="1134" w:right="1134" w:bottom="1985" w:left="1418" w:header="709" w:footer="454" w:gutter="0"/>
           <w:pgNumType w:start="1"/>
           <w:cols w:space="708"/>
@@ -1353,9 +1719,9 @@
     </w:p>
     <w:p/>
     <w:sectPr>
-      <w:headerReference w:type="default" r:id="rId16"/>
-      <w:footerReference w:type="default" r:id="rId17"/>
-      <w:pgSz w:w="11906" w:h="16838" w:orient="portrait"/>
+      <w:headerReference w:type="default" r:id="rId22"/>
+      <w:footerReference w:type="default" r:id="rId23"/>
+      <w:pgSz w:w="11906" w:h="16838"/>
       <w:pgMar w:top="1134" w:right="1134" w:bottom="1985" w:left="1418" w:header="709" w:footer="454" w:gutter="0"/>
       <w:pgNumType w:start="1"/>
       <w:cols w:space="708"/>
@@ -1390,15 +1756,14 @@
 </file>
 
 <file path=word/footer1.xml><?xml version="1.0" encoding="utf-8"?>
-<w:ftr xmlns:wpc="http://schemas.microsoft.com/office/word/2010/wordprocessingCanvas" xmlns:cx="http://schemas.microsoft.com/office/drawing/2014/chartex" xmlns:cx1="http://schemas.microsoft.com/office/drawing/2015/9/8/chartex" xmlns:cx2="http://schemas.microsoft.com/office/drawing/2015/10/21/chartex" xmlns:cx3="http://schemas.microsoft.com/office/drawing/2016/5/9/chartex" xmlns:cx4="http://schemas.microsoft.com/office/drawing/2016/5/10/chartex" xmlns:cx5="http://schemas.microsoft.com/office/drawing/2016/5/11/chartex" xmlns:cx6="http://schemas.microsoft.com/office/drawing/2016/5/12/chartex" xmlns:cx7="http://schemas.microsoft.com/office/drawing/2016/5/13/chartex" xmlns:cx8="http://schemas.microsoft.com/office/drawing/2016/5/14/chartex" xmlns:mc="http://schemas.openxmlformats.org/markup-compatibility/2006" xmlns:aink="http://schemas.microsoft.com/office/drawing/2016/ink" xmlns:am3d="http://schemas.microsoft.com/office/drawing/2017/model3d" xmlns:o="urn:schemas-microsoft-com:office:office" xmlns:oel="http://schemas.microsoft.com/office/2019/extlst" xmlns:r="http://schemas.openxmlformats.org/officeDocument/2006/relationships" xmlns:m="http://schemas.openxmlformats.org/officeDocument/2006/math" xmlns:v="urn:schemas-microsoft-com:vml" xmlns:wp14="http://schemas.microsoft.com/office/word/2010/wordprocessingDrawing" xmlns:wp="http://schemas.openxmlformats.org/drawingml/2006/wordprocessingDrawing" xmlns:w10="urn:schemas-microsoft-com:office:word" xmlns:w="http://schemas.openxmlformats.org/wordprocessingml/2006/main" xmlns:w14="http://schemas.microsoft.com/office/word/2010/wordml" xmlns:w15="http://schemas.microsoft.com/office/word/2012/wordml" xmlns:w16cex="http://schemas.microsoft.com/office/word/2018/wordml/cex" xmlns:w16cid="http://schemas.microsoft.com/office/word/2016/wordml/cid" xmlns:w16="http://schemas.microsoft.com/office/word/2018/wordml" xmlns:w16du="http://schemas.microsoft.com/office/word/2023/wordml/word16du" xmlns:w16sdtdh="http://schemas.microsoft.com/office/word/2020/wordml/sdtdatahash" xmlns:w16sdtfl="http://schemas.microsoft.com/office/word/2024/wordml/sdtformatlock" xmlns:w16se="http://schemas.microsoft.com/office/word/2015/wordml/symex" xmlns:wpg="http://schemas.microsoft.com/office/word/2010/wordprocessingGroup" xmlns:wpi="http://schemas.microsoft.com/office/word/2010/wordprocessingInk" xmlns:wne="http://schemas.microsoft.com/office/word/2006/wordml" xmlns:wps="http://schemas.microsoft.com/office/word/2010/wordprocessingShape" xmlns:a="http://schemas.openxmlformats.org/drawingml/2006/main" xmlns:pic="http://schemas.openxmlformats.org/drawingml/2006/picture" mc:Ignorable="w14 w15 w16se w16cid w16 w16cex w16sdtdh w16sdtfl w16du wp14">
+<w:ftr xmlns:wpc="http://schemas.microsoft.com/office/word/2010/wordprocessingCanvas" xmlns:cx="http://schemas.microsoft.com/office/drawing/2014/chartex" xmlns:cx1="http://schemas.microsoft.com/office/drawing/2015/9/8/chartex" xmlns:cx2="http://schemas.microsoft.com/office/drawing/2015/10/21/chartex" xmlns:cx3="http://schemas.microsoft.com/office/drawing/2016/5/9/chartex" xmlns:cx4="http://schemas.microsoft.com/office/drawing/2016/5/10/chartex" xmlns:cx5="http://schemas.microsoft.com/office/drawing/2016/5/11/chartex" xmlns:cx6="http://schemas.microsoft.com/office/drawing/2016/5/12/chartex" xmlns:cx7="http://schemas.microsoft.com/office/drawing/2016/5/13/chartex" xmlns:cx8="http://schemas.microsoft.com/office/drawing/2016/5/14/chartex" xmlns:mc="http://schemas.openxmlformats.org/markup-compatibility/2006" xmlns:aink="http://schemas.microsoft.com/office/drawing/2016/ink" xmlns:am3d="http://schemas.microsoft.com/office/drawing/2017/model3d" xmlns:o="urn:schemas-microsoft-com:office:office" xmlns:oel="http://schemas.microsoft.com/office/2019/extlst" xmlns:r="http://schemas.openxmlformats.org/officeDocument/2006/relationships" xmlns:m="http://schemas.openxmlformats.org/officeDocument/2006/math" xmlns:v="urn:schemas-microsoft-com:vml" xmlns:wp14="http://schemas.microsoft.com/office/word/2010/wordprocessingDrawing" xmlns:wp="http://schemas.openxmlformats.org/drawingml/2006/wordprocessingDrawing" xmlns:w10="urn:schemas-microsoft-com:office:word" xmlns:w="http://schemas.openxmlformats.org/wordprocessingml/2006/main" xmlns:w14="http://schemas.microsoft.com/office/word/2010/wordml" xmlns:w15="http://schemas.microsoft.com/office/word/2012/wordml" xmlns:w16cex="http://schemas.microsoft.com/office/word/2018/wordml/cex" xmlns:w16cid="http://schemas.microsoft.com/office/word/2016/wordml/cid" xmlns:w16="http://schemas.microsoft.com/office/word/2018/wordml" xmlns:w16du="http://schemas.microsoft.com/office/word/2023/wordml/word16du" xmlns:w16sdtdh="http://schemas.microsoft.com/office/word/2020/wordml/sdtdatahash" xmlns:w16sdtfl="http://schemas.microsoft.com/office/word/2024/wordml/sdtformatlock" xmlns:w16se="http://schemas.microsoft.com/office/word/2015/wordml/symex" xmlns:wpg="http://schemas.microsoft.com/office/word/2010/wordprocessingGroup" xmlns:wpi="http://schemas.microsoft.com/office/word/2010/wordprocessingInk" xmlns:wne="http://schemas.microsoft.com/office/word/2006/wordml" xmlns:wps="http://schemas.microsoft.com/office/word/2010/wordprocessingShape" mc:Ignorable="w14 w15 w16se w16cid w16 w16cex w16sdtdh w16sdtfl w16du wp14">
   <w:p>
     <w:pPr>
-      <w:pStyle w:val="Footer"/>
+      <w:pStyle w:val="llb"/>
     </w:pPr>
     <w:r>
       <w:rPr>
-        <w:noProof/>
-        <w:lang w:val="nl-NL" w:eastAsia="nl-NL"/>
+        <w:lang w:eastAsia="nl-NL"/>
       </w:rPr>
       <w:drawing>
         <wp:anchor distT="0" distB="0" distL="114300" distR="114300" simplePos="0" relativeHeight="251679744" behindDoc="1" locked="0" layoutInCell="1" allowOverlap="1" wp14:anchorId="0ECC9346" wp14:editId="593AAB63">
@@ -1450,12 +1815,11 @@
   </w:p>
   <w:p>
     <w:pPr>
-      <w:pStyle w:val="Footer"/>
+      <w:pStyle w:val="llb"/>
     </w:pPr>
     <w:r>
       <w:rPr>
-        <w:noProof/>
-        <w:lang w:val="nl-NL" w:eastAsia="nl-NL"/>
+        <w:lang w:eastAsia="nl-NL"/>
       </w:rPr>
       <mc:AlternateContent>
         <mc:Choice Requires="wps">
@@ -1500,9 +1864,9 @@
             </wp:anchor>
           </w:drawing>
         </mc:Choice>
-        <mc:Fallback xmlns:a="http://schemas.openxmlformats.org/drawingml/2006/main" xmlns:pic="http://schemas.openxmlformats.org/drawingml/2006/picture">
+        <mc:Fallback xmlns:pic="http://schemas.openxmlformats.org/drawingml/2006/picture" xmlns:a="http://schemas.openxmlformats.org/drawingml/2006/main">
           <w:pict>
-            <v:rect id="Rechthoek 1" style="position:absolute;margin-left:0;margin-top:0;width:841.85pt;height:53.85pt;z-index:-251637760;visibility:visible;mso-wrap-style:square;mso-wrap-distance-left:9pt;mso-wrap-distance-top:0;mso-wrap-distance-right:9pt;mso-wrap-distance-bottom:0;mso-position-horizontal:center;mso-position-horizontal-relative:page;mso-position-vertical:bottom;mso-position-vertical-relative:page;v-text-anchor:top" o:spid="_x0000_s1026" fillcolor="#ed7623" stroked="f" w14:anchorId="03BB6CF2" o:gfxdata="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">
+            <v:rect id="Rechthoek 1" style="position:absolute;margin-left:0;margin-top:0;width:841.85pt;height:53.85pt;z-index:-251637760;visibility:visible;mso-wrap-style:square;mso-wrap-distance-left:9pt;mso-wrap-distance-top:0;mso-wrap-distance-right:9pt;mso-wrap-distance-bottom:0;mso-position-horizontal:center;mso-position-horizontal-relative:page;mso-position-vertical:bottom;mso-position-vertical-relative:page;v-text-anchor:top" o:spid="_x0000_s1026" fillcolor="#ed7623" stroked="f" w14:anchorId="03BB6CF2" o:gfxdata="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">
               <v:textbox inset="0,0,0,0"/>
               <w10:wrap anchorx="page" anchory="page"/>
             </v:rect>
@@ -1513,13 +1877,13 @@
   </w:p>
   <w:p>
     <w:pPr>
-      <w:pStyle w:val="Footer"/>
+      <w:pStyle w:val="llb"/>
     </w:pPr>
     <w:r>
       <w:rPr>
         <w:rStyle w:val="FootnoteTextChar"/>
         <w:color w:val="FFFFFF"/>
-        <w:lang w:val="nl-NL"/>
+        <w:lang w:val="en-US"/>
       </w:rPr>
       <w:fldChar w:fldCharType="begin"/>
     </w:r>
@@ -1527,7 +1891,7 @@
       <w:rPr>
         <w:rStyle w:val="FootnoteTextChar"/>
         <w:color w:val="FFFFFF"/>
-        <w:lang w:val="nl-NL"/>
+        <w:lang w:val="en-US"/>
       </w:rPr>
       <w:instrText xml:space="preserve"> PAGE </w:instrText>
     </w:r>
@@ -1535,7 +1899,7 @@
       <w:rPr>
         <w:rStyle w:val="FootnoteTextChar"/>
         <w:color w:val="FFFFFF"/>
-        <w:lang w:val="nl-NL"/>
+        <w:lang w:val="en-US"/>
       </w:rPr>
       <w:fldChar w:fldCharType="separate"/>
     </w:r>
@@ -1543,7 +1907,7 @@
       <w:rPr>
         <w:rStyle w:val="FootnoteTextChar"/>
         <w:color w:val="FFFFFF"/>
-        <w:lang w:val="nl-NL"/>
+        <w:lang w:val="en-US"/>
       </w:rPr>
       <w:t>4</w:t>
     </w:r>
@@ -1551,14 +1915,14 @@
       <w:rPr>
         <w:rStyle w:val="FootnoteTextChar"/>
         <w:color w:val="FFFFFF"/>
-        <w:lang w:val="nl-NL"/>
+        <w:lang w:val="en-US"/>
       </w:rPr>
       <w:fldChar w:fldCharType="end"/>
     </w:r>
     <w:r>
       <w:rPr>
         <w:color w:val="FFFFFF"/>
-        <w:lang w:val="nl-NL" w:eastAsia="nl-NL"/>
+        <w:lang w:eastAsia="nl-NL"/>
       </w:rPr>
       <w:t xml:space="preserve"> </w:t>
     </w:r>
@@ -1567,15 +1931,12 @@
 </file>
 
 <file path=word/footer2.xml><?xml version="1.0" encoding="utf-8"?>
-<w:ftr xmlns:wpc="http://schemas.microsoft.com/office/word/2010/wordprocessingCanvas" xmlns:cx="http://schemas.microsoft.com/office/drawing/2014/chartex" xmlns:cx1="http://schemas.microsoft.com/office/drawing/2015/9/8/chartex" xmlns:cx2="http://schemas.microsoft.com/office/drawing/2015/10/21/chartex" xmlns:cx3="http://schemas.microsoft.com/office/drawing/2016/5/9/chartex" xmlns:cx4="http://schemas.microsoft.com/office/drawing/2016/5/10/chartex" xmlns:cx5="http://schemas.microsoft.com/office/drawing/2016/5/11/chartex" xmlns:cx6="http://schemas.microsoft.com/office/drawing/2016/5/12/chartex" xmlns:cx7="http://schemas.microsoft.com/office/drawing/2016/5/13/chartex" xmlns:cx8="http://schemas.microsoft.com/office/drawing/2016/5/14/chartex" xmlns:mc="http://schemas.openxmlformats.org/markup-compatibility/2006" xmlns:aink="http://schemas.microsoft.com/office/drawing/2016/ink" xmlns:am3d="http://schemas.microsoft.com/office/drawing/2017/model3d" xmlns:o="urn:schemas-microsoft-com:office:office" xmlns:oel="http://schemas.microsoft.com/office/2019/extlst" xmlns:r="http://schemas.openxmlformats.org/officeDocument/2006/relationships" xmlns:m="http://schemas.openxmlformats.org/officeDocument/2006/math" xmlns:v="urn:schemas-microsoft-com:vml" xmlns:wp14="http://schemas.microsoft.com/office/word/2010/wordprocessingDrawing" xmlns:wp="http://schemas.openxmlformats.org/drawingml/2006/wordprocessingDrawing" xmlns:w10="urn:schemas-microsoft-com:office:word" xmlns:w="http://schemas.openxmlformats.org/wordprocessingml/2006/main" xmlns:w14="http://schemas.microsoft.com/office/word/2010/wordml" xmlns:w15="http://schemas.microsoft.com/office/word/2012/wordml" xmlns:w16cex="http://schemas.microsoft.com/office/word/2018/wordml/cex" xmlns:w16cid="http://schemas.microsoft.com/office/word/2016/wordml/cid" xmlns:w16="http://schemas.microsoft.com/office/word/2018/wordml" xmlns:w16du="http://schemas.microsoft.com/office/word/2023/wordml/word16du" xmlns:w16sdtdh="http://schemas.microsoft.com/office/word/2020/wordml/sdtdatahash" xmlns:w16sdtfl="http://schemas.microsoft.com/office/word/2024/wordml/sdtformatlock" xmlns:w16se="http://schemas.microsoft.com/office/word/2015/wordml/symex" xmlns:wpg="http://schemas.microsoft.com/office/word/2010/wordprocessingGroup" xmlns:wpi="http://schemas.microsoft.com/office/word/2010/wordprocessingInk" xmlns:wne="http://schemas.microsoft.com/office/word/2006/wordml" xmlns:wps="http://schemas.microsoft.com/office/word/2010/wordprocessingShape" xmlns:a="http://schemas.openxmlformats.org/drawingml/2006/main" xmlns:pic="http://schemas.openxmlformats.org/drawingml/2006/picture" xmlns:a14="http://schemas.microsoft.com/office/drawing/2010/main" mc:Ignorable="w14 w15 w16se w16cid w16 w16cex w16sdtdh w16sdtfl w16du wp14">
+<w:ftr xmlns:wpc="http://schemas.microsoft.com/office/word/2010/wordprocessingCanvas" xmlns:cx="http://schemas.microsoft.com/office/drawing/2014/chartex" xmlns:cx1="http://schemas.microsoft.com/office/drawing/2015/9/8/chartex" xmlns:cx2="http://schemas.microsoft.com/office/drawing/2015/10/21/chartex" xmlns:cx3="http://schemas.microsoft.com/office/drawing/2016/5/9/chartex" xmlns:cx4="http://schemas.microsoft.com/office/drawing/2016/5/10/chartex" xmlns:cx5="http://schemas.microsoft.com/office/drawing/2016/5/11/chartex" xmlns:cx6="http://schemas.microsoft.com/office/drawing/2016/5/12/chartex" xmlns:cx7="http://schemas.microsoft.com/office/drawing/2016/5/13/chartex" xmlns:cx8="http://schemas.microsoft.com/office/drawing/2016/5/14/chartex" xmlns:mc="http://schemas.openxmlformats.org/markup-compatibility/2006" xmlns:aink="http://schemas.microsoft.com/office/drawing/2016/ink" xmlns:am3d="http://schemas.microsoft.com/office/drawing/2017/model3d" xmlns:o="urn:schemas-microsoft-com:office:office" xmlns:oel="http://schemas.microsoft.com/office/2019/extlst" xmlns:r="http://schemas.openxmlformats.org/officeDocument/2006/relationships" xmlns:m="http://schemas.openxmlformats.org/officeDocument/2006/math" xmlns:v="urn:schemas-microsoft-com:vml" xmlns:wp14="http://schemas.microsoft.com/office/word/2010/wordprocessingDrawing" xmlns:wp="http://schemas.openxmlformats.org/drawingml/2006/wordprocessingDrawing" xmlns:w10="urn:schemas-microsoft-com:office:word" xmlns:w="http://schemas.openxmlformats.org/wordprocessingml/2006/main" xmlns:w14="http://schemas.microsoft.com/office/word/2010/wordml" xmlns:w15="http://schemas.microsoft.com/office/word/2012/wordml" xmlns:w16cex="http://schemas.microsoft.com/office/word/2018/wordml/cex" xmlns:w16cid="http://schemas.microsoft.com/office/word/2016/wordml/cid" xmlns:w16="http://schemas.microsoft.com/office/word/2018/wordml" xmlns:w16du="http://schemas.microsoft.com/office/word/2023/wordml/word16du" xmlns:w16sdtdh="http://schemas.microsoft.com/office/word/2020/wordml/sdtdatahash" xmlns:w16sdtfl="http://schemas.microsoft.com/office/word/2024/wordml/sdtformatlock" xmlns:w16se="http://schemas.microsoft.com/office/word/2015/wordml/symex" xmlns:wpg="http://schemas.microsoft.com/office/word/2010/wordprocessingGroup" xmlns:wpi="http://schemas.microsoft.com/office/word/2010/wordprocessingInk" xmlns:wne="http://schemas.microsoft.com/office/word/2006/wordml" xmlns:wps="http://schemas.microsoft.com/office/word/2010/wordprocessingShape" mc:Ignorable="w14 w15 w16se w16cid w16 w16cex w16sdtdh w16sdtfl w16du wp14">
   <w:p>
     <w:pPr>
-      <w:pStyle w:val="Footer"/>
+      <w:pStyle w:val="llb"/>
     </w:pPr>
     <w:r>
-      <w:rPr>
-        <w:noProof/>
-      </w:rPr>
       <w:drawing>
         <wp:anchor distT="0" distB="0" distL="114300" distR="114300" simplePos="0" relativeHeight="251675648" behindDoc="1" locked="0" layoutInCell="1" allowOverlap="0" wp14:anchorId="003A5C99" wp14:editId="59FF050A">
           <wp:simplePos x="0" y="0"/>
@@ -1588,7 +1949,7 @@
           <wp:extent cx="7560000" cy="662400"/>
           <wp:effectExtent l="0" t="0" r="0" b="0"/>
           <wp:wrapNone/>
-          <wp:docPr id="437140657" name="Afbeelding 7"/>
+          <wp:docPr id="1935284574" name="Afbeelding 7"/>
           <wp:cNvGraphicFramePr>
             <a:graphicFrameLocks xmlns:a="http://schemas.openxmlformats.org/drawingml/2006/main" noChangeAspect="1"/>
           </wp:cNvGraphicFramePr>
@@ -1635,18 +1996,18 @@
   </w:p>
   <w:p>
     <w:pPr>
-      <w:pStyle w:val="Footer"/>
+      <w:pStyle w:val="llb"/>
     </w:pPr>
   </w:p>
   <w:p>
     <w:pPr>
-      <w:pStyle w:val="Footer"/>
+      <w:pStyle w:val="llb"/>
     </w:pPr>
     <w:r>
       <w:rPr>
         <w:rStyle w:val="FootnoteTextChar"/>
         <w:color w:val="FFFFFF"/>
-        <w:lang w:val="nl-NL"/>
+        <w:lang w:val="en-US"/>
       </w:rPr>
       <w:fldChar w:fldCharType="begin"/>
     </w:r>
@@ -1654,7 +2015,7 @@
       <w:rPr>
         <w:rStyle w:val="FootnoteTextChar"/>
         <w:color w:val="FFFFFF"/>
-        <w:lang w:val="nl-NL"/>
+        <w:lang w:val="en-US"/>
       </w:rPr>
       <w:instrText xml:space="preserve"> PAGE </w:instrText>
     </w:r>
@@ -1662,7 +2023,7 @@
       <w:rPr>
         <w:rStyle w:val="FootnoteTextChar"/>
         <w:color w:val="FFFFFF"/>
-        <w:lang w:val="nl-NL"/>
+        <w:lang w:val="en-US"/>
       </w:rPr>
       <w:fldChar w:fldCharType="separate"/>
     </w:r>
@@ -1670,7 +2031,7 @@
       <w:rPr>
         <w:rStyle w:val="FootnoteTextChar"/>
         <w:color w:val="FFFFFF"/>
-        <w:lang w:val="nl-NL"/>
+        <w:lang w:val="en-US"/>
       </w:rPr>
       <w:t>4</w:t>
     </w:r>
@@ -1678,14 +2039,14 @@
       <w:rPr>
         <w:rStyle w:val="FootnoteTextChar"/>
         <w:color w:val="FFFFFF"/>
-        <w:lang w:val="nl-NL"/>
+        <w:lang w:val="en-US"/>
       </w:rPr>
       <w:fldChar w:fldCharType="end"/>
     </w:r>
     <w:r>
       <w:rPr>
         <w:color w:val="FFFFFF"/>
-        <w:lang w:val="nl-NL" w:eastAsia="nl-NL"/>
+        <w:lang w:eastAsia="nl-NL"/>
       </w:rPr>
       <w:t xml:space="preserve"> </w:t>
     </w:r>
@@ -1697,7 +2058,7 @@
 <w:ftr xmlns:wpc="http://schemas.microsoft.com/office/word/2010/wordprocessingCanvas" xmlns:cx="http://schemas.microsoft.com/office/drawing/2014/chartex" xmlns:cx1="http://schemas.microsoft.com/office/drawing/2015/9/8/chartex" xmlns:cx2="http://schemas.microsoft.com/office/drawing/2015/10/21/chartex" xmlns:cx3="http://schemas.microsoft.com/office/drawing/2016/5/9/chartex" xmlns:cx4="http://schemas.microsoft.com/office/drawing/2016/5/10/chartex" xmlns:cx5="http://schemas.microsoft.com/office/drawing/2016/5/11/chartex" xmlns:cx6="http://schemas.microsoft.com/office/drawing/2016/5/12/chartex" xmlns:cx7="http://schemas.microsoft.com/office/drawing/2016/5/13/chartex" xmlns:cx8="http://schemas.microsoft.com/office/drawing/2016/5/14/chartex" xmlns:mc="http://schemas.openxmlformats.org/markup-compatibility/2006" xmlns:aink="http://schemas.microsoft.com/office/drawing/2016/ink" xmlns:am3d="http://schemas.microsoft.com/office/drawing/2017/model3d" xmlns:o="urn:schemas-microsoft-com:office:office" xmlns:oel="http://schemas.microsoft.com/office/2019/extlst" xmlns:r="http://schemas.openxmlformats.org/officeDocument/2006/relationships" xmlns:m="http://schemas.openxmlformats.org/officeDocument/2006/math" xmlns:v="urn:schemas-microsoft-com:vml" xmlns:wp14="http://schemas.microsoft.com/office/word/2010/wordprocessingDrawing" xmlns:wp="http://schemas.openxmlformats.org/drawingml/2006/wordprocessingDrawing" xmlns:w10="urn:schemas-microsoft-com:office:word" xmlns:w="http://schemas.openxmlformats.org/wordprocessingml/2006/main" xmlns:w14="http://schemas.microsoft.com/office/word/2010/wordml" xmlns:w15="http://schemas.microsoft.com/office/word/2012/wordml" xmlns:w16cex="http://schemas.microsoft.com/office/word/2018/wordml/cex" xmlns:w16cid="http://schemas.microsoft.com/office/word/2016/wordml/cid" xmlns:w16="http://schemas.microsoft.com/office/word/2018/wordml" xmlns:w16du="http://schemas.microsoft.com/office/word/2023/wordml/word16du" xmlns:w16sdtdh="http://schemas.microsoft.com/office/word/2020/wordml/sdtdatahash" xmlns:w16sdtfl="http://schemas.microsoft.com/office/word/2024/wordml/sdtformatlock" xmlns:w16se="http://schemas.microsoft.com/office/word/2015/wordml/symex" xmlns:wpg="http://schemas.microsoft.com/office/word/2010/wordprocessingGroup" xmlns:wpi="http://schemas.microsoft.com/office/word/2010/wordprocessingInk" xmlns:wne="http://schemas.microsoft.com/office/word/2006/wordml" xmlns:wps="http://schemas.microsoft.com/office/word/2010/wordprocessingShape" mc:Ignorable="w14 w15 w16se w16cid w16 w16cex w16sdtdh w16sdtfl w16du wp14">
   <w:p>
     <w:pPr>
-      <w:pStyle w:val="Footer"/>
+      <w:pStyle w:val="llb"/>
     </w:pPr>
   </w:p>
 </w:ftr>
@@ -1732,15 +2093,14 @@
 </file>
 
 <file path=word/header1.xml><?xml version="1.0" encoding="utf-8"?>
-<w:hdr xmlns:wpc="http://schemas.microsoft.com/office/word/2010/wordprocessingCanvas" xmlns:cx="http://schemas.microsoft.com/office/drawing/2014/chartex" xmlns:cx1="http://schemas.microsoft.com/office/drawing/2015/9/8/chartex" xmlns:cx2="http://schemas.microsoft.com/office/drawing/2015/10/21/chartex" xmlns:cx3="http://schemas.microsoft.com/office/drawing/2016/5/9/chartex" xmlns:cx4="http://schemas.microsoft.com/office/drawing/2016/5/10/chartex" xmlns:cx5="http://schemas.microsoft.com/office/drawing/2016/5/11/chartex" xmlns:cx6="http://schemas.microsoft.com/office/drawing/2016/5/12/chartex" xmlns:cx7="http://schemas.microsoft.com/office/drawing/2016/5/13/chartex" xmlns:cx8="http://schemas.microsoft.com/office/drawing/2016/5/14/chartex" xmlns:mc="http://schemas.openxmlformats.org/markup-compatibility/2006" xmlns:aink="http://schemas.microsoft.com/office/drawing/2016/ink" xmlns:am3d="http://schemas.microsoft.com/office/drawing/2017/model3d" xmlns:o="urn:schemas-microsoft-com:office:office" xmlns:oel="http://schemas.microsoft.com/office/2019/extlst" xmlns:r="http://schemas.openxmlformats.org/officeDocument/2006/relationships" xmlns:m="http://schemas.openxmlformats.org/officeDocument/2006/math" xmlns:v="urn:schemas-microsoft-com:vml" xmlns:wp14="http://schemas.microsoft.com/office/word/2010/wordprocessingDrawing" xmlns:wp="http://schemas.openxmlformats.org/drawingml/2006/wordprocessingDrawing" xmlns:w10="urn:schemas-microsoft-com:office:word" xmlns:w="http://schemas.openxmlformats.org/wordprocessingml/2006/main" xmlns:w14="http://schemas.microsoft.com/office/word/2010/wordml" xmlns:w15="http://schemas.microsoft.com/office/word/2012/wordml" xmlns:w16cex="http://schemas.microsoft.com/office/word/2018/wordml/cex" xmlns:w16cid="http://schemas.microsoft.com/office/word/2016/wordml/cid" xmlns:w16="http://schemas.microsoft.com/office/word/2018/wordml" xmlns:w16du="http://schemas.microsoft.com/office/word/2023/wordml/word16du" xmlns:w16sdtdh="http://schemas.microsoft.com/office/word/2020/wordml/sdtdatahash" xmlns:w16sdtfl="http://schemas.microsoft.com/office/word/2024/wordml/sdtformatlock" xmlns:w16se="http://schemas.microsoft.com/office/word/2015/wordml/symex" xmlns:wpg="http://schemas.microsoft.com/office/word/2010/wordprocessingGroup" xmlns:wpi="http://schemas.microsoft.com/office/word/2010/wordprocessingInk" xmlns:wne="http://schemas.microsoft.com/office/word/2006/wordml" xmlns:wps="http://schemas.microsoft.com/office/word/2010/wordprocessingShape" xmlns:a="http://schemas.openxmlformats.org/drawingml/2006/main" xmlns:pic="http://schemas.openxmlformats.org/drawingml/2006/picture" xmlns:a14="http://schemas.microsoft.com/office/drawing/2010/main" mc:Ignorable="w14 w15 w16se w16cid w16 w16cex w16sdtdh w16sdtfl w16du wp14">
+<w:hdr xmlns:wpc="http://schemas.microsoft.com/office/word/2010/wordprocessingCanvas" xmlns:cx="http://schemas.microsoft.com/office/drawing/2014/chartex" xmlns:cx1="http://schemas.microsoft.com/office/drawing/2015/9/8/chartex" xmlns:cx2="http://schemas.microsoft.com/office/drawing/2015/10/21/chartex" xmlns:cx3="http://schemas.microsoft.com/office/drawing/2016/5/9/chartex" xmlns:cx4="http://schemas.microsoft.com/office/drawing/2016/5/10/chartex" xmlns:cx5="http://schemas.microsoft.com/office/drawing/2016/5/11/chartex" xmlns:cx6="http://schemas.microsoft.com/office/drawing/2016/5/12/chartex" xmlns:cx7="http://schemas.microsoft.com/office/drawing/2016/5/13/chartex" xmlns:cx8="http://schemas.microsoft.com/office/drawing/2016/5/14/chartex" xmlns:mc="http://schemas.openxmlformats.org/markup-compatibility/2006" xmlns:aink="http://schemas.microsoft.com/office/drawing/2016/ink" xmlns:am3d="http://schemas.microsoft.com/office/drawing/2017/model3d" xmlns:o="urn:schemas-microsoft-com:office:office" xmlns:oel="http://schemas.microsoft.com/office/2019/extlst" xmlns:r="http://schemas.openxmlformats.org/officeDocument/2006/relationships" xmlns:m="http://schemas.openxmlformats.org/officeDocument/2006/math" xmlns:v="urn:schemas-microsoft-com:vml" xmlns:wp14="http://schemas.microsoft.com/office/word/2010/wordprocessingDrawing" xmlns:wp="http://schemas.openxmlformats.org/drawingml/2006/wordprocessingDrawing" xmlns:w10="urn:schemas-microsoft-com:office:word" xmlns:w="http://schemas.openxmlformats.org/wordprocessingml/2006/main" xmlns:w14="http://schemas.microsoft.com/office/word/2010/wordml" xmlns:w15="http://schemas.microsoft.com/office/word/2012/wordml" xmlns:w16cex="http://schemas.microsoft.com/office/word/2018/wordml/cex" xmlns:w16cid="http://schemas.microsoft.com/office/word/2016/wordml/cid" xmlns:w16="http://schemas.microsoft.com/office/word/2018/wordml" xmlns:w16du="http://schemas.microsoft.com/office/word/2023/wordml/word16du" xmlns:w16sdtdh="http://schemas.microsoft.com/office/word/2020/wordml/sdtdatahash" xmlns:w16sdtfl="http://schemas.microsoft.com/office/word/2024/wordml/sdtformatlock" xmlns:w16se="http://schemas.microsoft.com/office/word/2015/wordml/symex" xmlns:wpg="http://schemas.microsoft.com/office/word/2010/wordprocessingGroup" xmlns:wpi="http://schemas.microsoft.com/office/word/2010/wordprocessingInk" xmlns:wne="http://schemas.microsoft.com/office/word/2006/wordml" xmlns:wps="http://schemas.microsoft.com/office/word/2010/wordprocessingShape" mc:Ignorable="w14 w15 w16se w16cid w16 w16cex w16sdtdh w16sdtfl w16du wp14">
   <w:p>
     <w:pPr>
-      <w:pStyle w:val="Header"/>
+      <w:pStyle w:val="lfej"/>
     </w:pPr>
     <w:r>
       <w:rPr>
-        <w:noProof/>
-        <w:lang w:val="nl-NL" w:eastAsia="nl-NL"/>
+        <w:lang w:eastAsia="nl-NL"/>
       </w:rPr>
       <w:drawing>
         <wp:anchor distT="0" distB="0" distL="114300" distR="114300" simplePos="0" relativeHeight="251680768" behindDoc="1" locked="1" layoutInCell="1" allowOverlap="0" wp14:anchorId="48B8E7DA" wp14:editId="78A3670A">
@@ -1806,15 +2166,14 @@
 </file>
 
 <file path=word/header2.xml><?xml version="1.0" encoding="utf-8"?>
-<w:hdr xmlns:wpc="http://schemas.microsoft.com/office/word/2010/wordprocessingCanvas" xmlns:cx="http://schemas.microsoft.com/office/drawing/2014/chartex" xmlns:cx1="http://schemas.microsoft.com/office/drawing/2015/9/8/chartex" xmlns:cx2="http://schemas.microsoft.com/office/drawing/2015/10/21/chartex" xmlns:cx3="http://schemas.microsoft.com/office/drawing/2016/5/9/chartex" xmlns:cx4="http://schemas.microsoft.com/office/drawing/2016/5/10/chartex" xmlns:cx5="http://schemas.microsoft.com/office/drawing/2016/5/11/chartex" xmlns:cx6="http://schemas.microsoft.com/office/drawing/2016/5/12/chartex" xmlns:cx7="http://schemas.microsoft.com/office/drawing/2016/5/13/chartex" xmlns:cx8="http://schemas.microsoft.com/office/drawing/2016/5/14/chartex" xmlns:mc="http://schemas.openxmlformats.org/markup-compatibility/2006" xmlns:aink="http://schemas.microsoft.com/office/drawing/2016/ink" xmlns:am3d="http://schemas.microsoft.com/office/drawing/2017/model3d" xmlns:o="urn:schemas-microsoft-com:office:office" xmlns:oel="http://schemas.microsoft.com/office/2019/extlst" xmlns:r="http://schemas.openxmlformats.org/officeDocument/2006/relationships" xmlns:m="http://schemas.openxmlformats.org/officeDocument/2006/math" xmlns:v="urn:schemas-microsoft-com:vml" xmlns:wp14="http://schemas.microsoft.com/office/word/2010/wordprocessingDrawing" xmlns:wp="http://schemas.openxmlformats.org/drawingml/2006/wordprocessingDrawing" xmlns:w10="urn:schemas-microsoft-com:office:word" xmlns:w="http://schemas.openxmlformats.org/wordprocessingml/2006/main" xmlns:w14="http://schemas.microsoft.com/office/word/2010/wordml" xmlns:w15="http://schemas.microsoft.com/office/word/2012/wordml" xmlns:w16cex="http://schemas.microsoft.com/office/word/2018/wordml/cex" xmlns:w16cid="http://schemas.microsoft.com/office/word/2016/wordml/cid" xmlns:w16="http://schemas.microsoft.com/office/word/2018/wordml" xmlns:w16du="http://schemas.microsoft.com/office/word/2023/wordml/word16du" xmlns:w16sdtdh="http://schemas.microsoft.com/office/word/2020/wordml/sdtdatahash" xmlns:w16sdtfl="http://schemas.microsoft.com/office/word/2024/wordml/sdtformatlock" xmlns:w16se="http://schemas.microsoft.com/office/word/2015/wordml/symex" xmlns:wpg="http://schemas.microsoft.com/office/word/2010/wordprocessingGroup" xmlns:wpi="http://schemas.microsoft.com/office/word/2010/wordprocessingInk" xmlns:wne="http://schemas.microsoft.com/office/word/2006/wordml" xmlns:wps="http://schemas.microsoft.com/office/word/2010/wordprocessingShape" xmlns:a="http://schemas.openxmlformats.org/drawingml/2006/main" xmlns:pic="http://schemas.openxmlformats.org/drawingml/2006/picture" xmlns:a14="http://schemas.microsoft.com/office/drawing/2010/main" mc:Ignorable="w14 w15 w16se w16cid w16 w16cex w16sdtdh w16sdtfl w16du wp14">
+<w:hdr xmlns:wpc="http://schemas.microsoft.com/office/word/2010/wordprocessingCanvas" xmlns:cx="http://schemas.microsoft.com/office/drawing/2014/chartex" xmlns:cx1="http://schemas.microsoft.com/office/drawing/2015/9/8/chartex" xmlns:cx2="http://schemas.microsoft.com/office/drawing/2015/10/21/chartex" xmlns:cx3="http://schemas.microsoft.com/office/drawing/2016/5/9/chartex" xmlns:cx4="http://schemas.microsoft.com/office/drawing/2016/5/10/chartex" xmlns:cx5="http://schemas.microsoft.com/office/drawing/2016/5/11/chartex" xmlns:cx6="http://schemas.microsoft.com/office/drawing/2016/5/12/chartex" xmlns:cx7="http://schemas.microsoft.com/office/drawing/2016/5/13/chartex" xmlns:cx8="http://schemas.microsoft.com/office/drawing/2016/5/14/chartex" xmlns:mc="http://schemas.openxmlformats.org/markup-compatibility/2006" xmlns:aink="http://schemas.microsoft.com/office/drawing/2016/ink" xmlns:am3d="http://schemas.microsoft.com/office/drawing/2017/model3d" xmlns:o="urn:schemas-microsoft-com:office:office" xmlns:oel="http://schemas.microsoft.com/office/2019/extlst" xmlns:r="http://schemas.openxmlformats.org/officeDocument/2006/relationships" xmlns:m="http://schemas.openxmlformats.org/officeDocument/2006/math" xmlns:v="urn:schemas-microsoft-com:vml" xmlns:wp14="http://schemas.microsoft.com/office/word/2010/wordprocessingDrawing" xmlns:wp="http://schemas.openxmlformats.org/drawingml/2006/wordprocessingDrawing" xmlns:w10="urn:schemas-microsoft-com:office:word" xmlns:w="http://schemas.openxmlformats.org/wordprocessingml/2006/main" xmlns:w14="http://schemas.microsoft.com/office/word/2010/wordml" xmlns:w15="http://schemas.microsoft.com/office/word/2012/wordml" xmlns:w16cex="http://schemas.microsoft.com/office/word/2018/wordml/cex" xmlns:w16cid="http://schemas.microsoft.com/office/word/2016/wordml/cid" xmlns:w16="http://schemas.microsoft.com/office/word/2018/wordml" xmlns:w16du="http://schemas.microsoft.com/office/word/2023/wordml/word16du" xmlns:w16sdtdh="http://schemas.microsoft.com/office/word/2020/wordml/sdtdatahash" xmlns:w16sdtfl="http://schemas.microsoft.com/office/word/2024/wordml/sdtformatlock" xmlns:w16se="http://schemas.microsoft.com/office/word/2015/wordml/symex" xmlns:wpg="http://schemas.microsoft.com/office/word/2010/wordprocessingGroup" xmlns:wpi="http://schemas.microsoft.com/office/word/2010/wordprocessingInk" xmlns:wne="http://schemas.microsoft.com/office/word/2006/wordml" xmlns:wps="http://schemas.microsoft.com/office/word/2010/wordprocessingShape" mc:Ignorable="w14 w15 w16se w16cid w16 w16cex w16sdtdh w16sdtfl w16du wp14">
   <w:p>
     <w:pPr>
-      <w:pStyle w:val="Header"/>
+      <w:pStyle w:val="lfej"/>
     </w:pPr>
     <w:r>
       <w:rPr>
-        <w:noProof/>
-        <w:lang w:val="nl-NL" w:eastAsia="nl-NL"/>
+        <w:lang w:eastAsia="nl-NL"/>
       </w:rPr>
       <w:drawing>
         <wp:anchor distT="0" distB="0" distL="114300" distR="114300" simplePos="0" relativeHeight="251676672" behindDoc="1" locked="1" layoutInCell="1" allowOverlap="0" wp14:anchorId="277137F6" wp14:editId="3D7CACBD">
@@ -1874,8 +2233,7 @@
     </w:r>
     <w:r>
       <w:rPr>
-        <w:noProof/>
-        <w:lang w:val="nl-NL" w:eastAsia="nl-NL"/>
+        <w:lang w:eastAsia="nl-NL"/>
       </w:rPr>
       <w:drawing>
         <wp:anchor distT="0" distB="0" distL="114300" distR="114300" simplePos="0" relativeHeight="251671552" behindDoc="1" locked="0" layoutInCell="1" allowOverlap="1" wp14:anchorId="72FB965D" wp14:editId="38C46778">
@@ -1943,7 +2301,7 @@
         <w:ind w:left="1506" w:hanging="360"/>
       </w:pPr>
       <w:rPr>
-        <w:rFonts w:hint="default" w:ascii="Symbol" w:hAnsi="Symbol"/>
+        <w:rFonts w:ascii="Symbol" w:hAnsi="Symbol" w:hint="default"/>
       </w:rPr>
     </w:lvl>
     <w:lvl w:ilvl="1" w:tplc="08090003" w:tentative="1">
@@ -1955,7 +2313,7 @@
         <w:ind w:left="2226" w:hanging="360"/>
       </w:pPr>
       <w:rPr>
-        <w:rFonts w:hint="default" w:ascii="Courier New" w:hAnsi="Courier New" w:cs="Courier New"/>
+        <w:rFonts w:ascii="Courier New" w:hAnsi="Courier New" w:cs="Courier New" w:hint="default"/>
       </w:rPr>
     </w:lvl>
     <w:lvl w:ilvl="2" w:tplc="08090005" w:tentative="1">
@@ -1967,7 +2325,7 @@
         <w:ind w:left="2946" w:hanging="360"/>
       </w:pPr>
       <w:rPr>
-        <w:rFonts w:hint="default" w:ascii="Wingdings" w:hAnsi="Wingdings"/>
+        <w:rFonts w:ascii="Wingdings" w:hAnsi="Wingdings" w:hint="default"/>
       </w:rPr>
     </w:lvl>
     <w:lvl w:ilvl="3" w:tplc="08090001" w:tentative="1">
@@ -1979,7 +2337,7 @@
         <w:ind w:left="3666" w:hanging="360"/>
       </w:pPr>
       <w:rPr>
-        <w:rFonts w:hint="default" w:ascii="Symbol" w:hAnsi="Symbol"/>
+        <w:rFonts w:ascii="Symbol" w:hAnsi="Symbol" w:hint="default"/>
       </w:rPr>
     </w:lvl>
     <w:lvl w:ilvl="4" w:tplc="08090003" w:tentative="1">
@@ -1991,7 +2349,7 @@
         <w:ind w:left="4386" w:hanging="360"/>
       </w:pPr>
       <w:rPr>
-        <w:rFonts w:hint="default" w:ascii="Courier New" w:hAnsi="Courier New" w:cs="Courier New"/>
+        <w:rFonts w:ascii="Courier New" w:hAnsi="Courier New" w:cs="Courier New" w:hint="default"/>
       </w:rPr>
     </w:lvl>
     <w:lvl w:ilvl="5" w:tplc="08090005" w:tentative="1">
@@ -2003,7 +2361,7 @@
         <w:ind w:left="5106" w:hanging="360"/>
       </w:pPr>
       <w:rPr>
-        <w:rFonts w:hint="default" w:ascii="Wingdings" w:hAnsi="Wingdings"/>
+        <w:rFonts w:ascii="Wingdings" w:hAnsi="Wingdings" w:hint="default"/>
       </w:rPr>
     </w:lvl>
     <w:lvl w:ilvl="6" w:tplc="08090001" w:tentative="1">
@@ -2015,7 +2373,7 @@
         <w:ind w:left="5826" w:hanging="360"/>
       </w:pPr>
       <w:rPr>
-        <w:rFonts w:hint="default" w:ascii="Symbol" w:hAnsi="Symbol"/>
+        <w:rFonts w:ascii="Symbol" w:hAnsi="Symbol" w:hint="default"/>
       </w:rPr>
     </w:lvl>
     <w:lvl w:ilvl="7" w:tplc="08090003" w:tentative="1">
@@ -2027,7 +2385,7 @@
         <w:ind w:left="6546" w:hanging="360"/>
       </w:pPr>
       <w:rPr>
-        <w:rFonts w:hint="default" w:ascii="Courier New" w:hAnsi="Courier New" w:cs="Courier New"/>
+        <w:rFonts w:ascii="Courier New" w:hAnsi="Courier New" w:cs="Courier New" w:hint="default"/>
       </w:rPr>
     </w:lvl>
     <w:lvl w:ilvl="8" w:tplc="08090005" w:tentative="1">
@@ -2039,7 +2397,7 @@
         <w:ind w:left="7266" w:hanging="360"/>
       </w:pPr>
       <w:rPr>
-        <w:rFonts w:hint="default" w:ascii="Wingdings" w:hAnsi="Wingdings"/>
+        <w:rFonts w:ascii="Wingdings" w:hAnsi="Wingdings" w:hint="default"/>
       </w:rPr>
     </w:lvl>
   </w:abstractNum>
@@ -2177,7 +2535,7 @@
         <w:ind w:left="360" w:hanging="360"/>
       </w:pPr>
       <w:rPr>
-        <w:rFonts w:hint="default" w:ascii="Symbol" w:hAnsi="Symbol"/>
+        <w:rFonts w:ascii="Symbol" w:hAnsi="Symbol" w:hint="default"/>
       </w:rPr>
     </w:lvl>
     <w:lvl w:ilvl="1" w:tplc="08090003" w:tentative="1">
@@ -2189,7 +2547,7 @@
         <w:ind w:left="1080" w:hanging="360"/>
       </w:pPr>
       <w:rPr>
-        <w:rFonts w:hint="default" w:ascii="Courier New" w:hAnsi="Courier New" w:cs="Courier New"/>
+        <w:rFonts w:ascii="Courier New" w:hAnsi="Courier New" w:cs="Courier New" w:hint="default"/>
       </w:rPr>
     </w:lvl>
     <w:lvl w:ilvl="2" w:tplc="08090005" w:tentative="1">
@@ -2201,7 +2559,7 @@
         <w:ind w:left="1800" w:hanging="360"/>
       </w:pPr>
       <w:rPr>
-        <w:rFonts w:hint="default" w:ascii="Wingdings" w:hAnsi="Wingdings"/>
+        <w:rFonts w:ascii="Wingdings" w:hAnsi="Wingdings" w:hint="default"/>
       </w:rPr>
     </w:lvl>
     <w:lvl w:ilvl="3" w:tplc="08090001" w:tentative="1">
@@ -2213,7 +2571,7 @@
         <w:ind w:left="2520" w:hanging="360"/>
       </w:pPr>
       <w:rPr>
-        <w:rFonts w:hint="default" w:ascii="Symbol" w:hAnsi="Symbol"/>
+        <w:rFonts w:ascii="Symbol" w:hAnsi="Symbol" w:hint="default"/>
       </w:rPr>
     </w:lvl>
     <w:lvl w:ilvl="4" w:tplc="08090003" w:tentative="1">
@@ -2225,7 +2583,7 @@
         <w:ind w:left="3240" w:hanging="360"/>
       </w:pPr>
       <w:rPr>
-        <w:rFonts w:hint="default" w:ascii="Courier New" w:hAnsi="Courier New" w:cs="Courier New"/>
+        <w:rFonts w:ascii="Courier New" w:hAnsi="Courier New" w:cs="Courier New" w:hint="default"/>
       </w:rPr>
     </w:lvl>
     <w:lvl w:ilvl="5" w:tplc="08090005" w:tentative="1">
@@ -2237,7 +2595,7 @@
         <w:ind w:left="3960" w:hanging="360"/>
       </w:pPr>
       <w:rPr>
-        <w:rFonts w:hint="default" w:ascii="Wingdings" w:hAnsi="Wingdings"/>
+        <w:rFonts w:ascii="Wingdings" w:hAnsi="Wingdings" w:hint="default"/>
       </w:rPr>
     </w:lvl>
     <w:lvl w:ilvl="6" w:tplc="08090001" w:tentative="1">
@@ -2249,7 +2607,7 @@
         <w:ind w:left="4680" w:hanging="360"/>
       </w:pPr>
       <w:rPr>
-        <w:rFonts w:hint="default" w:ascii="Symbol" w:hAnsi="Symbol"/>
+        <w:rFonts w:ascii="Symbol" w:hAnsi="Symbol" w:hint="default"/>
       </w:rPr>
     </w:lvl>
     <w:lvl w:ilvl="7" w:tplc="08090003" w:tentative="1">
@@ -2261,7 +2619,7 @@
         <w:ind w:left="5400" w:hanging="360"/>
       </w:pPr>
       <w:rPr>
-        <w:rFonts w:hint="default" w:ascii="Courier New" w:hAnsi="Courier New" w:cs="Courier New"/>
+        <w:rFonts w:ascii="Courier New" w:hAnsi="Courier New" w:cs="Courier New" w:hint="default"/>
       </w:rPr>
     </w:lvl>
     <w:lvl w:ilvl="8" w:tplc="08090005" w:tentative="1">
@@ -2273,7 +2631,7 @@
         <w:ind w:left="6120" w:hanging="360"/>
       </w:pPr>
       <w:rPr>
-        <w:rFonts w:hint="default" w:ascii="Wingdings" w:hAnsi="Wingdings"/>
+        <w:rFonts w:ascii="Wingdings" w:hAnsi="Wingdings" w:hint="default"/>
       </w:rPr>
     </w:lvl>
   </w:abstractNum>
@@ -2509,7 +2867,7 @@
         <w:ind w:left="644" w:hanging="360"/>
       </w:pPr>
       <w:rPr>
-        <w:rFonts w:hint="default" w:ascii="Symbol" w:hAnsi="Symbol"/>
+        <w:rFonts w:ascii="Symbol" w:hAnsi="Symbol" w:hint="default"/>
       </w:rPr>
     </w:lvl>
     <w:lvl w:ilvl="1" w:tplc="08090003" w:tentative="1">
@@ -2521,7 +2879,7 @@
         <w:ind w:left="1364" w:hanging="360"/>
       </w:pPr>
       <w:rPr>
-        <w:rFonts w:hint="default" w:ascii="Courier New" w:hAnsi="Courier New" w:cs="Courier New"/>
+        <w:rFonts w:ascii="Courier New" w:hAnsi="Courier New" w:cs="Courier New" w:hint="default"/>
       </w:rPr>
     </w:lvl>
     <w:lvl w:ilvl="2" w:tplc="08090005" w:tentative="1">
@@ -2533,7 +2891,7 @@
         <w:ind w:left="2084" w:hanging="360"/>
       </w:pPr>
       <w:rPr>
-        <w:rFonts w:hint="default" w:ascii="Wingdings" w:hAnsi="Wingdings"/>
+        <w:rFonts w:ascii="Wingdings" w:hAnsi="Wingdings" w:hint="default"/>
       </w:rPr>
     </w:lvl>
     <w:lvl w:ilvl="3" w:tplc="08090001" w:tentative="1">
@@ -2545,7 +2903,7 @@
         <w:ind w:left="2804" w:hanging="360"/>
       </w:pPr>
       <w:rPr>
-        <w:rFonts w:hint="default" w:ascii="Symbol" w:hAnsi="Symbol"/>
+        <w:rFonts w:ascii="Symbol" w:hAnsi="Symbol" w:hint="default"/>
       </w:rPr>
     </w:lvl>
     <w:lvl w:ilvl="4" w:tplc="08090003" w:tentative="1">
@@ -2557,7 +2915,7 @@
         <w:ind w:left="3524" w:hanging="360"/>
       </w:pPr>
       <w:rPr>
-        <w:rFonts w:hint="default" w:ascii="Courier New" w:hAnsi="Courier New" w:cs="Courier New"/>
+        <w:rFonts w:ascii="Courier New" w:hAnsi="Courier New" w:cs="Courier New" w:hint="default"/>
       </w:rPr>
     </w:lvl>
     <w:lvl w:ilvl="5" w:tplc="08090005" w:tentative="1">
@@ -2569,7 +2927,7 @@
         <w:ind w:left="4244" w:hanging="360"/>
       </w:pPr>
       <w:rPr>
-        <w:rFonts w:hint="default" w:ascii="Wingdings" w:hAnsi="Wingdings"/>
+        <w:rFonts w:ascii="Wingdings" w:hAnsi="Wingdings" w:hint="default"/>
       </w:rPr>
     </w:lvl>
     <w:lvl w:ilvl="6" w:tplc="08090001" w:tentative="1">
@@ -2581,7 +2939,7 @@
         <w:ind w:left="4964" w:hanging="360"/>
       </w:pPr>
       <w:rPr>
-        <w:rFonts w:hint="default" w:ascii="Symbol" w:hAnsi="Symbol"/>
+        <w:rFonts w:ascii="Symbol" w:hAnsi="Symbol" w:hint="default"/>
       </w:rPr>
     </w:lvl>
     <w:lvl w:ilvl="7" w:tplc="08090003" w:tentative="1">
@@ -2593,7 +2951,7 @@
         <w:ind w:left="5684" w:hanging="360"/>
       </w:pPr>
       <w:rPr>
-        <w:rFonts w:hint="default" w:ascii="Courier New" w:hAnsi="Courier New" w:cs="Courier New"/>
+        <w:rFonts w:ascii="Courier New" w:hAnsi="Courier New" w:cs="Courier New" w:hint="default"/>
       </w:rPr>
     </w:lvl>
     <w:lvl w:ilvl="8" w:tplc="08090005" w:tentative="1">
@@ -2605,7 +2963,7 @@
         <w:ind w:left="6404" w:hanging="360"/>
       </w:pPr>
       <w:rPr>
-        <w:rFonts w:hint="default" w:ascii="Wingdings" w:hAnsi="Wingdings"/>
+        <w:rFonts w:ascii="Wingdings" w:hAnsi="Wingdings" w:hint="default"/>
       </w:rPr>
     </w:lvl>
   </w:abstractNum>
@@ -2617,7 +2975,7 @@
     <w:lvl w:ilvl="0">
       <w:start w:val="1"/>
       <w:numFmt w:val="decimal"/>
-      <w:pStyle w:val="Heading1"/>
+      <w:pStyle w:val="Cmsor1"/>
       <w:lvlText w:val="%1"/>
       <w:lvlJc w:val="left"/>
       <w:pPr>
@@ -2627,7 +2985,7 @@
     <w:lvl w:ilvl="1">
       <w:start w:val="1"/>
       <w:numFmt w:val="decimal"/>
-      <w:pStyle w:val="Heading2"/>
+      <w:pStyle w:val="Cmsor2"/>
       <w:lvlText w:val="%1.%2"/>
       <w:lvlJc w:val="left"/>
       <w:pPr>
@@ -2637,7 +2995,7 @@
     <w:lvl w:ilvl="2">
       <w:start w:val="1"/>
       <w:numFmt w:val="decimal"/>
-      <w:pStyle w:val="Heading3"/>
+      <w:pStyle w:val="Cmsor3"/>
       <w:lvlText w:val="%1.%2.%3"/>
       <w:lvlJc w:val="left"/>
       <w:pPr>
@@ -2694,7 +3052,7 @@
         <w:ind w:left="720" w:hanging="360"/>
       </w:pPr>
       <w:rPr>
-        <w:rFonts w:hint="default" w:ascii="Symbol" w:hAnsi="Symbol"/>
+        <w:rFonts w:ascii="Symbol" w:hAnsi="Symbol" w:hint="default"/>
       </w:rPr>
     </w:lvl>
     <w:lvl w:ilvl="1" w:tplc="08090003" w:tentative="1">
@@ -2706,7 +3064,7 @@
         <w:ind w:left="1440" w:hanging="360"/>
       </w:pPr>
       <w:rPr>
-        <w:rFonts w:hint="default" w:ascii="Courier New" w:hAnsi="Courier New" w:cs="Courier New"/>
+        <w:rFonts w:ascii="Courier New" w:hAnsi="Courier New" w:cs="Courier New" w:hint="default"/>
       </w:rPr>
     </w:lvl>
     <w:lvl w:ilvl="2" w:tplc="08090005" w:tentative="1">
@@ -2718,7 +3076,7 @@
         <w:ind w:left="2160" w:hanging="360"/>
       </w:pPr>
       <w:rPr>
-        <w:rFonts w:hint="default" w:ascii="Wingdings" w:hAnsi="Wingdings"/>
+        <w:rFonts w:ascii="Wingdings" w:hAnsi="Wingdings" w:hint="default"/>
       </w:rPr>
     </w:lvl>
     <w:lvl w:ilvl="3" w:tplc="08090001" w:tentative="1">
@@ -2730,7 +3088,7 @@
         <w:ind w:left="2880" w:hanging="360"/>
       </w:pPr>
       <w:rPr>
-        <w:rFonts w:hint="default" w:ascii="Symbol" w:hAnsi="Symbol"/>
+        <w:rFonts w:ascii="Symbol" w:hAnsi="Symbol" w:hint="default"/>
       </w:rPr>
     </w:lvl>
     <w:lvl w:ilvl="4" w:tplc="08090003" w:tentative="1">
@@ -2742,7 +3100,7 @@
         <w:ind w:left="3600" w:hanging="360"/>
       </w:pPr>
       <w:rPr>
-        <w:rFonts w:hint="default" w:ascii="Courier New" w:hAnsi="Courier New" w:cs="Courier New"/>
+        <w:rFonts w:ascii="Courier New" w:hAnsi="Courier New" w:cs="Courier New" w:hint="default"/>
       </w:rPr>
     </w:lvl>
     <w:lvl w:ilvl="5" w:tplc="08090005" w:tentative="1">
@@ -2754,7 +3112,7 @@
         <w:ind w:left="4320" w:hanging="360"/>
       </w:pPr>
       <w:rPr>
-        <w:rFonts w:hint="default" w:ascii="Wingdings" w:hAnsi="Wingdings"/>
+        <w:rFonts w:ascii="Wingdings" w:hAnsi="Wingdings" w:hint="default"/>
       </w:rPr>
     </w:lvl>
     <w:lvl w:ilvl="6" w:tplc="08090001" w:tentative="1">
@@ -2766,7 +3124,7 @@
         <w:ind w:left="5040" w:hanging="360"/>
       </w:pPr>
       <w:rPr>
-        <w:rFonts w:hint="default" w:ascii="Symbol" w:hAnsi="Symbol"/>
+        <w:rFonts w:ascii="Symbol" w:hAnsi="Symbol" w:hint="default"/>
       </w:rPr>
     </w:lvl>
     <w:lvl w:ilvl="7" w:tplc="08090003" w:tentative="1">
@@ -2778,7 +3136,7 @@
         <w:ind w:left="5760" w:hanging="360"/>
       </w:pPr>
       <w:rPr>
-        <w:rFonts w:hint="default" w:ascii="Courier New" w:hAnsi="Courier New" w:cs="Courier New"/>
+        <w:rFonts w:ascii="Courier New" w:hAnsi="Courier New" w:cs="Courier New" w:hint="default"/>
       </w:rPr>
     </w:lvl>
     <w:lvl w:ilvl="8" w:tplc="08090005" w:tentative="1">
@@ -2790,7 +3148,7 @@
         <w:ind w:left="6480" w:hanging="360"/>
       </w:pPr>
       <w:rPr>
-        <w:rFonts w:hint="default" w:ascii="Wingdings" w:hAnsi="Wingdings"/>
+        <w:rFonts w:ascii="Wingdings" w:hAnsi="Wingdings" w:hint="default"/>
       </w:rPr>
     </w:lvl>
   </w:abstractNum>
@@ -2807,7 +3165,7 @@
         <w:ind w:left="720" w:hanging="360"/>
       </w:pPr>
       <w:rPr>
-        <w:rFonts w:hint="default" w:ascii="Symbol" w:hAnsi="Symbol"/>
+        <w:rFonts w:ascii="Symbol" w:hAnsi="Symbol" w:hint="default"/>
       </w:rPr>
     </w:lvl>
     <w:lvl w:ilvl="1" w:tplc="08090003" w:tentative="1">
@@ -2819,7 +3177,7 @@
         <w:ind w:left="1440" w:hanging="360"/>
       </w:pPr>
       <w:rPr>
-        <w:rFonts w:hint="default" w:ascii="Courier New" w:hAnsi="Courier New" w:cs="Courier New"/>
+        <w:rFonts w:ascii="Courier New" w:hAnsi="Courier New" w:cs="Courier New" w:hint="default"/>
       </w:rPr>
     </w:lvl>
     <w:lvl w:ilvl="2" w:tplc="08090005" w:tentative="1">
@@ -2831,7 +3189,7 @@
         <w:ind w:left="2160" w:hanging="360"/>
       </w:pPr>
       <w:rPr>
-        <w:rFonts w:hint="default" w:ascii="Wingdings" w:hAnsi="Wingdings"/>
+        <w:rFonts w:ascii="Wingdings" w:hAnsi="Wingdings" w:hint="default"/>
       </w:rPr>
     </w:lvl>
     <w:lvl w:ilvl="3" w:tplc="08090001" w:tentative="1">
@@ -2843,7 +3201,7 @@
         <w:ind w:left="2880" w:hanging="360"/>
       </w:pPr>
       <w:rPr>
-        <w:rFonts w:hint="default" w:ascii="Symbol" w:hAnsi="Symbol"/>
+        <w:rFonts w:ascii="Symbol" w:hAnsi="Symbol" w:hint="default"/>
       </w:rPr>
     </w:lvl>
     <w:lvl w:ilvl="4" w:tplc="08090003" w:tentative="1">
@@ -2855,7 +3213,7 @@
         <w:ind w:left="3600" w:hanging="360"/>
       </w:pPr>
       <w:rPr>
-        <w:rFonts w:hint="default" w:ascii="Courier New" w:hAnsi="Courier New" w:cs="Courier New"/>
+        <w:rFonts w:ascii="Courier New" w:hAnsi="Courier New" w:cs="Courier New" w:hint="default"/>
       </w:rPr>
     </w:lvl>
     <w:lvl w:ilvl="5" w:tplc="08090005" w:tentative="1">
@@ -2867,7 +3225,7 @@
         <w:ind w:left="4320" w:hanging="360"/>
       </w:pPr>
       <w:rPr>
-        <w:rFonts w:hint="default" w:ascii="Wingdings" w:hAnsi="Wingdings"/>
+        <w:rFonts w:ascii="Wingdings" w:hAnsi="Wingdings" w:hint="default"/>
       </w:rPr>
     </w:lvl>
     <w:lvl w:ilvl="6" w:tplc="08090001" w:tentative="1">
@@ -2879,7 +3237,7 @@
         <w:ind w:left="5040" w:hanging="360"/>
       </w:pPr>
       <w:rPr>
-        <w:rFonts w:hint="default" w:ascii="Symbol" w:hAnsi="Symbol"/>
+        <w:rFonts w:ascii="Symbol" w:hAnsi="Symbol" w:hint="default"/>
       </w:rPr>
     </w:lvl>
     <w:lvl w:ilvl="7" w:tplc="08090003" w:tentative="1">
@@ -2891,7 +3249,7 @@
         <w:ind w:left="5760" w:hanging="360"/>
       </w:pPr>
       <w:rPr>
-        <w:rFonts w:hint="default" w:ascii="Courier New" w:hAnsi="Courier New" w:cs="Courier New"/>
+        <w:rFonts w:ascii="Courier New" w:hAnsi="Courier New" w:cs="Courier New" w:hint="default"/>
       </w:rPr>
     </w:lvl>
     <w:lvl w:ilvl="8" w:tplc="08090005" w:tentative="1">
@@ -2903,7 +3261,7 @@
         <w:ind w:left="6480" w:hanging="360"/>
       </w:pPr>
       <w:rPr>
-        <w:rFonts w:hint="default" w:ascii="Wingdings" w:hAnsi="Wingdings"/>
+        <w:rFonts w:ascii="Wingdings" w:hAnsi="Wingdings" w:hint="default"/>
       </w:rPr>
     </w:lvl>
   </w:abstractNum>
@@ -2920,7 +3278,7 @@
         <w:ind w:left="360" w:hanging="360"/>
       </w:pPr>
       <w:rPr>
-        <w:rFonts w:hint="default" w:ascii="Symbol" w:hAnsi="Symbol"/>
+        <w:rFonts w:ascii="Symbol" w:hAnsi="Symbol" w:hint="default"/>
       </w:rPr>
     </w:lvl>
     <w:lvl w:ilvl="1" w:tplc="08090003" w:tentative="1">
@@ -2932,7 +3290,7 @@
         <w:ind w:left="1080" w:hanging="360"/>
       </w:pPr>
       <w:rPr>
-        <w:rFonts w:hint="default" w:ascii="Courier New" w:hAnsi="Courier New" w:cs="Courier New"/>
+        <w:rFonts w:ascii="Courier New" w:hAnsi="Courier New" w:cs="Courier New" w:hint="default"/>
       </w:rPr>
     </w:lvl>
     <w:lvl w:ilvl="2" w:tplc="08090005" w:tentative="1">
@@ -2944,7 +3302,7 @@
         <w:ind w:left="1800" w:hanging="360"/>
       </w:pPr>
       <w:rPr>
-        <w:rFonts w:hint="default" w:ascii="Wingdings" w:hAnsi="Wingdings"/>
+        <w:rFonts w:ascii="Wingdings" w:hAnsi="Wingdings" w:hint="default"/>
       </w:rPr>
     </w:lvl>
     <w:lvl w:ilvl="3" w:tplc="08090001" w:tentative="1">
@@ -2956,7 +3314,7 @@
         <w:ind w:left="2520" w:hanging="360"/>
       </w:pPr>
       <w:rPr>
-        <w:rFonts w:hint="default" w:ascii="Symbol" w:hAnsi="Symbol"/>
+        <w:rFonts w:ascii="Symbol" w:hAnsi="Symbol" w:hint="default"/>
       </w:rPr>
     </w:lvl>
     <w:lvl w:ilvl="4" w:tplc="08090003" w:tentative="1">
@@ -2968,7 +3326,7 @@
         <w:ind w:left="3240" w:hanging="360"/>
       </w:pPr>
       <w:rPr>
-        <w:rFonts w:hint="default" w:ascii="Courier New" w:hAnsi="Courier New" w:cs="Courier New"/>
+        <w:rFonts w:ascii="Courier New" w:hAnsi="Courier New" w:cs="Courier New" w:hint="default"/>
       </w:rPr>
     </w:lvl>
     <w:lvl w:ilvl="5" w:tplc="08090005" w:tentative="1">
@@ -2980,7 +3338,7 @@
         <w:ind w:left="3960" w:hanging="360"/>
       </w:pPr>
       <w:rPr>
-        <w:rFonts w:hint="default" w:ascii="Wingdings" w:hAnsi="Wingdings"/>
+        <w:rFonts w:ascii="Wingdings" w:hAnsi="Wingdings" w:hint="default"/>
       </w:rPr>
     </w:lvl>
     <w:lvl w:ilvl="6" w:tplc="08090001" w:tentative="1">
@@ -2992,7 +3350,7 @@
         <w:ind w:left="4680" w:hanging="360"/>
       </w:pPr>
       <w:rPr>
-        <w:rFonts w:hint="default" w:ascii="Symbol" w:hAnsi="Symbol"/>
+        <w:rFonts w:ascii="Symbol" w:hAnsi="Symbol" w:hint="default"/>
       </w:rPr>
     </w:lvl>
     <w:lvl w:ilvl="7" w:tplc="08090003" w:tentative="1">
@@ -3004,7 +3362,7 @@
         <w:ind w:left="5400" w:hanging="360"/>
       </w:pPr>
       <w:rPr>
-        <w:rFonts w:hint="default" w:ascii="Courier New" w:hAnsi="Courier New" w:cs="Courier New"/>
+        <w:rFonts w:ascii="Courier New" w:hAnsi="Courier New" w:cs="Courier New" w:hint="default"/>
       </w:rPr>
     </w:lvl>
     <w:lvl w:ilvl="8" w:tplc="08090005" w:tentative="1">
@@ -3016,7 +3374,7 @@
         <w:ind w:left="6120" w:hanging="360"/>
       </w:pPr>
       <w:rPr>
-        <w:rFonts w:hint="default" w:ascii="Wingdings" w:hAnsi="Wingdings"/>
+        <w:rFonts w:ascii="Wingdings" w:hAnsi="Wingdings" w:hint="default"/>
       </w:rPr>
     </w:lvl>
   </w:abstractNum>
@@ -3122,7 +3480,7 @@
         <w:ind w:left="360" w:hanging="360"/>
       </w:pPr>
       <w:rPr>
-        <w:rFonts w:hint="default" w:ascii="Symbol" w:hAnsi="Symbol"/>
+        <w:rFonts w:ascii="Symbol" w:hAnsi="Symbol" w:hint="default"/>
       </w:rPr>
     </w:lvl>
     <w:lvl w:ilvl="1" w:tplc="08090003" w:tentative="1">
@@ -3134,7 +3492,7 @@
         <w:ind w:left="1080" w:hanging="360"/>
       </w:pPr>
       <w:rPr>
-        <w:rFonts w:hint="default" w:ascii="Courier New" w:hAnsi="Courier New" w:cs="Courier New"/>
+        <w:rFonts w:ascii="Courier New" w:hAnsi="Courier New" w:cs="Courier New" w:hint="default"/>
       </w:rPr>
     </w:lvl>
     <w:lvl w:ilvl="2" w:tplc="08090005" w:tentative="1">
@@ -3146,7 +3504,7 @@
         <w:ind w:left="1800" w:hanging="360"/>
       </w:pPr>
       <w:rPr>
-        <w:rFonts w:hint="default" w:ascii="Wingdings" w:hAnsi="Wingdings"/>
+        <w:rFonts w:ascii="Wingdings" w:hAnsi="Wingdings" w:hint="default"/>
       </w:rPr>
     </w:lvl>
     <w:lvl w:ilvl="3" w:tplc="08090001" w:tentative="1">
@@ -3158,7 +3516,7 @@
         <w:ind w:left="2520" w:hanging="360"/>
       </w:pPr>
       <w:rPr>
-        <w:rFonts w:hint="default" w:ascii="Symbol" w:hAnsi="Symbol"/>
+        <w:rFonts w:ascii="Symbol" w:hAnsi="Symbol" w:hint="default"/>
       </w:rPr>
     </w:lvl>
     <w:lvl w:ilvl="4" w:tplc="08090003" w:tentative="1">
@@ -3170,7 +3528,7 @@
         <w:ind w:left="3240" w:hanging="360"/>
       </w:pPr>
       <w:rPr>
-        <w:rFonts w:hint="default" w:ascii="Courier New" w:hAnsi="Courier New" w:cs="Courier New"/>
+        <w:rFonts w:ascii="Courier New" w:hAnsi="Courier New" w:cs="Courier New" w:hint="default"/>
       </w:rPr>
     </w:lvl>
     <w:lvl w:ilvl="5" w:tplc="08090005" w:tentative="1">
@@ -3182,7 +3540,7 @@
         <w:ind w:left="3960" w:hanging="360"/>
       </w:pPr>
       <w:rPr>
-        <w:rFonts w:hint="default" w:ascii="Wingdings" w:hAnsi="Wingdings"/>
+        <w:rFonts w:ascii="Wingdings" w:hAnsi="Wingdings" w:hint="default"/>
       </w:rPr>
     </w:lvl>
     <w:lvl w:ilvl="6" w:tplc="08090001" w:tentative="1">
@@ -3194,7 +3552,7 @@
         <w:ind w:left="4680" w:hanging="360"/>
       </w:pPr>
       <w:rPr>
-        <w:rFonts w:hint="default" w:ascii="Symbol" w:hAnsi="Symbol"/>
+        <w:rFonts w:ascii="Symbol" w:hAnsi="Symbol" w:hint="default"/>
       </w:rPr>
     </w:lvl>
     <w:lvl w:ilvl="7" w:tplc="08090003" w:tentative="1">
@@ -3206,7 +3564,7 @@
         <w:ind w:left="5400" w:hanging="360"/>
       </w:pPr>
       <w:rPr>
-        <w:rFonts w:hint="default" w:ascii="Courier New" w:hAnsi="Courier New" w:cs="Courier New"/>
+        <w:rFonts w:ascii="Courier New" w:hAnsi="Courier New" w:cs="Courier New" w:hint="default"/>
       </w:rPr>
     </w:lvl>
     <w:lvl w:ilvl="8" w:tplc="08090005" w:tentative="1">
@@ -3218,7 +3576,7 @@
         <w:ind w:left="6120" w:hanging="360"/>
       </w:pPr>
       <w:rPr>
-        <w:rFonts w:hint="default" w:ascii="Wingdings" w:hAnsi="Wingdings"/>
+        <w:rFonts w:ascii="Wingdings" w:hAnsi="Wingdings" w:hint="default"/>
       </w:rPr>
     </w:lvl>
   </w:abstractNum>
@@ -3238,7 +3596,7 @@
         <w:ind w:left="720" w:hanging="360"/>
       </w:pPr>
       <w:rPr>
-        <w:rFonts w:hint="default" w:ascii="Symbol" w:hAnsi="Symbol"/>
+        <w:rFonts w:ascii="Symbol" w:hAnsi="Symbol" w:hint="default"/>
         <w:sz w:val="20"/>
       </w:rPr>
     </w:lvl>
@@ -3254,7 +3612,7 @@
         <w:ind w:left="1440" w:hanging="360"/>
       </w:pPr>
       <w:rPr>
-        <w:rFonts w:hint="default" w:ascii="Courier New" w:hAnsi="Courier New"/>
+        <w:rFonts w:ascii="Courier New" w:hAnsi="Courier New" w:hint="default"/>
         <w:sz w:val="20"/>
       </w:rPr>
     </w:lvl>
@@ -3270,7 +3628,7 @@
         <w:ind w:left="2160" w:hanging="360"/>
       </w:pPr>
       <w:rPr>
-        <w:rFonts w:hint="default" w:ascii="Wingdings" w:hAnsi="Wingdings"/>
+        <w:rFonts w:ascii="Wingdings" w:hAnsi="Wingdings" w:hint="default"/>
         <w:sz w:val="20"/>
       </w:rPr>
     </w:lvl>
@@ -3286,7 +3644,7 @@
         <w:ind w:left="2880" w:hanging="360"/>
       </w:pPr>
       <w:rPr>
-        <w:rFonts w:hint="default" w:ascii="Wingdings" w:hAnsi="Wingdings"/>
+        <w:rFonts w:ascii="Wingdings" w:hAnsi="Wingdings" w:hint="default"/>
         <w:sz w:val="20"/>
       </w:rPr>
     </w:lvl>
@@ -3302,7 +3660,7 @@
         <w:ind w:left="3600" w:hanging="360"/>
       </w:pPr>
       <w:rPr>
-        <w:rFonts w:hint="default" w:ascii="Wingdings" w:hAnsi="Wingdings"/>
+        <w:rFonts w:ascii="Wingdings" w:hAnsi="Wingdings" w:hint="default"/>
         <w:sz w:val="20"/>
       </w:rPr>
     </w:lvl>
@@ -3318,7 +3676,7 @@
         <w:ind w:left="4320" w:hanging="360"/>
       </w:pPr>
       <w:rPr>
-        <w:rFonts w:hint="default" w:ascii="Wingdings" w:hAnsi="Wingdings"/>
+        <w:rFonts w:ascii="Wingdings" w:hAnsi="Wingdings" w:hint="default"/>
         <w:sz w:val="20"/>
       </w:rPr>
     </w:lvl>
@@ -3334,7 +3692,7 @@
         <w:ind w:left="5040" w:hanging="360"/>
       </w:pPr>
       <w:rPr>
-        <w:rFonts w:hint="default" w:ascii="Wingdings" w:hAnsi="Wingdings"/>
+        <w:rFonts w:ascii="Wingdings" w:hAnsi="Wingdings" w:hint="default"/>
         <w:sz w:val="20"/>
       </w:rPr>
     </w:lvl>
@@ -3350,7 +3708,7 @@
         <w:ind w:left="5760" w:hanging="360"/>
       </w:pPr>
       <w:rPr>
-        <w:rFonts w:hint="default" w:ascii="Wingdings" w:hAnsi="Wingdings"/>
+        <w:rFonts w:ascii="Wingdings" w:hAnsi="Wingdings" w:hint="default"/>
         <w:sz w:val="20"/>
       </w:rPr>
     </w:lvl>
@@ -3366,7 +3724,7 @@
         <w:ind w:left="6480" w:hanging="360"/>
       </w:pPr>
       <w:rPr>
-        <w:rFonts w:hint="default" w:ascii="Wingdings" w:hAnsi="Wingdings"/>
+        <w:rFonts w:ascii="Wingdings" w:hAnsi="Wingdings" w:hint="default"/>
         <w:sz w:val="20"/>
       </w:rPr>
     </w:lvl>
@@ -3384,7 +3742,7 @@
         <w:ind w:left="360" w:hanging="360"/>
       </w:pPr>
       <w:rPr>
-        <w:rFonts w:hint="default" w:ascii="Symbol" w:hAnsi="Symbol"/>
+        <w:rFonts w:ascii="Symbol" w:hAnsi="Symbol" w:hint="default"/>
       </w:rPr>
     </w:lvl>
     <w:lvl w:ilvl="1" w:tplc="08090003" w:tentative="1">
@@ -3396,7 +3754,7 @@
         <w:ind w:left="1080" w:hanging="360"/>
       </w:pPr>
       <w:rPr>
-        <w:rFonts w:hint="default" w:ascii="Courier New" w:hAnsi="Courier New" w:cs="Courier New"/>
+        <w:rFonts w:ascii="Courier New" w:hAnsi="Courier New" w:cs="Courier New" w:hint="default"/>
       </w:rPr>
     </w:lvl>
     <w:lvl w:ilvl="2" w:tplc="08090005" w:tentative="1">
@@ -3408,7 +3766,7 @@
         <w:ind w:left="1800" w:hanging="360"/>
       </w:pPr>
       <w:rPr>
-        <w:rFonts w:hint="default" w:ascii="Wingdings" w:hAnsi="Wingdings"/>
+        <w:rFonts w:ascii="Wingdings" w:hAnsi="Wingdings" w:hint="default"/>
       </w:rPr>
     </w:lvl>
     <w:lvl w:ilvl="3" w:tplc="08090001" w:tentative="1">
@@ -3420,7 +3778,7 @@
         <w:ind w:left="2520" w:hanging="360"/>
       </w:pPr>
       <w:rPr>
-        <w:rFonts w:hint="default" w:ascii="Symbol" w:hAnsi="Symbol"/>
+        <w:rFonts w:ascii="Symbol" w:hAnsi="Symbol" w:hint="default"/>
       </w:rPr>
     </w:lvl>
     <w:lvl w:ilvl="4" w:tplc="08090003" w:tentative="1">
@@ -3432,7 +3790,7 @@
         <w:ind w:left="3240" w:hanging="360"/>
       </w:pPr>
       <w:rPr>
-        <w:rFonts w:hint="default" w:ascii="Courier New" w:hAnsi="Courier New" w:cs="Courier New"/>
+        <w:rFonts w:ascii="Courier New" w:hAnsi="Courier New" w:cs="Courier New" w:hint="default"/>
       </w:rPr>
     </w:lvl>
     <w:lvl w:ilvl="5" w:tplc="08090005" w:tentative="1">
@@ -3444,7 +3802,7 @@
         <w:ind w:left="3960" w:hanging="360"/>
       </w:pPr>
       <w:rPr>
-        <w:rFonts w:hint="default" w:ascii="Wingdings" w:hAnsi="Wingdings"/>
+        <w:rFonts w:ascii="Wingdings" w:hAnsi="Wingdings" w:hint="default"/>
       </w:rPr>
     </w:lvl>
     <w:lvl w:ilvl="6" w:tplc="08090001" w:tentative="1">
@@ -3456,7 +3814,7 @@
         <w:ind w:left="4680" w:hanging="360"/>
       </w:pPr>
       <w:rPr>
-        <w:rFonts w:hint="default" w:ascii="Symbol" w:hAnsi="Symbol"/>
+        <w:rFonts w:ascii="Symbol" w:hAnsi="Symbol" w:hint="default"/>
       </w:rPr>
     </w:lvl>
     <w:lvl w:ilvl="7" w:tplc="08090003" w:tentative="1">
@@ -3468,7 +3826,7 @@
         <w:ind w:left="5400" w:hanging="360"/>
       </w:pPr>
       <w:rPr>
-        <w:rFonts w:hint="default" w:ascii="Courier New" w:hAnsi="Courier New" w:cs="Courier New"/>
+        <w:rFonts w:ascii="Courier New" w:hAnsi="Courier New" w:cs="Courier New" w:hint="default"/>
       </w:rPr>
     </w:lvl>
     <w:lvl w:ilvl="8" w:tplc="08090005" w:tentative="1">
@@ -3480,7 +3838,7 @@
         <w:ind w:left="6120" w:hanging="360"/>
       </w:pPr>
       <w:rPr>
-        <w:rFonts w:hint="default" w:ascii="Wingdings" w:hAnsi="Wingdings"/>
+        <w:rFonts w:ascii="Wingdings" w:hAnsi="Wingdings" w:hint="default"/>
       </w:rPr>
     </w:lvl>
   </w:abstractNum>
@@ -3589,7 +3947,7 @@
         <w:ind w:left="720" w:hanging="360"/>
       </w:pPr>
       <w:rPr>
-        <w:rFonts w:hint="default" w:ascii="Symbol" w:hAnsi="Symbol"/>
+        <w:rFonts w:ascii="Symbol" w:hAnsi="Symbol" w:hint="default"/>
         <w:sz w:val="20"/>
       </w:rPr>
     </w:lvl>
@@ -3605,7 +3963,7 @@
         <w:ind w:left="1440" w:hanging="360"/>
       </w:pPr>
       <w:rPr>
-        <w:rFonts w:hint="default" w:ascii="Courier New" w:hAnsi="Courier New"/>
+        <w:rFonts w:ascii="Courier New" w:hAnsi="Courier New" w:hint="default"/>
         <w:sz w:val="20"/>
       </w:rPr>
     </w:lvl>
@@ -3621,7 +3979,7 @@
         <w:ind w:left="2160" w:hanging="360"/>
       </w:pPr>
       <w:rPr>
-        <w:rFonts w:hint="default" w:ascii="Wingdings" w:hAnsi="Wingdings"/>
+        <w:rFonts w:ascii="Wingdings" w:hAnsi="Wingdings" w:hint="default"/>
         <w:sz w:val="20"/>
       </w:rPr>
     </w:lvl>
@@ -3637,7 +3995,7 @@
         <w:ind w:left="2880" w:hanging="360"/>
       </w:pPr>
       <w:rPr>
-        <w:rFonts w:hint="default" w:ascii="Wingdings" w:hAnsi="Wingdings"/>
+        <w:rFonts w:ascii="Wingdings" w:hAnsi="Wingdings" w:hint="default"/>
         <w:sz w:val="20"/>
       </w:rPr>
     </w:lvl>
@@ -3653,7 +4011,7 @@
         <w:ind w:left="3600" w:hanging="360"/>
       </w:pPr>
       <w:rPr>
-        <w:rFonts w:hint="default" w:ascii="Wingdings" w:hAnsi="Wingdings"/>
+        <w:rFonts w:ascii="Wingdings" w:hAnsi="Wingdings" w:hint="default"/>
         <w:sz w:val="20"/>
       </w:rPr>
     </w:lvl>
@@ -3669,7 +4027,7 @@
         <w:ind w:left="4320" w:hanging="360"/>
       </w:pPr>
       <w:rPr>
-        <w:rFonts w:hint="default" w:ascii="Wingdings" w:hAnsi="Wingdings"/>
+        <w:rFonts w:ascii="Wingdings" w:hAnsi="Wingdings" w:hint="default"/>
         <w:sz w:val="20"/>
       </w:rPr>
     </w:lvl>
@@ -3685,7 +4043,7 @@
         <w:ind w:left="5040" w:hanging="360"/>
       </w:pPr>
       <w:rPr>
-        <w:rFonts w:hint="default" w:ascii="Wingdings" w:hAnsi="Wingdings"/>
+        <w:rFonts w:ascii="Wingdings" w:hAnsi="Wingdings" w:hint="default"/>
         <w:sz w:val="20"/>
       </w:rPr>
     </w:lvl>
@@ -3701,7 +4059,7 @@
         <w:ind w:left="5760" w:hanging="360"/>
       </w:pPr>
       <w:rPr>
-        <w:rFonts w:hint="default" w:ascii="Wingdings" w:hAnsi="Wingdings"/>
+        <w:rFonts w:ascii="Wingdings" w:hAnsi="Wingdings" w:hint="default"/>
         <w:sz w:val="20"/>
       </w:rPr>
     </w:lvl>
@@ -3717,7 +4075,7 @@
         <w:ind w:left="6480" w:hanging="360"/>
       </w:pPr>
       <w:rPr>
-        <w:rFonts w:hint="default" w:ascii="Wingdings" w:hAnsi="Wingdings"/>
+        <w:rFonts w:ascii="Wingdings" w:hAnsi="Wingdings" w:hint="default"/>
         <w:sz w:val="20"/>
       </w:rPr>
     </w:lvl>
@@ -3848,7 +4206,7 @@
         <w:ind w:left="360" w:hanging="360"/>
       </w:pPr>
       <w:rPr>
-        <w:rFonts w:hint="default" w:ascii="Symbol" w:hAnsi="Symbol"/>
+        <w:rFonts w:ascii="Symbol" w:hAnsi="Symbol" w:hint="default"/>
       </w:rPr>
     </w:lvl>
     <w:lvl w:ilvl="1" w:tplc="08090003" w:tentative="1">
@@ -3860,7 +4218,7 @@
         <w:ind w:left="1080" w:hanging="360"/>
       </w:pPr>
       <w:rPr>
-        <w:rFonts w:hint="default" w:ascii="Courier New" w:hAnsi="Courier New" w:cs="Courier New"/>
+        <w:rFonts w:ascii="Courier New" w:hAnsi="Courier New" w:cs="Courier New" w:hint="default"/>
       </w:rPr>
     </w:lvl>
     <w:lvl w:ilvl="2" w:tplc="08090005" w:tentative="1">
@@ -3872,7 +4230,7 @@
         <w:ind w:left="1800" w:hanging="360"/>
       </w:pPr>
       <w:rPr>
-        <w:rFonts w:hint="default" w:ascii="Wingdings" w:hAnsi="Wingdings"/>
+        <w:rFonts w:ascii="Wingdings" w:hAnsi="Wingdings" w:hint="default"/>
       </w:rPr>
     </w:lvl>
     <w:lvl w:ilvl="3" w:tplc="08090001" w:tentative="1">
@@ -3884,7 +4242,7 @@
         <w:ind w:left="2520" w:hanging="360"/>
       </w:pPr>
       <w:rPr>
-        <w:rFonts w:hint="default" w:ascii="Symbol" w:hAnsi="Symbol"/>
+        <w:rFonts w:ascii="Symbol" w:hAnsi="Symbol" w:hint="default"/>
       </w:rPr>
     </w:lvl>
     <w:lvl w:ilvl="4" w:tplc="08090003" w:tentative="1">
@@ -3896,7 +4254,7 @@
         <w:ind w:left="3240" w:hanging="360"/>
       </w:pPr>
       <w:rPr>
-        <w:rFonts w:hint="default" w:ascii="Courier New" w:hAnsi="Courier New" w:cs="Courier New"/>
+        <w:rFonts w:ascii="Courier New" w:hAnsi="Courier New" w:cs="Courier New" w:hint="default"/>
       </w:rPr>
     </w:lvl>
     <w:lvl w:ilvl="5" w:tplc="08090005" w:tentative="1">
@@ -3908,7 +4266,7 @@
         <w:ind w:left="3960" w:hanging="360"/>
       </w:pPr>
       <w:rPr>
-        <w:rFonts w:hint="default" w:ascii="Wingdings" w:hAnsi="Wingdings"/>
+        <w:rFonts w:ascii="Wingdings" w:hAnsi="Wingdings" w:hint="default"/>
       </w:rPr>
     </w:lvl>
     <w:lvl w:ilvl="6" w:tplc="08090001" w:tentative="1">
@@ -3920,7 +4278,7 @@
         <w:ind w:left="4680" w:hanging="360"/>
       </w:pPr>
       <w:rPr>
-        <w:rFonts w:hint="default" w:ascii="Symbol" w:hAnsi="Symbol"/>
+        <w:rFonts w:ascii="Symbol" w:hAnsi="Symbol" w:hint="default"/>
       </w:rPr>
     </w:lvl>
     <w:lvl w:ilvl="7" w:tplc="08090003" w:tentative="1">
@@ -3932,7 +4290,7 @@
         <w:ind w:left="5400" w:hanging="360"/>
       </w:pPr>
       <w:rPr>
-        <w:rFonts w:hint="default" w:ascii="Courier New" w:hAnsi="Courier New" w:cs="Courier New"/>
+        <w:rFonts w:ascii="Courier New" w:hAnsi="Courier New" w:cs="Courier New" w:hint="default"/>
       </w:rPr>
     </w:lvl>
     <w:lvl w:ilvl="8" w:tplc="08090005" w:tentative="1">
@@ -3944,7 +4302,7 @@
         <w:ind w:left="6120" w:hanging="360"/>
       </w:pPr>
       <w:rPr>
-        <w:rFonts w:hint="default" w:ascii="Wingdings" w:hAnsi="Wingdings"/>
+        <w:rFonts w:ascii="Wingdings" w:hAnsi="Wingdings" w:hint="default"/>
       </w:rPr>
     </w:lvl>
   </w:abstractNum>
@@ -4050,7 +4408,7 @@
         <w:ind w:left="786" w:hanging="360"/>
       </w:pPr>
       <w:rPr>
-        <w:rFonts w:hint="default" w:ascii="Symbol" w:hAnsi="Symbol"/>
+        <w:rFonts w:ascii="Symbol" w:hAnsi="Symbol" w:hint="default"/>
       </w:rPr>
     </w:lvl>
     <w:lvl w:ilvl="1" w:tplc="08090003" w:tentative="1">
@@ -4062,7 +4420,7 @@
         <w:ind w:left="1506" w:hanging="360"/>
       </w:pPr>
       <w:rPr>
-        <w:rFonts w:hint="default" w:ascii="Courier New" w:hAnsi="Courier New" w:cs="Courier New"/>
+        <w:rFonts w:ascii="Courier New" w:hAnsi="Courier New" w:cs="Courier New" w:hint="default"/>
       </w:rPr>
     </w:lvl>
     <w:lvl w:ilvl="2" w:tplc="08090005" w:tentative="1">
@@ -4074,7 +4432,7 @@
         <w:ind w:left="2226" w:hanging="360"/>
       </w:pPr>
       <w:rPr>
-        <w:rFonts w:hint="default" w:ascii="Wingdings" w:hAnsi="Wingdings"/>
+        <w:rFonts w:ascii="Wingdings" w:hAnsi="Wingdings" w:hint="default"/>
       </w:rPr>
     </w:lvl>
     <w:lvl w:ilvl="3" w:tplc="08090001" w:tentative="1">
@@ -4086,7 +4444,7 @@
         <w:ind w:left="2946" w:hanging="360"/>
       </w:pPr>
       <w:rPr>
-        <w:rFonts w:hint="default" w:ascii="Symbol" w:hAnsi="Symbol"/>
+        <w:rFonts w:ascii="Symbol" w:hAnsi="Symbol" w:hint="default"/>
       </w:rPr>
     </w:lvl>
     <w:lvl w:ilvl="4" w:tplc="08090003" w:tentative="1">
@@ -4098,7 +4456,7 @@
         <w:ind w:left="3666" w:hanging="360"/>
       </w:pPr>
       <w:rPr>
-        <w:rFonts w:hint="default" w:ascii="Courier New" w:hAnsi="Courier New" w:cs="Courier New"/>
+        <w:rFonts w:ascii="Courier New" w:hAnsi="Courier New" w:cs="Courier New" w:hint="default"/>
       </w:rPr>
     </w:lvl>
     <w:lvl w:ilvl="5" w:tplc="08090005" w:tentative="1">
@@ -4110,7 +4468,7 @@
         <w:ind w:left="4386" w:hanging="360"/>
       </w:pPr>
       <w:rPr>
-        <w:rFonts w:hint="default" w:ascii="Wingdings" w:hAnsi="Wingdings"/>
+        <w:rFonts w:ascii="Wingdings" w:hAnsi="Wingdings" w:hint="default"/>
       </w:rPr>
     </w:lvl>
     <w:lvl w:ilvl="6" w:tplc="08090001" w:tentative="1">
@@ -4122,7 +4480,7 @@
         <w:ind w:left="5106" w:hanging="360"/>
       </w:pPr>
       <w:rPr>
-        <w:rFonts w:hint="default" w:ascii="Symbol" w:hAnsi="Symbol"/>
+        <w:rFonts w:ascii="Symbol" w:hAnsi="Symbol" w:hint="default"/>
       </w:rPr>
     </w:lvl>
     <w:lvl w:ilvl="7" w:tplc="08090003" w:tentative="1">
@@ -4134,7 +4492,7 @@
         <w:ind w:left="5826" w:hanging="360"/>
       </w:pPr>
       <w:rPr>
-        <w:rFonts w:hint="default" w:ascii="Courier New" w:hAnsi="Courier New" w:cs="Courier New"/>
+        <w:rFonts w:ascii="Courier New" w:hAnsi="Courier New" w:cs="Courier New" w:hint="default"/>
       </w:rPr>
     </w:lvl>
     <w:lvl w:ilvl="8" w:tplc="08090005" w:tentative="1">
@@ -4146,7 +4504,7 @@
         <w:ind w:left="6546" w:hanging="360"/>
       </w:pPr>
       <w:rPr>
-        <w:rFonts w:hint="default" w:ascii="Wingdings" w:hAnsi="Wingdings"/>
+        <w:rFonts w:ascii="Wingdings" w:hAnsi="Wingdings" w:hint="default"/>
       </w:rPr>
     </w:lvl>
   </w:abstractNum>
@@ -4276,7 +4634,7 @@
         <w:ind w:left="786" w:hanging="360"/>
       </w:pPr>
       <w:rPr>
-        <w:rFonts w:hint="default" w:ascii="Symbol" w:hAnsi="Symbol"/>
+        <w:rFonts w:ascii="Symbol" w:hAnsi="Symbol" w:hint="default"/>
       </w:rPr>
     </w:lvl>
     <w:lvl w:ilvl="1" w:tplc="08090003" w:tentative="1">
@@ -4288,7 +4646,7 @@
         <w:ind w:left="1506" w:hanging="360"/>
       </w:pPr>
       <w:rPr>
-        <w:rFonts w:hint="default" w:ascii="Courier New" w:hAnsi="Courier New" w:cs="Courier New"/>
+        <w:rFonts w:ascii="Courier New" w:hAnsi="Courier New" w:cs="Courier New" w:hint="default"/>
       </w:rPr>
     </w:lvl>
     <w:lvl w:ilvl="2" w:tplc="08090005" w:tentative="1">
@@ -4300,7 +4658,7 @@
         <w:ind w:left="2226" w:hanging="360"/>
       </w:pPr>
       <w:rPr>
-        <w:rFonts w:hint="default" w:ascii="Wingdings" w:hAnsi="Wingdings"/>
+        <w:rFonts w:ascii="Wingdings" w:hAnsi="Wingdings" w:hint="default"/>
       </w:rPr>
     </w:lvl>
     <w:lvl w:ilvl="3" w:tplc="08090001" w:tentative="1">
@@ -4312,7 +4670,7 @@
         <w:ind w:left="2946" w:hanging="360"/>
       </w:pPr>
       <w:rPr>
-        <w:rFonts w:hint="default" w:ascii="Symbol" w:hAnsi="Symbol"/>
+        <w:rFonts w:ascii="Symbol" w:hAnsi="Symbol" w:hint="default"/>
       </w:rPr>
     </w:lvl>
     <w:lvl w:ilvl="4" w:tplc="08090003" w:tentative="1">
@@ -4324,7 +4682,7 @@
         <w:ind w:left="3666" w:hanging="360"/>
       </w:pPr>
       <w:rPr>
-        <w:rFonts w:hint="default" w:ascii="Courier New" w:hAnsi="Courier New" w:cs="Courier New"/>
+        <w:rFonts w:ascii="Courier New" w:hAnsi="Courier New" w:cs="Courier New" w:hint="default"/>
       </w:rPr>
     </w:lvl>
     <w:lvl w:ilvl="5" w:tplc="08090005" w:tentative="1">
@@ -4336,7 +4694,7 @@
         <w:ind w:left="4386" w:hanging="360"/>
       </w:pPr>
       <w:rPr>
-        <w:rFonts w:hint="default" w:ascii="Wingdings" w:hAnsi="Wingdings"/>
+        <w:rFonts w:ascii="Wingdings" w:hAnsi="Wingdings" w:hint="default"/>
       </w:rPr>
     </w:lvl>
     <w:lvl w:ilvl="6" w:tplc="08090001" w:tentative="1">
@@ -4348,7 +4706,7 @@
         <w:ind w:left="5106" w:hanging="360"/>
       </w:pPr>
       <w:rPr>
-        <w:rFonts w:hint="default" w:ascii="Symbol" w:hAnsi="Symbol"/>
+        <w:rFonts w:ascii="Symbol" w:hAnsi="Symbol" w:hint="default"/>
       </w:rPr>
     </w:lvl>
     <w:lvl w:ilvl="7" w:tplc="08090003" w:tentative="1">
@@ -4360,7 +4718,7 @@
         <w:ind w:left="5826" w:hanging="360"/>
       </w:pPr>
       <w:rPr>
-        <w:rFonts w:hint="default" w:ascii="Courier New" w:hAnsi="Courier New" w:cs="Courier New"/>
+        <w:rFonts w:ascii="Courier New" w:hAnsi="Courier New" w:cs="Courier New" w:hint="default"/>
       </w:rPr>
     </w:lvl>
     <w:lvl w:ilvl="8" w:tplc="08090005" w:tentative="1">
@@ -4372,7 +4730,7 @@
         <w:ind w:left="6546" w:hanging="360"/>
       </w:pPr>
       <w:rPr>
-        <w:rFonts w:hint="default" w:ascii="Wingdings" w:hAnsi="Wingdings"/>
+        <w:rFonts w:ascii="Wingdings" w:hAnsi="Wingdings" w:hint="default"/>
       </w:rPr>
     </w:lvl>
   </w:abstractNum>
@@ -4505,7 +4863,7 @@
         <w:ind w:left="720" w:hanging="360"/>
       </w:pPr>
       <w:rPr>
-        <w:rFonts w:hint="default" w:ascii="Symbol" w:hAnsi="Symbol"/>
+        <w:rFonts w:ascii="Symbol" w:hAnsi="Symbol" w:hint="default"/>
         <w:sz w:val="20"/>
       </w:rPr>
     </w:lvl>
@@ -4521,7 +4879,7 @@
         <w:ind w:left="1440" w:hanging="360"/>
       </w:pPr>
       <w:rPr>
-        <w:rFonts w:hint="default" w:ascii="Courier New" w:hAnsi="Courier New"/>
+        <w:rFonts w:ascii="Courier New" w:hAnsi="Courier New" w:hint="default"/>
         <w:sz w:val="20"/>
       </w:rPr>
     </w:lvl>
@@ -4537,7 +4895,7 @@
         <w:ind w:left="2160" w:hanging="360"/>
       </w:pPr>
       <w:rPr>
-        <w:rFonts w:hint="default" w:ascii="Wingdings" w:hAnsi="Wingdings"/>
+        <w:rFonts w:ascii="Wingdings" w:hAnsi="Wingdings" w:hint="default"/>
         <w:sz w:val="20"/>
       </w:rPr>
     </w:lvl>
@@ -4553,7 +4911,7 @@
         <w:ind w:left="2880" w:hanging="360"/>
       </w:pPr>
       <w:rPr>
-        <w:rFonts w:hint="default" w:ascii="Wingdings" w:hAnsi="Wingdings"/>
+        <w:rFonts w:ascii="Wingdings" w:hAnsi="Wingdings" w:hint="default"/>
         <w:sz w:val="20"/>
       </w:rPr>
     </w:lvl>
@@ -4569,7 +4927,7 @@
         <w:ind w:left="3600" w:hanging="360"/>
       </w:pPr>
       <w:rPr>
-        <w:rFonts w:hint="default" w:ascii="Wingdings" w:hAnsi="Wingdings"/>
+        <w:rFonts w:ascii="Wingdings" w:hAnsi="Wingdings" w:hint="default"/>
         <w:sz w:val="20"/>
       </w:rPr>
     </w:lvl>
@@ -4585,7 +4943,7 @@
         <w:ind w:left="4320" w:hanging="360"/>
       </w:pPr>
       <w:rPr>
-        <w:rFonts w:hint="default" w:ascii="Wingdings" w:hAnsi="Wingdings"/>
+        <w:rFonts w:ascii="Wingdings" w:hAnsi="Wingdings" w:hint="default"/>
         <w:sz w:val="20"/>
       </w:rPr>
     </w:lvl>
@@ -4601,7 +4959,7 @@
         <w:ind w:left="5040" w:hanging="360"/>
       </w:pPr>
       <w:rPr>
-        <w:rFonts w:hint="default" w:ascii="Wingdings" w:hAnsi="Wingdings"/>
+        <w:rFonts w:ascii="Wingdings" w:hAnsi="Wingdings" w:hint="default"/>
         <w:sz w:val="20"/>
       </w:rPr>
     </w:lvl>
@@ -4617,7 +4975,7 @@
         <w:ind w:left="5760" w:hanging="360"/>
       </w:pPr>
       <w:rPr>
-        <w:rFonts w:hint="default" w:ascii="Wingdings" w:hAnsi="Wingdings"/>
+        <w:rFonts w:ascii="Wingdings" w:hAnsi="Wingdings" w:hint="default"/>
         <w:sz w:val="20"/>
       </w:rPr>
     </w:lvl>
@@ -4633,7 +4991,7 @@
         <w:ind w:left="6480" w:hanging="360"/>
       </w:pPr>
       <w:rPr>
-        <w:rFonts w:hint="default" w:ascii="Wingdings" w:hAnsi="Wingdings"/>
+        <w:rFonts w:ascii="Wingdings" w:hAnsi="Wingdings" w:hint="default"/>
         <w:sz w:val="20"/>
       </w:rPr>
     </w:lvl>
@@ -4651,7 +5009,7 @@
         <w:ind w:left="2226" w:hanging="360"/>
       </w:pPr>
       <w:rPr>
-        <w:rFonts w:hint="default" w:ascii="Symbol" w:hAnsi="Symbol"/>
+        <w:rFonts w:ascii="Symbol" w:hAnsi="Symbol" w:hint="default"/>
       </w:rPr>
     </w:lvl>
     <w:lvl w:ilvl="1" w:tplc="08090003" w:tentative="1">
@@ -4663,7 +5021,7 @@
         <w:ind w:left="2946" w:hanging="360"/>
       </w:pPr>
       <w:rPr>
-        <w:rFonts w:hint="default" w:ascii="Courier New" w:hAnsi="Courier New" w:cs="Courier New"/>
+        <w:rFonts w:ascii="Courier New" w:hAnsi="Courier New" w:cs="Courier New" w:hint="default"/>
       </w:rPr>
     </w:lvl>
     <w:lvl w:ilvl="2" w:tplc="08090005" w:tentative="1">
@@ -4675,7 +5033,7 @@
         <w:ind w:left="3666" w:hanging="360"/>
       </w:pPr>
       <w:rPr>
-        <w:rFonts w:hint="default" w:ascii="Wingdings" w:hAnsi="Wingdings"/>
+        <w:rFonts w:ascii="Wingdings" w:hAnsi="Wingdings" w:hint="default"/>
       </w:rPr>
     </w:lvl>
     <w:lvl w:ilvl="3" w:tplc="08090001" w:tentative="1">
@@ -4687,7 +5045,7 @@
         <w:ind w:left="4386" w:hanging="360"/>
       </w:pPr>
       <w:rPr>
-        <w:rFonts w:hint="default" w:ascii="Symbol" w:hAnsi="Symbol"/>
+        <w:rFonts w:ascii="Symbol" w:hAnsi="Symbol" w:hint="default"/>
       </w:rPr>
     </w:lvl>
     <w:lvl w:ilvl="4" w:tplc="08090003" w:tentative="1">
@@ -4699,7 +5057,7 @@
         <w:ind w:left="5106" w:hanging="360"/>
       </w:pPr>
       <w:rPr>
-        <w:rFonts w:hint="default" w:ascii="Courier New" w:hAnsi="Courier New" w:cs="Courier New"/>
+        <w:rFonts w:ascii="Courier New" w:hAnsi="Courier New" w:cs="Courier New" w:hint="default"/>
       </w:rPr>
     </w:lvl>
     <w:lvl w:ilvl="5" w:tplc="08090005" w:tentative="1">
@@ -4711,7 +5069,7 @@
         <w:ind w:left="5826" w:hanging="360"/>
       </w:pPr>
       <w:rPr>
-        <w:rFonts w:hint="default" w:ascii="Wingdings" w:hAnsi="Wingdings"/>
+        <w:rFonts w:ascii="Wingdings" w:hAnsi="Wingdings" w:hint="default"/>
       </w:rPr>
     </w:lvl>
     <w:lvl w:ilvl="6" w:tplc="08090001" w:tentative="1">
@@ -4723,7 +5081,7 @@
         <w:ind w:left="6546" w:hanging="360"/>
       </w:pPr>
       <w:rPr>
-        <w:rFonts w:hint="default" w:ascii="Symbol" w:hAnsi="Symbol"/>
+        <w:rFonts w:ascii="Symbol" w:hAnsi="Symbol" w:hint="default"/>
       </w:rPr>
     </w:lvl>
     <w:lvl w:ilvl="7" w:tplc="08090003" w:tentative="1">
@@ -4735,7 +5093,7 @@
         <w:ind w:left="7266" w:hanging="360"/>
       </w:pPr>
       <w:rPr>
-        <w:rFonts w:hint="default" w:ascii="Courier New" w:hAnsi="Courier New" w:cs="Courier New"/>
+        <w:rFonts w:ascii="Courier New" w:hAnsi="Courier New" w:cs="Courier New" w:hint="default"/>
       </w:rPr>
     </w:lvl>
     <w:lvl w:ilvl="8" w:tplc="08090005" w:tentative="1">
@@ -4747,7 +5105,7 @@
         <w:ind w:left="7986" w:hanging="360"/>
       </w:pPr>
       <w:rPr>
-        <w:rFonts w:hint="default" w:ascii="Wingdings" w:hAnsi="Wingdings"/>
+        <w:rFonts w:ascii="Wingdings" w:hAnsi="Wingdings" w:hint="default"/>
       </w:rPr>
     </w:lvl>
   </w:abstractNum>
@@ -4764,7 +5122,7 @@
         <w:ind w:left="786" w:hanging="360"/>
       </w:pPr>
       <w:rPr>
-        <w:rFonts w:hint="default" w:ascii="Symbol" w:hAnsi="Symbol"/>
+        <w:rFonts w:ascii="Symbol" w:hAnsi="Symbol" w:hint="default"/>
       </w:rPr>
     </w:lvl>
     <w:lvl w:ilvl="1" w:tplc="08090003" w:tentative="1">
@@ -4776,7 +5134,7 @@
         <w:ind w:left="1506" w:hanging="360"/>
       </w:pPr>
       <w:rPr>
-        <w:rFonts w:hint="default" w:ascii="Courier New" w:hAnsi="Courier New" w:cs="Courier New"/>
+        <w:rFonts w:ascii="Courier New" w:hAnsi="Courier New" w:cs="Courier New" w:hint="default"/>
       </w:rPr>
     </w:lvl>
     <w:lvl w:ilvl="2" w:tplc="08090005" w:tentative="1">
@@ -4788,7 +5146,7 @@
         <w:ind w:left="2226" w:hanging="360"/>
       </w:pPr>
       <w:rPr>
-        <w:rFonts w:hint="default" w:ascii="Wingdings" w:hAnsi="Wingdings"/>
+        <w:rFonts w:ascii="Wingdings" w:hAnsi="Wingdings" w:hint="default"/>
       </w:rPr>
     </w:lvl>
     <w:lvl w:ilvl="3" w:tplc="08090001" w:tentative="1">
@@ -4800,7 +5158,7 @@
         <w:ind w:left="2946" w:hanging="360"/>
       </w:pPr>
       <w:rPr>
-        <w:rFonts w:hint="default" w:ascii="Symbol" w:hAnsi="Symbol"/>
+        <w:rFonts w:ascii="Symbol" w:hAnsi="Symbol" w:hint="default"/>
       </w:rPr>
     </w:lvl>
     <w:lvl w:ilvl="4" w:tplc="08090003" w:tentative="1">
@@ -4812,7 +5170,7 @@
         <w:ind w:left="3666" w:hanging="360"/>
       </w:pPr>
       <w:rPr>
-        <w:rFonts w:hint="default" w:ascii="Courier New" w:hAnsi="Courier New" w:cs="Courier New"/>
+        <w:rFonts w:ascii="Courier New" w:hAnsi="Courier New" w:cs="Courier New" w:hint="default"/>
       </w:rPr>
     </w:lvl>
     <w:lvl w:ilvl="5" w:tplc="08090005" w:tentative="1">
@@ -4824,7 +5182,7 @@
         <w:ind w:left="4386" w:hanging="360"/>
       </w:pPr>
       <w:rPr>
-        <w:rFonts w:hint="default" w:ascii="Wingdings" w:hAnsi="Wingdings"/>
+        <w:rFonts w:ascii="Wingdings" w:hAnsi="Wingdings" w:hint="default"/>
       </w:rPr>
     </w:lvl>
     <w:lvl w:ilvl="6" w:tplc="08090001" w:tentative="1">
@@ -4836,7 +5194,7 @@
         <w:ind w:left="5106" w:hanging="360"/>
       </w:pPr>
       <w:rPr>
-        <w:rFonts w:hint="default" w:ascii="Symbol" w:hAnsi="Symbol"/>
+        <w:rFonts w:ascii="Symbol" w:hAnsi="Symbol" w:hint="default"/>
       </w:rPr>
     </w:lvl>
     <w:lvl w:ilvl="7" w:tplc="08090003" w:tentative="1">
@@ -4848,7 +5206,7 @@
         <w:ind w:left="5826" w:hanging="360"/>
       </w:pPr>
       <w:rPr>
-        <w:rFonts w:hint="default" w:ascii="Courier New" w:hAnsi="Courier New" w:cs="Courier New"/>
+        <w:rFonts w:ascii="Courier New" w:hAnsi="Courier New" w:cs="Courier New" w:hint="default"/>
       </w:rPr>
     </w:lvl>
     <w:lvl w:ilvl="8" w:tplc="08090005" w:tentative="1">
@@ -4860,7 +5218,7 @@
         <w:ind w:left="6546" w:hanging="360"/>
       </w:pPr>
       <w:rPr>
-        <w:rFonts w:hint="default" w:ascii="Wingdings" w:hAnsi="Wingdings"/>
+        <w:rFonts w:ascii="Wingdings" w:hAnsi="Wingdings" w:hint="default"/>
       </w:rPr>
     </w:lvl>
   </w:abstractNum>
@@ -4877,7 +5235,7 @@
         <w:ind w:left="1080" w:hanging="360"/>
       </w:pPr>
       <w:rPr>
-        <w:rFonts w:hint="default" w:ascii="Symbol" w:hAnsi="Symbol"/>
+        <w:rFonts w:ascii="Symbol" w:hAnsi="Symbol" w:hint="default"/>
       </w:rPr>
     </w:lvl>
     <w:lvl w:ilvl="1" w:tplc="08090003" w:tentative="1">
@@ -4889,7 +5247,7 @@
         <w:ind w:left="1800" w:hanging="360"/>
       </w:pPr>
       <w:rPr>
-        <w:rFonts w:hint="default" w:ascii="Courier New" w:hAnsi="Courier New" w:cs="Courier New"/>
+        <w:rFonts w:ascii="Courier New" w:hAnsi="Courier New" w:cs="Courier New" w:hint="default"/>
       </w:rPr>
     </w:lvl>
     <w:lvl w:ilvl="2" w:tplc="08090005" w:tentative="1">
@@ -4901,7 +5259,7 @@
         <w:ind w:left="2520" w:hanging="360"/>
       </w:pPr>
       <w:rPr>
-        <w:rFonts w:hint="default" w:ascii="Wingdings" w:hAnsi="Wingdings"/>
+        <w:rFonts w:ascii="Wingdings" w:hAnsi="Wingdings" w:hint="default"/>
       </w:rPr>
     </w:lvl>
     <w:lvl w:ilvl="3" w:tplc="08090001" w:tentative="1">
@@ -4913,7 +5271,7 @@
         <w:ind w:left="3240" w:hanging="360"/>
       </w:pPr>
       <w:rPr>
-        <w:rFonts w:hint="default" w:ascii="Symbol" w:hAnsi="Symbol"/>
+        <w:rFonts w:ascii="Symbol" w:hAnsi="Symbol" w:hint="default"/>
       </w:rPr>
     </w:lvl>
     <w:lvl w:ilvl="4" w:tplc="08090003" w:tentative="1">
@@ -4925,7 +5283,7 @@
         <w:ind w:left="3960" w:hanging="360"/>
       </w:pPr>
       <w:rPr>
-        <w:rFonts w:hint="default" w:ascii="Courier New" w:hAnsi="Courier New" w:cs="Courier New"/>
+        <w:rFonts w:ascii="Courier New" w:hAnsi="Courier New" w:cs="Courier New" w:hint="default"/>
       </w:rPr>
     </w:lvl>
     <w:lvl w:ilvl="5" w:tplc="08090005" w:tentative="1">
@@ -4937,7 +5295,7 @@
         <w:ind w:left="4680" w:hanging="360"/>
       </w:pPr>
       <w:rPr>
-        <w:rFonts w:hint="default" w:ascii="Wingdings" w:hAnsi="Wingdings"/>
+        <w:rFonts w:ascii="Wingdings" w:hAnsi="Wingdings" w:hint="default"/>
       </w:rPr>
     </w:lvl>
     <w:lvl w:ilvl="6" w:tplc="08090001" w:tentative="1">
@@ -4949,7 +5307,7 @@
         <w:ind w:left="5400" w:hanging="360"/>
       </w:pPr>
       <w:rPr>
-        <w:rFonts w:hint="default" w:ascii="Symbol" w:hAnsi="Symbol"/>
+        <w:rFonts w:ascii="Symbol" w:hAnsi="Symbol" w:hint="default"/>
       </w:rPr>
     </w:lvl>
     <w:lvl w:ilvl="7" w:tplc="08090003" w:tentative="1">
@@ -4961,7 +5319,7 @@
         <w:ind w:left="6120" w:hanging="360"/>
       </w:pPr>
       <w:rPr>
-        <w:rFonts w:hint="default" w:ascii="Courier New" w:hAnsi="Courier New" w:cs="Courier New"/>
+        <w:rFonts w:ascii="Courier New" w:hAnsi="Courier New" w:cs="Courier New" w:hint="default"/>
       </w:rPr>
     </w:lvl>
     <w:lvl w:ilvl="8" w:tplc="08090005" w:tentative="1">
@@ -4973,7 +5331,7 @@
         <w:ind w:left="6840" w:hanging="360"/>
       </w:pPr>
       <w:rPr>
-        <w:rFonts w:hint="default" w:ascii="Wingdings" w:hAnsi="Wingdings"/>
+        <w:rFonts w:ascii="Wingdings" w:hAnsi="Wingdings" w:hint="default"/>
       </w:rPr>
     </w:lvl>
   </w:abstractNum>
@@ -5079,7 +5437,7 @@
       <w:lvl w:ilvl="0">
         <w:start w:val="3"/>
         <w:numFmt w:val="decimal"/>
-        <w:pStyle w:val="Heading1"/>
+        <w:pStyle w:val="Cmsor1"/>
         <w:lvlText w:val="%1"/>
         <w:lvlJc w:val="left"/>
         <w:pPr>
@@ -5095,7 +5453,7 @@
       <w:lvl w:ilvl="0">
         <w:start w:val="4"/>
         <w:numFmt w:val="decimal"/>
-        <w:pStyle w:val="Heading1"/>
+        <w:pStyle w:val="Cmsor1"/>
         <w:lvlText w:val="%1"/>
         <w:lvlJc w:val="left"/>
         <w:pPr>
@@ -5202,7 +5560,7 @@
   <w:docDefaults>
     <w:rPrDefault>
       <w:rPr>
-        <w:rFonts w:ascii="Open Sans" w:hAnsi="Open Sans" w:eastAsia="Open Sans" w:cs="Times New Roman"/>
+        <w:rFonts w:ascii="Open Sans" w:eastAsia="Open Sans" w:hAnsi="Open Sans" w:cs="Times New Roman"/>
         <w:sz w:val="22"/>
         <w:szCs w:val="22"/>
         <w:lang w:val="nl-NL" w:eastAsia="en-US" w:bidi="ar-SA"/>
@@ -5219,14 +5577,14 @@
   <w:latentStyles w:defLockedState="0" w:defUIPriority="99" w:defSemiHidden="0" w:defUnhideWhenUsed="0" w:defQFormat="0" w:count="376">
     <w:lsdException w:name="Normal" w:uiPriority="0" w:qFormat="1"/>
     <w:lsdException w:name="heading 1" w:uiPriority="9" w:qFormat="1"/>
-    <w:lsdException w:name="heading 2" w:uiPriority="9" w:semiHidden="1" w:unhideWhenUsed="1" w:qFormat="1"/>
-    <w:lsdException w:name="heading 3" w:uiPriority="9" w:semiHidden="1" w:unhideWhenUsed="1" w:qFormat="1"/>
-    <w:lsdException w:name="heading 4" w:uiPriority="9" w:semiHidden="1" w:unhideWhenUsed="1" w:qFormat="1"/>
-    <w:lsdException w:name="heading 5" w:uiPriority="9" w:semiHidden="1" w:unhideWhenUsed="1" w:qFormat="1"/>
-    <w:lsdException w:name="heading 6" w:uiPriority="9" w:semiHidden="1" w:unhideWhenUsed="1" w:qFormat="1"/>
-    <w:lsdException w:name="heading 7" w:uiPriority="9" w:semiHidden="1" w:unhideWhenUsed="1" w:qFormat="1"/>
-    <w:lsdException w:name="heading 8" w:uiPriority="9" w:semiHidden="1" w:unhideWhenUsed="1" w:qFormat="1"/>
-    <w:lsdException w:name="heading 9" w:uiPriority="9" w:semiHidden="1" w:unhideWhenUsed="1" w:qFormat="1"/>
+    <w:lsdException w:name="heading 2" w:semiHidden="1" w:uiPriority="9" w:unhideWhenUsed="1" w:qFormat="1"/>
+    <w:lsdException w:name="heading 3" w:semiHidden="1" w:uiPriority="9" w:unhideWhenUsed="1" w:qFormat="1"/>
+    <w:lsdException w:name="heading 4" w:semiHidden="1" w:uiPriority="9" w:unhideWhenUsed="1" w:qFormat="1"/>
+    <w:lsdException w:name="heading 5" w:semiHidden="1" w:uiPriority="9" w:unhideWhenUsed="1" w:qFormat="1"/>
+    <w:lsdException w:name="heading 6" w:semiHidden="1" w:uiPriority="9" w:unhideWhenUsed="1" w:qFormat="1"/>
+    <w:lsdException w:name="heading 7" w:semiHidden="1" w:uiPriority="9" w:unhideWhenUsed="1" w:qFormat="1"/>
+    <w:lsdException w:name="heading 8" w:semiHidden="1" w:uiPriority="9" w:unhideWhenUsed="1" w:qFormat="1"/>
+    <w:lsdException w:name="heading 9" w:semiHidden="1" w:uiPriority="9" w:unhideWhenUsed="1" w:qFormat="1"/>
     <w:lsdException w:name="index 1" w:semiHidden="1" w:unhideWhenUsed="1"/>
     <w:lsdException w:name="index 2" w:semiHidden="1" w:unhideWhenUsed="1"/>
     <w:lsdException w:name="index 3" w:semiHidden="1" w:unhideWhenUsed="1"/>
@@ -5236,22 +5594,22 @@
     <w:lsdException w:name="index 7" w:semiHidden="1" w:unhideWhenUsed="1"/>
     <w:lsdException w:name="index 8" w:semiHidden="1" w:unhideWhenUsed="1"/>
     <w:lsdException w:name="index 9" w:semiHidden="1" w:unhideWhenUsed="1"/>
-    <w:lsdException w:name="toc 1" w:uiPriority="39" w:semiHidden="1" w:unhideWhenUsed="1"/>
-    <w:lsdException w:name="toc 2" w:uiPriority="39" w:semiHidden="1" w:unhideWhenUsed="1"/>
-    <w:lsdException w:name="toc 3" w:uiPriority="39" w:semiHidden="1" w:unhideWhenUsed="1"/>
-    <w:lsdException w:name="toc 4" w:uiPriority="39" w:semiHidden="1" w:unhideWhenUsed="1"/>
-    <w:lsdException w:name="toc 5" w:uiPriority="39" w:semiHidden="1" w:unhideWhenUsed="1"/>
-    <w:lsdException w:name="toc 6" w:uiPriority="39" w:semiHidden="1" w:unhideWhenUsed="1"/>
-    <w:lsdException w:name="toc 7" w:uiPriority="39" w:semiHidden="1" w:unhideWhenUsed="1"/>
-    <w:lsdException w:name="toc 8" w:uiPriority="39" w:semiHidden="1" w:unhideWhenUsed="1"/>
-    <w:lsdException w:name="toc 9" w:uiPriority="39" w:semiHidden="1" w:unhideWhenUsed="1"/>
+    <w:lsdException w:name="toc 1" w:semiHidden="1" w:uiPriority="39" w:unhideWhenUsed="1"/>
+    <w:lsdException w:name="toc 2" w:semiHidden="1" w:uiPriority="39" w:unhideWhenUsed="1"/>
+    <w:lsdException w:name="toc 3" w:semiHidden="1" w:uiPriority="39" w:unhideWhenUsed="1"/>
+    <w:lsdException w:name="toc 4" w:semiHidden="1" w:uiPriority="39" w:unhideWhenUsed="1"/>
+    <w:lsdException w:name="toc 5" w:semiHidden="1" w:uiPriority="39" w:unhideWhenUsed="1"/>
+    <w:lsdException w:name="toc 6" w:semiHidden="1" w:uiPriority="39" w:unhideWhenUsed="1"/>
+    <w:lsdException w:name="toc 7" w:semiHidden="1" w:uiPriority="39" w:unhideWhenUsed="1"/>
+    <w:lsdException w:name="toc 8" w:semiHidden="1" w:uiPriority="39" w:unhideWhenUsed="1"/>
+    <w:lsdException w:name="toc 9" w:semiHidden="1" w:uiPriority="39" w:unhideWhenUsed="1"/>
     <w:lsdException w:name="Normal Indent" w:semiHidden="1" w:unhideWhenUsed="1"/>
     <w:lsdException w:name="footnote text" w:semiHidden="1" w:unhideWhenUsed="1"/>
     <w:lsdException w:name="annotation text" w:semiHidden="1" w:unhideWhenUsed="1"/>
     <w:lsdException w:name="header" w:semiHidden="1" w:unhideWhenUsed="1"/>
     <w:lsdException w:name="footer" w:semiHidden="1" w:unhideWhenUsed="1"/>
     <w:lsdException w:name="index heading" w:semiHidden="1" w:unhideWhenUsed="1"/>
-    <w:lsdException w:name="caption" w:uiPriority="35" w:semiHidden="1" w:unhideWhenUsed="1" w:qFormat="1"/>
+    <w:lsdException w:name="caption" w:semiHidden="1" w:uiPriority="35" w:unhideWhenUsed="1" w:qFormat="1"/>
     <w:lsdException w:name="table of figures" w:semiHidden="1" w:unhideWhenUsed="1"/>
     <w:lsdException w:name="envelope address" w:semiHidden="1" w:unhideWhenUsed="1"/>
     <w:lsdException w:name="envelope return" w:semiHidden="1" w:unhideWhenUsed="1"/>
@@ -5282,7 +5640,7 @@
     <w:lsdException w:name="Title" w:uiPriority="10" w:qFormat="1"/>
     <w:lsdException w:name="Closing" w:semiHidden="1" w:unhideWhenUsed="1"/>
     <w:lsdException w:name="Signature" w:semiHidden="1" w:unhideWhenUsed="1"/>
-    <w:lsdException w:name="Default Paragraph Font" w:uiPriority="1" w:semiHidden="1" w:unhideWhenUsed="1"/>
+    <w:lsdException w:name="Default Paragraph Font" w:semiHidden="1" w:uiPriority="1" w:unhideWhenUsed="1"/>
     <w:lsdException w:name="Body Text" w:semiHidden="1" w:unhideWhenUsed="1"/>
     <w:lsdException w:name="Body Text Indent" w:semiHidden="1" w:unhideWhenUsed="1"/>
     <w:lsdException w:name="List Continue" w:semiHidden="1" w:unhideWhenUsed="1"/>
@@ -5482,8 +5840,8 @@
     <w:lsdException w:name="Subtle Reference" w:uiPriority="31" w:qFormat="1"/>
     <w:lsdException w:name="Intense Reference" w:uiPriority="32" w:qFormat="1"/>
     <w:lsdException w:name="Book Title" w:uiPriority="33" w:qFormat="1"/>
-    <w:lsdException w:name="Bibliography" w:uiPriority="37" w:semiHidden="1" w:unhideWhenUsed="1"/>
-    <w:lsdException w:name="TOC Heading" w:uiPriority="39" w:semiHidden="1" w:unhideWhenUsed="1" w:qFormat="1"/>
+    <w:lsdException w:name="Bibliography" w:semiHidden="1" w:uiPriority="37" w:unhideWhenUsed="1"/>
+    <w:lsdException w:name="TOC Heading" w:semiHidden="1" w:uiPriority="39" w:unhideWhenUsed="1" w:qFormat="1"/>
     <w:lsdException w:name="Plain Table 1" w:uiPriority="41"/>
     <w:lsdException w:name="Plain Table 2" w:uiPriority="42"/>
     <w:lsdException w:name="Plain Table 3" w:uiPriority="43"/>
@@ -5594,7 +5952,7 @@
     <w:lsdException w:name="Unresolved Mention" w:semiHidden="1" w:unhideWhenUsed="1"/>
     <w:lsdException w:name="Smart Link" w:semiHidden="1" w:unhideWhenUsed="1"/>
   </w:latentStyles>
-  <w:style w:type="paragraph" w:styleId="Normal" w:default="1">
+  <w:style w:type="paragraph" w:default="1" w:styleId="Norml">
     <w:name w:val="Normal"/>
     <w:qFormat/>
     <w:pPr>
@@ -5603,13 +5961,13 @@
     </w:pPr>
     <w:rPr>
       <w:sz w:val="18"/>
-      <w:lang w:val="en-GB"/>
+      <w:lang w:val="en-US"/>
     </w:rPr>
   </w:style>
-  <w:style w:type="paragraph" w:styleId="Heading1">
+  <w:style w:type="paragraph" w:styleId="Cmsor1">
     <w:name w:val="heading 1"/>
-    <w:basedOn w:val="Normal"/>
-    <w:next w:val="Normal"/>
+    <w:basedOn w:val="Norml"/>
+    <w:next w:val="Norml"/>
     <w:uiPriority w:val="9"/>
     <w:qFormat/>
     <w:pPr>
@@ -5628,10 +5986,10 @@
       <w:szCs w:val="32"/>
     </w:rPr>
   </w:style>
-  <w:style w:type="paragraph" w:styleId="Heading2">
+  <w:style w:type="paragraph" w:styleId="Cmsor2">
     <w:name w:val="heading 2"/>
-    <w:basedOn w:val="Normal"/>
-    <w:next w:val="Normal"/>
+    <w:basedOn w:val="Norml"/>
+    <w:next w:val="Norml"/>
     <w:uiPriority w:val="9"/>
     <w:unhideWhenUsed/>
     <w:qFormat/>
@@ -5653,10 +6011,10 @@
       <w:szCs w:val="26"/>
     </w:rPr>
   </w:style>
-  <w:style w:type="paragraph" w:styleId="Heading3">
+  <w:style w:type="paragraph" w:styleId="Cmsor3">
     <w:name w:val="heading 3"/>
-    <w:basedOn w:val="Normal"/>
-    <w:next w:val="Normal"/>
+    <w:basedOn w:val="Norml"/>
+    <w:next w:val="Norml"/>
     <w:uiPriority w:val="9"/>
     <w:unhideWhenUsed/>
     <w:qFormat/>
@@ -5670,15 +6028,15 @@
       <w:outlineLvl w:val="2"/>
     </w:pPr>
     <w:rPr>
-      <w:rFonts w:ascii="Open Sans Semibold" w:hAnsi="Open Sans Semibold" w:eastAsia="Times New Roman"/>
+      <w:rFonts w:ascii="Open Sans SemiBold" w:eastAsia="Times New Roman" w:hAnsi="Open Sans SemiBold"/>
       <w:color w:val="00416B"/>
       <w:szCs w:val="24"/>
     </w:rPr>
   </w:style>
-  <w:style w:type="paragraph" w:styleId="Heading4">
+  <w:style w:type="paragraph" w:styleId="Cmsor4">
     <w:name w:val="heading 4"/>
-    <w:basedOn w:val="Normal"/>
-    <w:next w:val="Normal"/>
+    <w:basedOn w:val="Norml"/>
+    <w:next w:val="Norml"/>
     <w:uiPriority w:val="9"/>
     <w:semiHidden/>
     <w:unhideWhenUsed/>
@@ -5696,13 +6054,12 @@
       <w:color w:val="198EBE"/>
     </w:rPr>
   </w:style>
-  <w:style w:type="character" w:styleId="DefaultParagraphFont" w:default="1">
+  <w:style w:type="character" w:default="1" w:styleId="Bekezdsalapbettpusa">
     <w:name w:val="Default Paragraph Font"/>
     <w:uiPriority w:val="1"/>
-    <w:semiHidden/>
     <w:unhideWhenUsed/>
   </w:style>
-  <w:style w:type="table" w:styleId="TableNormal" w:default="1">
+  <w:style w:type="table" w:default="1" w:styleId="Normltblzat">
     <w:name w:val="Normal Table"/>
     <w:uiPriority w:val="99"/>
     <w:semiHidden/>
@@ -5717,24 +6074,24 @@
       </w:tblCellMar>
     </w:tblPr>
   </w:style>
-  <w:style w:type="numbering" w:styleId="NoList" w:default="1">
+  <w:style w:type="numbering" w:default="1" w:styleId="Nemlista">
     <w:name w:val="No List"/>
     <w:uiPriority w:val="99"/>
     <w:semiHidden/>
     <w:unhideWhenUsed/>
   </w:style>
-  <w:style w:type="numbering" w:styleId="WWOutlineListStyle" w:customStyle="1">
+  <w:style w:type="numbering" w:customStyle="1" w:styleId="WWOutlineListStyle">
     <w:name w:val="WW_OutlineListStyle"/>
-    <w:basedOn w:val="NoList"/>
+    <w:basedOn w:val="Nemlista"/>
     <w:pPr>
       <w:numPr>
         <w:numId w:val="1"/>
       </w:numPr>
     </w:pPr>
   </w:style>
-  <w:style w:type="paragraph" w:styleId="Header">
+  <w:style w:type="paragraph" w:styleId="lfej">
     <w:name w:val="header"/>
-    <w:basedOn w:val="Normal"/>
+    <w:basedOn w:val="Norml"/>
     <w:pPr>
       <w:tabs>
         <w:tab w:val="center" w:pos="4536"/>
@@ -5743,16 +6100,16 @@
       <w:spacing w:line="240" w:lineRule="auto"/>
     </w:pPr>
   </w:style>
-  <w:style w:type="character" w:styleId="HeaderChar" w:customStyle="1">
+  <w:style w:type="character" w:customStyle="1" w:styleId="HeaderChar">
     <w:name w:val="Header Char"/>
-    <w:basedOn w:val="DefaultParagraphFont"/>
+    <w:basedOn w:val="Bekezdsalapbettpusa"/>
     <w:rPr>
       <w:lang w:val="en-GB"/>
     </w:rPr>
   </w:style>
-  <w:style w:type="paragraph" w:styleId="Footer">
+  <w:style w:type="paragraph" w:styleId="llb">
     <w:name w:val="footer"/>
-    <w:basedOn w:val="Normal"/>
+    <w:basedOn w:val="Norml"/>
     <w:pPr>
       <w:tabs>
         <w:tab w:val="center" w:pos="4536"/>
@@ -5761,16 +6118,16 @@
       <w:spacing w:line="240" w:lineRule="auto"/>
     </w:pPr>
   </w:style>
-  <w:style w:type="character" w:styleId="FooterChar" w:customStyle="1">
+  <w:style w:type="character" w:customStyle="1" w:styleId="FooterChar">
     <w:name w:val="Footer Char"/>
-    <w:basedOn w:val="DefaultParagraphFont"/>
+    <w:basedOn w:val="Bekezdsalapbettpusa"/>
     <w:rPr>
       <w:lang w:val="en-GB"/>
     </w:rPr>
   </w:style>
-  <w:style w:type="paragraph" w:styleId="BUASFooter" w:customStyle="1">
+  <w:style w:type="paragraph" w:customStyle="1" w:styleId="BUASFooter">
     <w:name w:val="BUAS Footer"/>
-    <w:basedOn w:val="Footer"/>
+    <w:basedOn w:val="llb"/>
     <w:qFormat/>
     <w:rsid w:val="00EA3DEB"/>
     <w:pPr>
@@ -5782,12 +6139,12 @@
       <w:szCs w:val="20"/>
     </w:rPr>
   </w:style>
-  <w:style w:type="paragraph" w:styleId="BUASSubTitle" w:customStyle="1">
+  <w:style w:type="paragraph" w:customStyle="1" w:styleId="BUASSubTitle">
     <w:name w:val="BUAS Sub Title"/>
     <w:qFormat/>
     <w:rsid w:val="002B6B78"/>
     <w:pPr>
-      <w:framePr w:wrap="around" w:hAnchor="text" w:vAnchor="page" w:y="602"/>
+      <w:framePr w:wrap="around" w:vAnchor="page" w:hAnchor="text" w:y="602"/>
       <w:adjustRightInd w:val="0"/>
       <w:snapToGrid w:val="0"/>
       <w:spacing w:before="240" w:after="100" w:afterAutospacing="1" w:line="240" w:lineRule="auto"/>
@@ -5800,12 +6157,12 @@
       <w:lang w:val="en-GB"/>
     </w:rPr>
   </w:style>
-  <w:style w:type="paragraph" w:styleId="BUASTitle" w:customStyle="1">
+  <w:style w:type="paragraph" w:customStyle="1" w:styleId="BUASTitle">
     <w:name w:val="BUAS Title"/>
     <w:qFormat/>
     <w:rsid w:val="00FC5195"/>
     <w:pPr>
-      <w:framePr w:wrap="around" w:hAnchor="page" w:vAnchor="page" w:xAlign="center" w:y="455"/>
+      <w:framePr w:wrap="around" w:vAnchor="page" w:hAnchor="page" w:xAlign="center" w:y="455"/>
       <w:adjustRightInd w:val="0"/>
       <w:snapToGrid w:val="0"/>
       <w:spacing w:line="780" w:lineRule="exact"/>
@@ -5822,20 +6179,20 @@
       <w:lang w:val="en-GB"/>
     </w:rPr>
   </w:style>
-  <w:style w:type="character" w:styleId="Heading1Char" w:customStyle="1">
+  <w:style w:type="character" w:customStyle="1" w:styleId="Heading1Char">
     <w:name w:val="Heading 1 Char"/>
-    <w:basedOn w:val="DefaultParagraphFont"/>
+    <w:basedOn w:val="Bekezdsalapbettpusa"/>
     <w:rPr>
-      <w:rFonts w:ascii="Open Sans" w:hAnsi="Open Sans" w:eastAsia="Times New Roman" w:cs="Times New Roman"/>
+      <w:rFonts w:ascii="Open Sans" w:eastAsia="Times New Roman" w:hAnsi="Open Sans" w:cs="Times New Roman"/>
       <w:color w:val="ED7623"/>
       <w:sz w:val="38"/>
       <w:szCs w:val="32"/>
       <w:lang w:val="en-GB"/>
     </w:rPr>
   </w:style>
-  <w:style w:type="paragraph" w:styleId="EndnoteText">
+  <w:style w:type="paragraph" w:styleId="Vgjegyzetszvege">
     <w:name w:val="endnote text"/>
-    <w:basedOn w:val="Normal"/>
+    <w:basedOn w:val="Norml"/>
     <w:pPr>
       <w:spacing w:line="240" w:lineRule="auto"/>
     </w:pPr>
@@ -5844,20 +6201,20 @@
       <w:szCs w:val="20"/>
     </w:rPr>
   </w:style>
-  <w:style w:type="character" w:styleId="EndnoteTextChar" w:customStyle="1">
+  <w:style w:type="character" w:customStyle="1" w:styleId="EndnoteTextChar">
     <w:name w:val="Endnote Text Char"/>
-    <w:basedOn w:val="DefaultParagraphFont"/>
+    <w:basedOn w:val="Bekezdsalapbettpusa"/>
     <w:rPr>
       <w:sz w:val="20"/>
       <w:szCs w:val="20"/>
       <w:lang w:val="en-GB"/>
     </w:rPr>
   </w:style>
-  <w:style w:type="character" w:styleId="Heading2Char" w:customStyle="1">
+  <w:style w:type="character" w:customStyle="1" w:styleId="Heading2Char">
     <w:name w:val="Heading 2 Char"/>
-    <w:basedOn w:val="DefaultParagraphFont"/>
+    <w:basedOn w:val="Bekezdsalapbettpusa"/>
     <w:rPr>
-      <w:rFonts w:ascii="Open Sans" w:hAnsi="Open Sans" w:eastAsia="Times New Roman" w:cs="Times New Roman"/>
+      <w:rFonts w:ascii="Open Sans" w:eastAsia="Times New Roman" w:hAnsi="Open Sans" w:cs="Times New Roman"/>
       <w:b/>
       <w:color w:val="3CB4E5"/>
       <w:sz w:val="20"/>
@@ -5865,50 +6222,50 @@
       <w:lang w:val="en-GB"/>
     </w:rPr>
   </w:style>
-  <w:style w:type="character" w:styleId="Heading3Char" w:customStyle="1">
+  <w:style w:type="character" w:customStyle="1" w:styleId="Heading3Char">
     <w:name w:val="Heading 3 Char"/>
-    <w:basedOn w:val="DefaultParagraphFont"/>
+    <w:basedOn w:val="Bekezdsalapbettpusa"/>
     <w:rPr>
-      <w:rFonts w:ascii="Open Sans Semibold" w:hAnsi="Open Sans Semibold" w:eastAsia="Times New Roman" w:cs="Times New Roman"/>
+      <w:rFonts w:ascii="Open Sans SemiBold" w:eastAsia="Times New Roman" w:hAnsi="Open Sans SemiBold" w:cs="Times New Roman"/>
       <w:color w:val="00416B"/>
       <w:sz w:val="18"/>
       <w:szCs w:val="24"/>
       <w:lang w:val="en-GB"/>
     </w:rPr>
   </w:style>
-  <w:style w:type="paragraph" w:styleId="ListParagraph">
+  <w:style w:type="paragraph" w:styleId="Listaszerbekezds">
     <w:name w:val="List Paragraph"/>
-    <w:basedOn w:val="Normal"/>
+    <w:basedOn w:val="Norml"/>
     <w:pPr>
       <w:ind w:left="720"/>
     </w:pPr>
   </w:style>
-  <w:style w:type="paragraph" w:styleId="BUASBulletList" w:customStyle="1">
+  <w:style w:type="paragraph" w:customStyle="1" w:styleId="BUASBulletList">
     <w:name w:val="BUAS Bullet List"/>
-    <w:basedOn w:val="ListParagraph"/>
+    <w:basedOn w:val="Listaszerbekezds"/>
     <w:pPr>
       <w:numPr>
         <w:numId w:val="2"/>
       </w:numPr>
     </w:pPr>
   </w:style>
-  <w:style w:type="paragraph" w:styleId="BUASPhotoCredit" w:customStyle="1">
+  <w:style w:type="paragraph" w:customStyle="1" w:styleId="BUASPhotoCredit">
     <w:name w:val="BUAS Photo Credit"/>
-    <w:basedOn w:val="Normal"/>
+    <w:basedOn w:val="Norml"/>
     <w:rPr>
       <w:color w:val="5B6670"/>
       <w:sz w:val="16"/>
     </w:rPr>
   </w:style>
-  <w:style w:type="character" w:styleId="ListParagraphChar" w:customStyle="1">
+  <w:style w:type="character" w:customStyle="1" w:styleId="ListParagraphChar">
     <w:name w:val="List Paragraph Char"/>
-    <w:basedOn w:val="DefaultParagraphFont"/>
+    <w:basedOn w:val="Bekezdsalapbettpusa"/>
     <w:rPr>
       <w:sz w:val="20"/>
       <w:lang w:val="en-GB"/>
     </w:rPr>
   </w:style>
-  <w:style w:type="character" w:styleId="BUASBulletListChar" w:customStyle="1">
+  <w:style w:type="character" w:customStyle="1" w:styleId="BUASBulletListChar">
     <w:name w:val="BUAS Bullet List Char"/>
     <w:basedOn w:val="ListParagraphChar"/>
     <w:rPr>
@@ -5916,34 +6273,34 @@
       <w:lang w:val="en-GB"/>
     </w:rPr>
   </w:style>
-  <w:style w:type="paragraph" w:styleId="FootnoteText">
+  <w:style w:type="paragraph" w:styleId="Lbjegyzetszveg">
     <w:name w:val="footnote text"/>
-    <w:basedOn w:val="Footer"/>
+    <w:basedOn w:val="llb"/>
     <w:rPr>
       <w:color w:val="000000"/>
     </w:rPr>
   </w:style>
-  <w:style w:type="character" w:styleId="BUASPhotoCreditChar" w:customStyle="1">
+  <w:style w:type="character" w:customStyle="1" w:styleId="BUASPhotoCreditChar">
     <w:name w:val="BUAS Photo Credit Char"/>
-    <w:basedOn w:val="DefaultParagraphFont"/>
+    <w:basedOn w:val="Bekezdsalapbettpusa"/>
     <w:rPr>
       <w:color w:val="5B6670"/>
       <w:sz w:val="16"/>
       <w:lang w:val="en-GB"/>
     </w:rPr>
   </w:style>
-  <w:style w:type="character" w:styleId="FootnoteTextChar" w:customStyle="1">
+  <w:style w:type="character" w:customStyle="1" w:styleId="FootnoteTextChar">
     <w:name w:val="Footnote Text Char"/>
-    <w:basedOn w:val="DefaultParagraphFont"/>
+    <w:basedOn w:val="Bekezdsalapbettpusa"/>
     <w:rPr>
       <w:color w:val="000000"/>
       <w:sz w:val="18"/>
       <w:lang w:val="en-GB"/>
     </w:rPr>
   </w:style>
-  <w:style w:type="paragraph" w:styleId="Basisalinea" w:customStyle="1">
+  <w:style w:type="paragraph" w:customStyle="1" w:styleId="Basisalinea">
     <w:name w:val="[Basisalinea]"/>
-    <w:basedOn w:val="Normal"/>
+    <w:basedOn w:val="Norml"/>
     <w:pPr>
       <w:autoSpaceDE w:val="0"/>
       <w:spacing w:line="288" w:lineRule="auto"/>
@@ -5955,27 +6312,26 @@
       <w:spacing w:val="2"/>
       <w:sz w:val="24"/>
       <w:szCs w:val="24"/>
-      <w:lang w:val="en-US"/>
     </w:rPr>
   </w:style>
-  <w:style w:type="character" w:styleId="Bullet" w:customStyle="1">
+  <w:style w:type="character" w:customStyle="1" w:styleId="Bullet">
     <w:name w:val="Bullet"/>
     <w:rPr>
       <w:color w:val="EE7623"/>
     </w:rPr>
   </w:style>
-  <w:style w:type="paragraph" w:styleId="BUASIntroductionTitle" w:customStyle="1">
+  <w:style w:type="paragraph" w:customStyle="1" w:styleId="BUASIntroductionTitle">
     <w:name w:val="BUAS Introduction Title"/>
-    <w:basedOn w:val="Heading1"/>
+    <w:basedOn w:val="Cmsor1"/>
     <w:pPr>
       <w:numPr>
         <w:numId w:val="0"/>
       </w:numPr>
     </w:pPr>
   </w:style>
-  <w:style w:type="paragraph" w:styleId="BUASIntroductionHeader" w:customStyle="1">
+  <w:style w:type="paragraph" w:customStyle="1" w:styleId="BUASIntroductionHeader">
     <w:name w:val="BUAS Introduction Header"/>
-    <w:basedOn w:val="Heading2"/>
+    <w:basedOn w:val="Cmsor2"/>
     <w:pPr>
       <w:numPr>
         <w:ilvl w:val="0"/>
@@ -5983,20 +6339,20 @@
       </w:numPr>
     </w:pPr>
   </w:style>
-  <w:style w:type="character" w:styleId="BUASIntroductionTitleChar" w:customStyle="1">
+  <w:style w:type="character" w:customStyle="1" w:styleId="BUASIntroductionTitleChar">
     <w:name w:val="BUAS Introduction Title Char"/>
     <w:basedOn w:val="Heading1Char"/>
     <w:rPr>
-      <w:rFonts w:ascii="Open Sans" w:hAnsi="Open Sans" w:eastAsia="Times New Roman" w:cs="Times New Roman"/>
+      <w:rFonts w:ascii="Open Sans" w:eastAsia="Times New Roman" w:hAnsi="Open Sans" w:cs="Times New Roman"/>
       <w:color w:val="ED7623"/>
       <w:sz w:val="38"/>
       <w:szCs w:val="32"/>
       <w:lang w:val="en-GB"/>
     </w:rPr>
   </w:style>
-  <w:style w:type="paragraph" w:styleId="BUASIntroductionSubHeader" w:customStyle="1">
+  <w:style w:type="paragraph" w:customStyle="1" w:styleId="BUASIntroductionSubHeader">
     <w:name w:val="BUAS Introduction Sub Header"/>
-    <w:basedOn w:val="Heading3"/>
+    <w:basedOn w:val="Cmsor3"/>
     <w:pPr>
       <w:numPr>
         <w:ilvl w:val="0"/>
@@ -6004,11 +6360,11 @@
       </w:numPr>
     </w:pPr>
   </w:style>
-  <w:style w:type="character" w:styleId="BUASIntroductionHeaderChar" w:customStyle="1">
+  <w:style w:type="character" w:customStyle="1" w:styleId="BUASIntroductionHeaderChar">
     <w:name w:val="BUAS Introduction Header Char"/>
     <w:basedOn w:val="Heading2Char"/>
     <w:rPr>
-      <w:rFonts w:ascii="Open Sans" w:hAnsi="Open Sans" w:eastAsia="Times New Roman" w:cs="Times New Roman"/>
+      <w:rFonts w:ascii="Open Sans" w:eastAsia="Times New Roman" w:hAnsi="Open Sans" w:cs="Times New Roman"/>
       <w:b/>
       <w:color w:val="3CB4E5"/>
       <w:sz w:val="20"/>
@@ -6016,9 +6372,9 @@
       <w:lang w:val="en-GB"/>
     </w:rPr>
   </w:style>
-  <w:style w:type="paragraph" w:styleId="BUASAppendix" w:customStyle="1">
+  <w:style w:type="paragraph" w:customStyle="1" w:styleId="BUASAppendix">
     <w:name w:val="BUAS Appendix"/>
-    <w:basedOn w:val="Heading1"/>
+    <w:basedOn w:val="Cmsor1"/>
     <w:pPr>
       <w:numPr>
         <w:numId w:val="0"/>
@@ -6030,22 +6386,22 @@
       <w:sz w:val="32"/>
     </w:rPr>
   </w:style>
-  <w:style w:type="character" w:styleId="BUASIntroductionSubHeaderChar" w:customStyle="1">
+  <w:style w:type="character" w:customStyle="1" w:styleId="BUASIntroductionSubHeaderChar">
     <w:name w:val="BUAS Introduction Sub Header Char"/>
     <w:basedOn w:val="Heading3Char"/>
     <w:rPr>
-      <w:rFonts w:ascii="Open Sans Semibold" w:hAnsi="Open Sans Semibold" w:eastAsia="Times New Roman" w:cs="Times New Roman"/>
+      <w:rFonts w:ascii="Open Sans SemiBold" w:eastAsia="Times New Roman" w:hAnsi="Open Sans SemiBold" w:cs="Times New Roman"/>
       <w:color w:val="00416B"/>
       <w:sz w:val="18"/>
       <w:szCs w:val="24"/>
       <w:lang w:val="en-GB"/>
     </w:rPr>
   </w:style>
-  <w:style w:type="character" w:styleId="Heading4Char" w:customStyle="1">
+  <w:style w:type="character" w:customStyle="1" w:styleId="Heading4Char">
     <w:name w:val="Heading 4 Char"/>
-    <w:basedOn w:val="DefaultParagraphFont"/>
+    <w:basedOn w:val="Bekezdsalapbettpusa"/>
     <w:rPr>
-      <w:rFonts w:ascii="Open Sans" w:hAnsi="Open Sans" w:eastAsia="Times New Roman" w:cs="Times New Roman"/>
+      <w:rFonts w:ascii="Open Sans" w:eastAsia="Times New Roman" w:hAnsi="Open Sans" w:cs="Times New Roman"/>
       <w:i/>
       <w:iCs/>
       <w:color w:val="198EBE"/>
@@ -6053,11 +6409,11 @@
       <w:lang w:val="en-GB"/>
     </w:rPr>
   </w:style>
-  <w:style w:type="character" w:styleId="BUASAppendixChar" w:customStyle="1">
+  <w:style w:type="character" w:customStyle="1" w:styleId="BUASAppendixChar">
     <w:name w:val="BUAS Appendix Char"/>
     <w:basedOn w:val="Heading1Char"/>
     <w:rPr>
-      <w:rFonts w:ascii="Open Sans" w:hAnsi="Open Sans" w:eastAsia="Times New Roman" w:cs="Times New Roman"/>
+      <w:rFonts w:ascii="Open Sans" w:eastAsia="Times New Roman" w:hAnsi="Open Sans" w:cs="Times New Roman"/>
       <w:b/>
       <w:color w:val="3CB4E5"/>
       <w:sz w:val="32"/>
@@ -6065,16 +6421,16 @@
       <w:lang w:val="en-GB"/>
     </w:rPr>
   </w:style>
-  <w:style w:type="paragraph" w:styleId="TOC1">
+  <w:style w:type="paragraph" w:styleId="TJ1">
     <w:name w:val="toc 1"/>
-    <w:basedOn w:val="Normal"/>
-    <w:next w:val="Normal"/>
+    <w:basedOn w:val="Norml"/>
+    <w:next w:val="Norml"/>
     <w:autoRedefine/>
     <w:uiPriority w:val="39"/>
     <w:pPr>
       <w:pBdr>
-        <w:top w:val="single" w:color="3CB4E5" w:sz="4" w:space="1"/>
-        <w:bottom w:val="single" w:color="3CB4E5" w:sz="4" w:space="1"/>
+        <w:top w:val="single" w:sz="4" w:space="1" w:color="3CB4E5"/>
+        <w:bottom w:val="single" w:sz="4" w:space="1" w:color="3CB4E5"/>
       </w:pBdr>
       <w:tabs>
         <w:tab w:val="left" w:pos="567"/>
@@ -6086,15 +6442,15 @@
       <w:color w:val="00416B"/>
     </w:rPr>
   </w:style>
-  <w:style w:type="paragraph" w:styleId="TOC2">
+  <w:style w:type="paragraph" w:styleId="TJ2">
     <w:name w:val="toc 2"/>
-    <w:basedOn w:val="Normal"/>
-    <w:next w:val="Normal"/>
+    <w:basedOn w:val="Norml"/>
+    <w:next w:val="Norml"/>
     <w:autoRedefine/>
     <w:uiPriority w:val="39"/>
     <w:pPr>
       <w:pBdr>
-        <w:bottom w:val="single" w:color="3CB4E5" w:sz="4" w:space="1"/>
+        <w:bottom w:val="single" w:sz="4" w:space="1" w:color="3CB4E5"/>
       </w:pBdr>
       <w:tabs>
         <w:tab w:val="left" w:pos="567"/>
@@ -6102,15 +6458,15 @@
       </w:tabs>
     </w:pPr>
   </w:style>
-  <w:style w:type="paragraph" w:styleId="TOC3">
+  <w:style w:type="paragraph" w:styleId="TJ3">
     <w:name w:val="toc 3"/>
-    <w:basedOn w:val="Normal"/>
-    <w:next w:val="Normal"/>
+    <w:basedOn w:val="Norml"/>
+    <w:next w:val="Norml"/>
     <w:autoRedefine/>
     <w:pPr>
       <w:pBdr>
-        <w:top w:val="single" w:color="3CB4E5" w:sz="4" w:space="1"/>
-        <w:bottom w:val="single" w:color="3CB4E5" w:sz="4" w:space="1"/>
+        <w:top w:val="single" w:sz="4" w:space="1" w:color="3CB4E5"/>
+        <w:bottom w:val="single" w:sz="4" w:space="1" w:color="3CB4E5"/>
       </w:pBdr>
       <w:tabs>
         <w:tab w:val="left" w:pos="567"/>
@@ -6123,24 +6479,24 @@
       <w:color w:val="3CB4E5"/>
     </w:rPr>
   </w:style>
-  <w:style w:type="character" w:styleId="Hyperlink">
+  <w:style w:type="character" w:styleId="Hiperhivatkozs">
     <w:name w:val="Hyperlink"/>
-    <w:basedOn w:val="DefaultParagraphFont"/>
+    <w:basedOn w:val="Bekezdsalapbettpusa"/>
     <w:uiPriority w:val="99"/>
     <w:rPr>
       <w:color w:val="0563C1"/>
       <w:u w:val="single"/>
     </w:rPr>
   </w:style>
-  <w:style w:type="paragraph" w:styleId="Index4">
+  <w:style w:type="paragraph" w:styleId="Trgymutat4">
     <w:name w:val="index 4"/>
-    <w:basedOn w:val="TOC3"/>
-    <w:next w:val="Normal"/>
+    <w:basedOn w:val="TJ3"/>
+    <w:next w:val="Norml"/>
     <w:autoRedefine/>
   </w:style>
-  <w:style w:type="paragraph" w:styleId="BalloonText">
+  <w:style w:type="paragraph" w:styleId="Buborkszveg">
     <w:name w:val="Balloon Text"/>
-    <w:basedOn w:val="Normal"/>
+    <w:basedOn w:val="Norml"/>
     <w:pPr>
       <w:spacing w:line="240" w:lineRule="auto"/>
     </w:pPr>
@@ -6149,9 +6505,9 @@
       <w:szCs w:val="18"/>
     </w:rPr>
   </w:style>
-  <w:style w:type="character" w:styleId="BalloonTextChar" w:customStyle="1">
+  <w:style w:type="character" w:customStyle="1" w:styleId="BalloonTextChar">
     <w:name w:val="Balloon Text Char"/>
-    <w:basedOn w:val="DefaultParagraphFont"/>
+    <w:basedOn w:val="Bekezdsalapbettpusa"/>
     <w:rPr>
       <w:rFonts w:ascii="Segoe UI" w:hAnsi="Segoe UI" w:cs="Segoe UI"/>
       <w:sz w:val="18"/>
@@ -6159,33 +6515,33 @@
       <w:lang w:val="en-GB"/>
     </w:rPr>
   </w:style>
-  <w:style w:type="character" w:styleId="PlaceholderText">
+  <w:style w:type="character" w:styleId="Helyrzszveg">
     <w:name w:val="Placeholder Text"/>
-    <w:basedOn w:val="DefaultParagraphFont"/>
+    <w:basedOn w:val="Bekezdsalapbettpusa"/>
     <w:rPr>
       <w:color w:val="808080"/>
     </w:rPr>
   </w:style>
-  <w:style w:type="character" w:styleId="FootnoteReference">
+  <w:style w:type="character" w:styleId="Lbjegyzet-hivatkozs">
     <w:name w:val="footnote reference"/>
-    <w:basedOn w:val="DefaultParagraphFont"/>
+    <w:basedOn w:val="Bekezdsalapbettpusa"/>
     <w:rPr>
       <w:position w:val="0"/>
       <w:vertAlign w:val="superscript"/>
     </w:rPr>
   </w:style>
-  <w:style w:type="numbering" w:styleId="LFO11" w:customStyle="1">
+  <w:style w:type="numbering" w:customStyle="1" w:styleId="LFO11">
     <w:name w:val="LFO11"/>
-    <w:basedOn w:val="NoList"/>
+    <w:basedOn w:val="Nemlista"/>
     <w:pPr>
       <w:numPr>
         <w:numId w:val="2"/>
       </w:numPr>
     </w:pPr>
   </w:style>
-  <w:style w:type="paragraph" w:styleId="BUASDate" w:customStyle="1">
+  <w:style w:type="paragraph" w:customStyle="1" w:styleId="BUASDate">
     <w:name w:val="BUAS Date"/>
-    <w:basedOn w:val="Heading1"/>
+    <w:basedOn w:val="Cmsor1"/>
     <w:rsid w:val="00EA3DEB"/>
     <w:pPr>
       <w:numPr>
@@ -6199,9 +6555,9 @@
       <w:szCs w:val="20"/>
     </w:rPr>
   </w:style>
-  <w:style w:type="character" w:styleId="Strong">
+  <w:style w:type="character" w:styleId="Kiemels2">
     <w:name w:val="Strong"/>
-    <w:basedOn w:val="DefaultParagraphFont"/>
+    <w:basedOn w:val="Bekezdsalapbettpusa"/>
     <w:uiPriority w:val="22"/>
     <w:qFormat/>
     <w:rsid w:val="009233E3"/>
@@ -6210,9 +6566,9 @@
       <w:bCs/>
     </w:rPr>
   </w:style>
-  <w:style w:type="paragraph" w:styleId="NormalWeb">
+  <w:style w:type="paragraph" w:styleId="NormlWeb">
     <w:name w:val="Normal (Web)"/>
-    <w:basedOn w:val="Normal"/>
+    <w:basedOn w:val="Norml"/>
     <w:uiPriority w:val="99"/>
     <w:unhideWhenUsed/>
     <w:rsid w:val="009233E3"/>
@@ -6223,15 +6579,15 @@
       <w:textAlignment w:val="auto"/>
     </w:pPr>
     <w:rPr>
-      <w:rFonts w:ascii="Times New Roman" w:hAnsi="Times New Roman" w:eastAsia="Times New Roman"/>
+      <w:rFonts w:ascii="Times New Roman" w:eastAsia="Times New Roman" w:hAnsi="Times New Roman"/>
       <w:sz w:val="24"/>
       <w:szCs w:val="24"/>
-      <w:lang w:val="en-NL" w:eastAsia="en-GB"/>
+      <w:lang w:eastAsia="en-GB"/>
     </w:rPr>
   </w:style>
-  <w:style w:type="table" w:styleId="TableGrid">
+  <w:style w:type="table" w:styleId="Rcsostblzat">
     <w:name w:val="Table Grid"/>
-    <w:basedOn w:val="TableNormal"/>
+    <w:basedOn w:val="Normltblzat"/>
     <w:uiPriority w:val="39"/>
     <w:rsid w:val="00FC4377"/>
     <w:pPr>
@@ -6239,18 +6595,18 @@
     </w:pPr>
     <w:tblPr>
       <w:tblBorders>
-        <w:top w:val="single" w:color="auto" w:sz="4" w:space="0"/>
-        <w:left w:val="single" w:color="auto" w:sz="4" w:space="0"/>
-        <w:bottom w:val="single" w:color="auto" w:sz="4" w:space="0"/>
-        <w:right w:val="single" w:color="auto" w:sz="4" w:space="0"/>
-        <w:insideH w:val="single" w:color="auto" w:sz="4" w:space="0"/>
-        <w:insideV w:val="single" w:color="auto" w:sz="4" w:space="0"/>
+        <w:top w:val="single" w:sz="4" w:space="0" w:color="auto"/>
+        <w:left w:val="single" w:sz="4" w:space="0" w:color="auto"/>
+        <w:bottom w:val="single" w:sz="4" w:space="0" w:color="auto"/>
+        <w:right w:val="single" w:sz="4" w:space="0" w:color="auto"/>
+        <w:insideH w:val="single" w:sz="4" w:space="0" w:color="auto"/>
+        <w:insideV w:val="single" w:sz="4" w:space="0" w:color="auto"/>
       </w:tblBorders>
     </w:tblPr>
   </w:style>
-  <w:style w:type="character" w:styleId="Emphasis">
+  <w:style w:type="character" w:styleId="Kiemels">
     <w:name w:val="Emphasis"/>
-    <w:basedOn w:val="DefaultParagraphFont"/>
+    <w:basedOn w:val="Bekezdsalapbettpusa"/>
     <w:uiPriority w:val="20"/>
     <w:qFormat/>
     <w:rsid w:val="00713DCA"/>
@@ -6259,11 +6615,23 @@
       <w:iCs/>
     </w:rPr>
   </w:style>
+  <w:style w:type="character" w:styleId="Feloldatlanmegemlts">
+    <w:name w:val="Unresolved Mention"/>
+    <w:basedOn w:val="Bekezdsalapbettpusa"/>
+    <w:uiPriority w:val="99"/>
+    <w:semiHidden/>
+    <w:unhideWhenUsed/>
+    <w:rsid w:val="00EB2B7E"/>
+    <w:rPr>
+      <w:color w:val="605E5C"/>
+      <w:shd w:val="clear" w:color="auto" w:fill="E1DFDD"/>
+    </w:rPr>
+  </w:style>
 </w:styles>
 </file>
 
 <file path=word/theme/theme1.xml><?xml version="1.0" encoding="utf-8"?>
-<a:theme xmlns:a="http://schemas.openxmlformats.org/drawingml/2006/main" xmlns:r="http://schemas.openxmlformats.org/officeDocument/2006/relationships" xmlns:thm15="http://schemas.microsoft.com/office/thememl/2012/main" name="Kantoorthema">
+<a:theme xmlns:a="http://schemas.openxmlformats.org/drawingml/2006/main" name="Kantoorthema">
   <a:themeElements>
     <a:clrScheme name="Office">
       <a:dk1>
@@ -6591,6 +6959,30 @@
 </file>
 
 <file path=customXml/item1.xml><?xml version="1.0" encoding="utf-8"?>
+<?mso-contentType ?>
+<FormTemplates xmlns="http://schemas.microsoft.com/sharepoint/v3/contenttype/forms">
+  <Display>DocumentLibraryForm</Display>
+  <Edit>DocumentLibraryForm</Edit>
+  <New>DocumentLibraryForm</New>
+</FormTemplates>
+</file>
+
+<file path=customXml/item2.xml><?xml version="1.0" encoding="utf-8"?>
+<p:properties xmlns:p="http://schemas.microsoft.com/office/2006/metadata/properties" xmlns:xsi="http://www.w3.org/2001/XMLSchema-instance" xmlns:pc="http://schemas.microsoft.com/office/infopath/2007/PartnerControls">
+  <documentManagement>
+    <lcf76f155ced4ddcb4097134ff3c332f xmlns="2d4cbdfa-25dd-4cef-b02c-a9166ded2deb">
+      <Terms xmlns="http://schemas.microsoft.com/office/infopath/2007/PartnerControls"/>
+    </lcf76f155ced4ddcb4097134ff3c332f>
+    <TaxCatchAll xmlns="fb3c63c6-d6e0-496c-a3b5-25bed75fd8d7" xsi:nil="true"/>
+  </documentManagement>
+</p:properties>
+</file>
+
+<file path=customXml/item3.xml><?xml version="1.0" encoding="utf-8"?>
+<b:Sources xmlns:b="http://schemas.openxmlformats.org/officeDocument/2006/bibliography" xmlns="http://schemas.openxmlformats.org/officeDocument/2006/bibliography" SelectedStyle="/APASixthEditionOfficeOnline.xsl" StyleName="APA" Version="6"/>
+</file>
+
+<file path=customXml/item4.xml><?xml version="1.0" encoding="utf-8"?>
 <ct:contentTypeSchema xmlns:ct="http://schemas.microsoft.com/office/2006/metadata/contentType" xmlns:ma="http://schemas.microsoft.com/office/2006/metadata/properties/metaAttributes" ct:_="" ma:_="" ma:contentTypeName="Document" ma:contentTypeID="0x0101008BCDBF9E9773C04E8F0704432EB77823" ma:contentTypeVersion="13" ma:contentTypeDescription="Create a new document." ma:contentTypeScope="" ma:versionID="5c82dd5d6a568611679b78030b1e82bc">
   <xsd:schema xmlns:xsd="http://www.w3.org/2001/XMLSchema" xmlns:xs="http://www.w3.org/2001/XMLSchema" xmlns:p="http://schemas.microsoft.com/office/2006/metadata/properties" xmlns:ns2="2d4cbdfa-25dd-4cef-b02c-a9166ded2deb" xmlns:ns3="fb3c63c6-d6e0-496c-a3b5-25bed75fd8d7" targetNamespace="http://schemas.microsoft.com/office/2006/metadata/properties" ma:root="true" ma:fieldsID="a0c925abc1c57ecc6d3448782396d079" ns2:_="" ns3:_="">
     <xsd:import namespace="2d4cbdfa-25dd-4cef-b02c-a9166ded2deb"/>
@@ -6815,31 +7207,34 @@
 </ct:contentTypeSchema>
 </file>
 
-<file path=customXml/item2.xml><?xml version="1.0" encoding="utf-8"?>
-<b:Sources xmlns:b="http://schemas.openxmlformats.org/officeDocument/2006/bibliography" xmlns="http://schemas.openxmlformats.org/officeDocument/2006/bibliography" SelectedStyle="/APASixthEditionOfficeOnline.xsl" StyleName="APA" Version="6"/>
+<file path=customXml/itemProps1.xml><?xml version="1.0" encoding="utf-8"?>
+<ds:datastoreItem xmlns:ds="http://schemas.openxmlformats.org/officeDocument/2006/customXml" ds:itemID="{884FD926-94EC-4421-85D4-64C5D1B0243B}">
+  <ds:schemaRefs>
+    <ds:schemaRef ds:uri="http://schemas.microsoft.com/sharepoint/v3/contenttype/forms"/>
+  </ds:schemaRefs>
+</ds:datastoreItem>
 </file>
 
-<file path=customXml/item3.xml><?xml version="1.0" encoding="utf-8"?>
-<p:properties xmlns:p="http://schemas.microsoft.com/office/2006/metadata/properties" xmlns:xsi="http://www.w3.org/2001/XMLSchema-instance" xmlns:pc="http://schemas.microsoft.com/office/infopath/2007/PartnerControls">
-  <documentManagement>
-    <lcf76f155ced4ddcb4097134ff3c332f xmlns="2d4cbdfa-25dd-4cef-b02c-a9166ded2deb">
-      <Terms xmlns="http://schemas.microsoft.com/office/infopath/2007/PartnerControls"/>
-    </lcf76f155ced4ddcb4097134ff3c332f>
-    <TaxCatchAll xmlns="fb3c63c6-d6e0-496c-a3b5-25bed75fd8d7" xsi:nil="true"/>
-  </documentManagement>
-</p:properties>
+<file path=customXml/itemProps2.xml><?xml version="1.0" encoding="utf-8"?>
+<ds:datastoreItem xmlns:ds="http://schemas.openxmlformats.org/officeDocument/2006/customXml" ds:itemID="{18DEB5E4-5E6D-42E2-B8D8-49998585D5D4}">
+  <ds:schemaRefs>
+    <ds:schemaRef ds:uri="http://schemas.microsoft.com/office/2006/metadata/properties"/>
+    <ds:schemaRef ds:uri="http://schemas.microsoft.com/office/infopath/2007/PartnerControls"/>
+    <ds:schemaRef ds:uri="2d4cbdfa-25dd-4cef-b02c-a9166ded2deb"/>
+    <ds:schemaRef ds:uri="fb3c63c6-d6e0-496c-a3b5-25bed75fd8d7"/>
+  </ds:schemaRefs>
+</ds:datastoreItem>
 </file>
 
-<file path=customXml/item4.xml><?xml version="1.0" encoding="utf-8"?>
-<?mso-contentType ?>
-<FormTemplates xmlns="http://schemas.microsoft.com/sharepoint/v3/contenttype/forms">
-  <Display>DocumentLibraryForm</Display>
-  <Edit>DocumentLibraryForm</Edit>
-  <New>DocumentLibraryForm</New>
-</FormTemplates>
+<file path=customXml/itemProps3.xml><?xml version="1.0" encoding="utf-8"?>
+<ds:datastoreItem xmlns:ds="http://schemas.openxmlformats.org/officeDocument/2006/customXml" ds:itemID="{BD4E7C30-8D62-F94C-9B6D-F1F194BBB370}">
+  <ds:schemaRefs>
+    <ds:schemaRef ds:uri="http://schemas.openxmlformats.org/officeDocument/2006/bibliography"/>
+  </ds:schemaRefs>
+</ds:datastoreItem>
 </file>
 
-<file path=customXml/itemProps1.xml><?xml version="1.0" encoding="utf-8"?>
+<file path=customXml/itemProps4.xml><?xml version="1.0" encoding="utf-8"?>
 <ds:datastoreItem xmlns:ds="http://schemas.openxmlformats.org/officeDocument/2006/customXml" ds:itemID="{715221C8-C874-4B6E-A89E-93ACD10B0846}">
   <ds:schemaRefs>
     <ds:schemaRef ds:uri="http://schemas.microsoft.com/office/2006/metadata/contentType"/>
@@ -6856,31 +7251,4 @@
     <ds:schemaRef ds:uri="http://schemas.microsoft.com/internal/obd"/>
   </ds:schemaRefs>
 </ds:datastoreItem>
-</file>
-
-<file path=customXml/itemProps2.xml><?xml version="1.0" encoding="utf-8"?>
-<ds:datastoreItem xmlns:ds="http://schemas.openxmlformats.org/officeDocument/2006/customXml" ds:itemID="{BD4E7C30-8D62-F94C-9B6D-F1F194BBB370}">
-  <ds:schemaRefs>
-    <ds:schemaRef ds:uri="http://schemas.openxmlformats.org/officeDocument/2006/bibliography"/>
-  </ds:schemaRefs>
-</ds:datastoreItem>
-</file>
-
-<file path=customXml/itemProps3.xml><?xml version="1.0" encoding="utf-8"?>
-<ds:datastoreItem xmlns:ds="http://schemas.openxmlformats.org/officeDocument/2006/customXml" ds:itemID="{18DEB5E4-5E6D-42E2-B8D8-49998585D5D4}">
-  <ds:schemaRefs>
-    <ds:schemaRef ds:uri="http://schemas.microsoft.com/office/2006/metadata/properties"/>
-    <ds:schemaRef ds:uri="http://schemas.microsoft.com/office/infopath/2007/PartnerControls"/>
-    <ds:schemaRef ds:uri="2d4cbdfa-25dd-4cef-b02c-a9166ded2deb"/>
-    <ds:schemaRef ds:uri="fb3c63c6-d6e0-496c-a3b5-25bed75fd8d7"/>
-  </ds:schemaRefs>
-</ds:datastoreItem>
-</file>
-
-<file path=customXml/itemProps4.xml><?xml version="1.0" encoding="utf-8"?>
-<ds:datastoreItem xmlns:ds="http://schemas.openxmlformats.org/officeDocument/2006/customXml" ds:itemID="{884FD926-94EC-4421-85D4-64C5D1B0243B}">
-  <ds:schemaRefs>
-    <ds:schemaRef ds:uri="http://schemas.microsoft.com/sharepoint/v3/contenttype/forms"/>
-  </ds:schemaRefs>
-</ds:datastoreItem>
 </file>
--- a/datalabtasks_deliverables/Task 4.2 Legal Risk Assessment and GDPR Complianc/FinalReportILO3_Template.docx
+++ b/datalabtasks_deliverables/Task 4.2 Legal Risk Assessment and GDPR Complianc/FinalReportILO3_Template.docx
@@ -1,6 +1,6 @@
 
 <file path=word/document.xml><?xml version="1.0" encoding="utf-8"?>
-<w:document xmlns:wpc="http://schemas.microsoft.com/office/word/2010/wordprocessingCanvas" xmlns:cx="http://schemas.microsoft.com/office/drawing/2014/chartex" xmlns:cx1="http://schemas.microsoft.com/office/drawing/2015/9/8/chartex" xmlns:cx2="http://schemas.microsoft.com/office/drawing/2015/10/21/chartex" xmlns:cx3="http://schemas.microsoft.com/office/drawing/2016/5/9/chartex" xmlns:cx4="http://schemas.microsoft.com/office/drawing/2016/5/10/chartex" xmlns:cx5="http://schemas.microsoft.com/office/drawing/2016/5/11/chartex" xmlns:cx6="http://schemas.microsoft.com/office/drawing/2016/5/12/chartex" xmlns:cx7="http://schemas.microsoft.com/office/drawing/2016/5/13/chartex" xmlns:cx8="http://schemas.microsoft.com/office/drawing/2016/5/14/chartex" xmlns:mc="http://schemas.openxmlformats.org/markup-compatibility/2006" xmlns:aink="http://schemas.microsoft.com/office/drawing/2016/ink" xmlns:am3d="http://schemas.microsoft.com/office/drawing/2017/model3d" xmlns:o="urn:schemas-microsoft-com:office:office" xmlns:oel="http://schemas.microsoft.com/office/2019/extlst" xmlns:r="http://schemas.openxmlformats.org/officeDocument/2006/relationships" xmlns:m="http://schemas.openxmlformats.org/officeDocument/2006/math" xmlns:v="urn:schemas-microsoft-com:vml" xmlns:wp14="http://schemas.microsoft.com/office/word/2010/wordprocessingDrawing" xmlns:wp="http://schemas.openxmlformats.org/drawingml/2006/wordprocessingDrawing" xmlns:w10="urn:schemas-microsoft-com:office:word" xmlns:w="http://schemas.openxmlformats.org/wordprocessingml/2006/main" xmlns:w14="http://schemas.microsoft.com/office/word/2010/wordml" xmlns:w15="http://schemas.microsoft.com/office/word/2012/wordml" xmlns:w16cex="http://schemas.microsoft.com/office/word/2018/wordml/cex" xmlns:w16cid="http://schemas.microsoft.com/office/word/2016/wordml/cid" xmlns:w16="http://schemas.microsoft.com/office/word/2018/wordml" xmlns:w16du="http://schemas.microsoft.com/office/word/2023/wordml/word16du" xmlns:w16sdtdh="http://schemas.microsoft.com/office/word/2020/wordml/sdtdatahash" xmlns:w16sdtfl="http://schemas.microsoft.com/office/word/2024/wordml/sdtformatlock" xmlns:w16se="http://schemas.microsoft.com/office/word/2015/wordml/symex" xmlns:wpg="http://schemas.microsoft.com/office/word/2010/wordprocessingGroup" xmlns:wpi="http://schemas.microsoft.com/office/word/2010/wordprocessingInk" xmlns:wne="http://schemas.microsoft.com/office/word/2006/wordml" xmlns:wps="http://schemas.microsoft.com/office/word/2010/wordprocessingShape" mc:Ignorable="w14 w15 w16se w16cid w16 w16cex w16sdtdh w16sdtfl w16du wp14">
+<w:document xmlns:wpc="http://schemas.microsoft.com/office/word/2010/wordprocessingCanvas" xmlns:cx="http://schemas.microsoft.com/office/drawing/2014/chartex" xmlns:cx1="http://schemas.microsoft.com/office/drawing/2015/9/8/chartex" xmlns:cx2="http://schemas.microsoft.com/office/drawing/2015/10/21/chartex" xmlns:cx3="http://schemas.microsoft.com/office/drawing/2016/5/9/chartex" xmlns:cx4="http://schemas.microsoft.com/office/drawing/2016/5/10/chartex" xmlns:cx5="http://schemas.microsoft.com/office/drawing/2016/5/11/chartex" xmlns:cx6="http://schemas.microsoft.com/office/drawing/2016/5/12/chartex" xmlns:cx7="http://schemas.microsoft.com/office/drawing/2016/5/13/chartex" xmlns:cx8="http://schemas.microsoft.com/office/drawing/2016/5/14/chartex" xmlns:mc="http://schemas.openxmlformats.org/markup-compatibility/2006" xmlns:aink="http://schemas.microsoft.com/office/drawing/2016/ink" xmlns:am3d="http://schemas.microsoft.com/office/drawing/2017/model3d" xmlns:o="urn:schemas-microsoft-com:office:office" xmlns:r="http://schemas.openxmlformats.org/officeDocument/2006/relationships" xmlns:m="http://schemas.openxmlformats.org/officeDocument/2006/math" xmlns:v="urn:schemas-microsoft-com:vml" xmlns:wp14="http://schemas.microsoft.com/office/word/2010/wordprocessingDrawing" xmlns:wp="http://schemas.openxmlformats.org/drawingml/2006/wordprocessingDrawing" xmlns:w10="urn:schemas-microsoft-com:office:word" xmlns:w="http://schemas.openxmlformats.org/wordprocessingml/2006/main" xmlns:w14="http://schemas.microsoft.com/office/word/2010/wordml" xmlns:w15="http://schemas.microsoft.com/office/word/2012/wordml" xmlns:w16cex="http://schemas.microsoft.com/office/word/2018/wordml/cex" xmlns:w16cid="http://schemas.microsoft.com/office/word/2016/wordml/cid" xmlns:w16="http://schemas.microsoft.com/office/word/2018/wordml" xmlns:w16sdtdh="http://schemas.microsoft.com/office/word/2020/wordml/sdtdatahash" xmlns:w16se="http://schemas.microsoft.com/office/word/2015/wordml/symex" xmlns:wpg="http://schemas.microsoft.com/office/word/2010/wordprocessingGroup" xmlns:wpi="http://schemas.microsoft.com/office/word/2010/wordprocessingInk" xmlns:wne="http://schemas.microsoft.com/office/word/2006/wordml" xmlns:wps="http://schemas.microsoft.com/office/word/2010/wordprocessingShape" mc:Ignorable="w14 w15 w16se w16cid w16 w16cex w16sdtdh wp14">
   <w:body>
     <w:tbl>
       <w:tblPr>
@@ -104,6 +104,7 @@
       </w:pPr>
       <w:r>
         <w:rPr>
+          <w:noProof/>
           <w:lang w:eastAsia="nl-NL"/>
         </w:rPr>
         <mc:AlternateContent>
@@ -193,7 +194,7 @@
               </wp:anchor>
             </w:drawing>
           </mc:Choice>
-          <mc:Fallback>
+          <mc:Fallback xmlns:w16sdtfl="http://schemas.microsoft.com/office/word/2024/wordml/sdtformatlock" xmlns:w16du="http://schemas.microsoft.com/office/word/2023/wordml/word16du" xmlns:oel="http://schemas.microsoft.com/office/2019/extlst">
             <w:pict>
               <v:rect w14:anchorId="135E176D" id="Rechthoek 4" o:spid="_x0000_s1026" style="position:absolute;margin-left:-23.8pt;margin-top:210.45pt;width:501.75pt;height:490.4pt;z-index:251659264;visibility:visible;mso-wrap-style:square;mso-width-percent:0;mso-height-percent:0;mso-wrap-distance-left:9pt;mso-wrap-distance-top:0;mso-wrap-distance-right:9pt;mso-wrap-distance-bottom:0;mso-position-horizontal:absolute;mso-position-horizontal-relative:text;mso-position-vertical:absolute;mso-position-vertical-relative:page;mso-width-percent:0;mso-height-percent:0;mso-width-relative:margin;mso-height-relative:margin;v-text-anchor:middle" o:gfxdata="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